--- a/docs/Capstone/Fase 2/Evidencias Grupales/2.4_GuiaEstudiante_Fase 2_DesarrolloProyecto APT.docx
+++ b/docs/Capstone/Fase 2/Evidencias Grupales/2.4_GuiaEstudiante_Fase 2_DesarrolloProyecto APT.docx
@@ -442,13 +442,17 @@
           <w:insideV w:val="single" w:sz="4" w:space="0" w:color="BFBFBF" w:themeColor="background1" w:themeShade="BF"/>
         </w:tblBorders>
         <w:tblLook w:val="04A0" w:firstRow="1" w:lastRow="0" w:firstColumn="1" w:lastColumn="0" w:noHBand="0" w:noVBand="1"/>
+        <w:tblCellMar>
+          <w:top w:w="70" w:type="dxa"/>
+          <w:bottom w:w="70" w:type="dxa"/>
+        </w:tblCellMar>
       </w:tblPr>
       <w:tblGrid>
         <w:gridCol w:w="9639"/>
       </w:tblGrid>
       <w:tr>
         <w:trPr>
-          <w:trHeight w:val="440"/>
+          <w:cantSplit/>
         </w:trPr>
         <w:tc>
           <w:tcPr>
@@ -457,6 +461,7 @@
           </w:tcPr>
           <w:p>
             <w:pPr>
+              <w:keepNext/>
               <w:rPr>
                 <w:b/>
                 <w:color w:val="1F3864" w:themeColor="accent1" w:themeShade="80"/>
@@ -514,7 +519,7 @@
       </w:tr>
       <w:tr>
         <w:trPr>
-          <w:trHeight w:val="800"/>
+          <w:cantSplit/>
         </w:trPr>
         <w:tc>
           <w:tcPr>
@@ -525,6 +530,7 @@
           <w:p>
             <w:pPr>
               <w:pStyle w:val="Piedepgina"/>
+              <w:keepNext/>
               <w:jc w:val="both"/>
               <w:rPr>
                 <w:rFonts w:ascii="Calibri" w:hAnsi="Calibri"/>
@@ -544,7 +550,7 @@
     </w:tbl>
     <w:p>
       <w:pPr>
-        <w:spacing w:after="0" w:line="240" w:lineRule="auto"/>
+        <w:spacing w:after="0" w:line="80" w:lineRule="exact" w:before="0"/>
         <w:rPr>
           <w:rFonts w:cs="Calibri Light"/>
           <w:color w:val="595959" w:themeColor="text1" w:themeTint="A6"/>
@@ -556,7 +562,7 @@
     </w:p>
     <w:p>
       <w:pPr>
-        <w:spacing w:after="0" w:line="240" w:lineRule="auto"/>
+        <w:spacing w:after="0" w:line="80" w:lineRule="exact" w:before="0"/>
         <w:rPr>
           <w:rFonts w:cs="Calibri Light"/>
           <w:color w:val="595959" w:themeColor="text1" w:themeTint="A6"/>
@@ -580,16 +586,21 @@
           <w:insideV w:val="single" w:sz="4" w:space="0" w:color="BFBFBF" w:themeColor="background1" w:themeShade="BF"/>
         </w:tblBorders>
         <w:tblLook w:val="04A0" w:firstRow="1" w:lastRow="0" w:firstColumn="1" w:lastColumn="0" w:noHBand="0" w:noVBand="1"/>
+        <w:tblCellMar>
+          <w:top w:w="70" w:type="dxa"/>
+          <w:bottom w:w="70" w:type="dxa"/>
+        </w:tblCellMar>
       </w:tblPr>
       <w:tblGrid>
         <w:gridCol w:w="2528"/>
         <w:gridCol w:w="7111"/>
       </w:tblGrid>
       <w:tr>
+        <w:trPr/>
         <w:tc>
           <w:tcPr>
             <w:tcW w:w="2528" w:type="dxa"/>
-            <w:vAlign w:val="center"/>
+            <w:vAlign w:val="top"/>
           </w:tcPr>
           <w:p>
             <w:pPr>
@@ -602,6 +613,7 @@
               <w:rPr>
                 <w:rFonts w:ascii="Calibri" w:hAnsi="Calibri"/>
                 <w:color w:val="1F3864" w:themeColor="accent1" w:themeShade="80"/>
+                <w:sz w:val="21"/>
               </w:rPr>
               <w:t>Resumen</w:t>
             </w:r>
@@ -609,6 +621,7 @@
               <w:rPr>
                 <w:rFonts w:ascii="Calibri" w:hAnsi="Calibri"/>
                 <w:color w:val="1F3864" w:themeColor="accent1" w:themeShade="80"/>
+                <w:sz w:val="21"/>
               </w:rPr>
               <w:t xml:space="preserve"> de</w:t>
             </w:r>
@@ -616,6 +629,7 @@
               <w:rPr>
                 <w:rFonts w:ascii="Calibri" w:hAnsi="Calibri"/>
                 <w:color w:val="1F3864" w:themeColor="accent1" w:themeShade="80"/>
+                <w:sz w:val="21"/>
               </w:rPr>
               <w:t xml:space="preserve"> avance proyecto APT</w:t>
             </w:r>
@@ -624,175 +638,79 @@
         <w:tc>
           <w:tcPr>
             <w:tcW w:w="7111" w:type="dxa"/>
-          </w:tcPr>
-          <w:p>
-            <w:pPr>
-              <w:jc w:val="both"/>
-              <w:rPr>
-                <w:rFonts w:ascii="Calibri" w:hAnsi="Calibri" w:cs="Arial"/>
-                <w:i/>
-                <w:color w:val="548DD4"/>
-                <w:sz w:val="20"/>
-                <w:szCs w:val="20"/>
-                <w:lang w:eastAsia="es-CL"/>
-              </w:rPr>
-            </w:pPr>
-            <w:r>
-              <w:rPr>
-                <w:rFonts w:ascii="Calibri" w:hAnsi="Calibri" w:cs="Arial"/>
-                <w:i/>
-                <w:color w:val="548DD4"/>
-                <w:sz w:val="20"/>
-                <w:szCs w:val="20"/>
-                <w:lang w:eastAsia="es-CL"/>
-              </w:rPr>
-              <w:t xml:space="preserve">En esta </w:t>
-            </w:r>
-            <w:r>
-              <w:rPr>
-                <w:rFonts w:ascii="Calibri" w:hAnsi="Calibri" w:cs="Arial"/>
-                <w:i/>
-                <w:color w:val="548DD4"/>
-                <w:sz w:val="20"/>
-                <w:szCs w:val="20"/>
-                <w:lang w:eastAsia="es-CL"/>
-              </w:rPr>
-              <w:t>sección</w:t>
-            </w:r>
-            <w:r>
-              <w:rPr>
-                <w:rFonts w:ascii="Calibri" w:hAnsi="Calibri" w:cs="Arial"/>
-                <w:i/>
-                <w:color w:val="548DD4"/>
-                <w:sz w:val="20"/>
-                <w:szCs w:val="20"/>
-                <w:lang w:eastAsia="es-CL"/>
-              </w:rPr>
-              <w:t xml:space="preserve"> deberá</w:t>
-            </w:r>
-            <w:r>
-              <w:rPr>
-                <w:rFonts w:ascii="Calibri" w:hAnsi="Calibri" w:cs="Arial"/>
-                <w:i/>
-                <w:color w:val="548DD4"/>
-                <w:sz w:val="20"/>
-                <w:szCs w:val="20"/>
-                <w:lang w:eastAsia="es-CL"/>
-              </w:rPr>
-              <w:t>s</w:t>
-            </w:r>
-            <w:r>
-              <w:rPr>
-                <w:rFonts w:ascii="Calibri" w:hAnsi="Calibri" w:cs="Arial"/>
-                <w:i/>
-                <w:color w:val="548DD4"/>
-                <w:sz w:val="20"/>
-                <w:szCs w:val="20"/>
-                <w:lang w:eastAsia="es-CL"/>
-              </w:rPr>
-              <w:t xml:space="preserve"> </w:t>
-            </w:r>
-            <w:r>
-              <w:rPr>
-                <w:rFonts w:ascii="Calibri" w:hAnsi="Calibri" w:cs="Arial"/>
-                <w:i/>
-                <w:color w:val="548DD4"/>
-                <w:sz w:val="20"/>
-                <w:szCs w:val="20"/>
-                <w:lang w:eastAsia="es-CL"/>
-              </w:rPr>
-              <w:t xml:space="preserve">realizar un resumen de los avances que has realizado en tu proyecto APT. </w:t>
-            </w:r>
-            <w:r>
-              <w:rPr>
-                <w:rFonts w:ascii="Calibri" w:hAnsi="Calibri" w:cs="Arial"/>
-                <w:i/>
-                <w:color w:val="548DD4"/>
-                <w:sz w:val="20"/>
-                <w:szCs w:val="20"/>
-                <w:lang w:eastAsia="es-CL"/>
-              </w:rPr>
-              <w:t xml:space="preserve">Relata </w:t>
-            </w:r>
-            <w:r>
-              <w:rPr>
-                <w:rFonts w:ascii="Calibri" w:hAnsi="Calibri" w:cs="Arial"/>
-                <w:i/>
-                <w:color w:val="548DD4"/>
-                <w:sz w:val="20"/>
-                <w:szCs w:val="20"/>
-                <w:lang w:eastAsia="es-CL"/>
-              </w:rPr>
-              <w:t xml:space="preserve">brevemente </w:t>
-            </w:r>
-            <w:r>
-              <w:rPr>
-                <w:rFonts w:ascii="Calibri" w:hAnsi="Calibri" w:cs="Arial"/>
-                <w:i/>
-                <w:color w:val="548DD4"/>
-                <w:sz w:val="20"/>
-                <w:szCs w:val="20"/>
-                <w:lang w:eastAsia="es-CL"/>
-              </w:rPr>
-              <w:t xml:space="preserve">qué </w:t>
-            </w:r>
-            <w:r>
-              <w:rPr>
-                <w:rFonts w:ascii="Calibri" w:hAnsi="Calibri" w:cs="Arial"/>
-                <w:i/>
-                <w:color w:val="548DD4"/>
-                <w:sz w:val="20"/>
-                <w:szCs w:val="20"/>
-                <w:lang w:eastAsia="es-CL"/>
-              </w:rPr>
-              <w:t xml:space="preserve">actividades </w:t>
-            </w:r>
-            <w:r>
-              <w:rPr>
-                <w:rFonts w:ascii="Calibri" w:hAnsi="Calibri" w:cs="Arial"/>
-                <w:i/>
-                <w:color w:val="548DD4"/>
-                <w:sz w:val="20"/>
-                <w:szCs w:val="20"/>
-                <w:lang w:eastAsia="es-CL"/>
-              </w:rPr>
-              <w:t>del proyecto has llevado a cabo y qué objetivos específicos has cumplido hasta el minuto y de qué manera.</w:t>
-            </w:r>
-          </w:p>
-          <w:p>
-            <w:pPr>
-              <w:jc w:val="both"/>
-              <w:rPr>
-                <w:rFonts w:ascii="Calibri" w:hAnsi="Calibri" w:cs="Arial"/>
-                <w:i/>
-                <w:color w:val="548DD4"/>
-                <w:sz w:val="20"/>
-                <w:szCs w:val="20"/>
-                <w:lang w:eastAsia="es-CL"/>
-              </w:rPr>
-            </w:pPr>
-            <w:r>
-              <w:rPr>
-                <w:rFonts w:ascii="Calibri" w:hAnsi="Calibri" w:cs="Arial"/>
-                <w:i/>
-                <w:color w:val="548DD4"/>
-                <w:sz w:val="20"/>
-                <w:szCs w:val="20"/>
-                <w:lang w:eastAsia="es-CL"/>
-              </w:rPr>
-              <w:t>En caso que hayas realizado ajustes a los objetivos o metodología, debes incluir dichos apartados nuevamente en este informe, señalando cuáles son dichos ajustes.</w:t>
+            <w:vAlign w:val="top"/>
+          </w:tcPr>
+          <w:p>
+            <w:pPr>
+              <w:keepNext w:val="0"/>
+              <w:keepLines/>
+              <w:widowControl/>
+              <w:spacing w:before="0" w:after="80" w:line="250" w:lineRule="auto"/>
+              <w:ind w:left="0" w:right="0" w:firstLine="0"/>
+              <w:jc w:val="left"/>
+            </w:pPr>
+            <w:r>
+              <w:rPr>
+                <w:rFonts w:ascii="Calibri" w:hAnsi="Calibri"/>
+                <w:b w:val="0"/>
+                <w:i w:val="0"/>
+                <w:color w:val="000000"/>
+                <w:sz w:val="21"/>
+                <w:lang w:val="es-CL"/>
+              </w:rPr>
+              <w:t>Konea Focus es una plataforma universitaria integrada que reúne comunidad, comunicación, colaboración y organización académica. Durante la Fase 2 se desarrollaron cuentas y perfiles-portafolio, publicaciones y comentarios, conexiones consentidas, chat directo y grupal, tareas, encuestas, notificaciones, reportes y moderación. DUCO prepara propuestas y solicitudes que el usuario debe revisar y confirmar; FocusBuddy complementa la plataforma con sesiones de concentración y estadísticas desde la web y un cliente de escritorio.</w:t>
+            </w:r>
+          </w:p>
+          <w:p>
+            <w:pPr>
+              <w:keepNext w:val="0"/>
+              <w:keepLines/>
+              <w:widowControl/>
+              <w:spacing w:before="0" w:after="80" w:line="250" w:lineRule="auto"/>
+              <w:ind w:left="0" w:right="0" w:firstLine="0"/>
+              <w:jc w:val="left"/>
+            </w:pPr>
+            <w:r>
+              <w:rPr>
+                <w:rFonts w:ascii="Calibri" w:hAnsi="Calibri"/>
+                <w:b w:val="0"/>
+                <w:i w:val="0"/>
+                <w:color w:val="000000"/>
+                <w:sz w:val="21"/>
+                <w:lang w:val="es-CL"/>
+              </w:rPr>
+              <w:t>El sistema se reconstruyó con React, TypeScript y Vite en la web; Node.js y Express en la API; PostgreSQL 17 y Drizzle para datos; Docker Compose para el entorno; y Electron para FocusBuddy. Se implementaron organización académica, importación voluntaria de datos AVA y scripts de inicio y migraciones.</w:t>
+            </w:r>
+          </w:p>
+          <w:p>
+            <w:pPr>
+              <w:keepNext w:val="0"/>
+              <w:keepLines/>
+              <w:widowControl/>
+              <w:spacing w:before="0" w:after="0" w:line="250" w:lineRule="auto"/>
+              <w:ind w:left="0" w:right="0" w:firstLine="0"/>
+              <w:jc w:val="left"/>
+            </w:pPr>
+            <w:r>
+              <w:rPr>
+                <w:rFonts w:ascii="Calibri" w:hAnsi="Calibri"/>
+                <w:b w:val="0"/>
+                <w:i w:val="0"/>
+                <w:color w:val="000000"/>
+                <w:sz w:val="21"/>
+                <w:lang w:val="es-CL"/>
+              </w:rPr>
+              <w:t>Al corte del 5 de octubre de 2026 se registra un MVP local funcional, con 32 tablas, 13 migraciones y 148 pruebas automatizadas aprobadas. Los objetivos funcionales se alcanzaron a nivel de MVP, pero siguen pendientes el despliegue productivo, la integración oficial con AVA, el avatar definitivo y la validación manual y no funcional completa.</w:t>
             </w:r>
           </w:p>
         </w:tc>
       </w:tr>
       <w:tr>
-        <w:trPr>
-          <w:trHeight w:val="1247"/>
-        </w:trPr>
+        <w:trPr/>
         <w:tc>
           <w:tcPr>
             <w:tcW w:w="2528" w:type="dxa"/>
-            <w:vAlign w:val="center"/>
+            <w:vAlign w:val="top"/>
           </w:tcPr>
           <w:p>
             <w:pPr>
@@ -805,6 +723,7 @@
               <w:rPr>
                 <w:rFonts w:ascii="Calibri" w:hAnsi="Calibri"/>
                 <w:color w:val="1F3864" w:themeColor="accent1" w:themeShade="80"/>
+                <w:sz w:val="21"/>
               </w:rPr>
               <w:t>Objetivos</w:t>
             </w:r>
@@ -813,43 +732,282 @@
         <w:tc>
           <w:tcPr>
             <w:tcW w:w="7111" w:type="dxa"/>
-            <w:vAlign w:val="center"/>
-          </w:tcPr>
-          <w:p>
-            <w:pPr>
-              <w:jc w:val="both"/>
-              <w:rPr>
-                <w:rFonts w:ascii="Calibri" w:hAnsi="Calibri" w:cs="Arial"/>
+            <w:vAlign w:val="top"/>
+          </w:tcPr>
+          <w:p>
+            <w:pPr>
+              <w:keepNext w:val="0"/>
+              <w:keepLines/>
+              <w:widowControl/>
+              <w:spacing w:before="0" w:after="80" w:line="250" w:lineRule="auto"/>
+              <w:ind w:left="0" w:right="0" w:firstLine="0"/>
+              <w:jc w:val="left"/>
+            </w:pPr>
+            <w:r>
+              <w:rPr>
+                <w:rFonts w:ascii="Calibri" w:hAnsi="Calibri"/>
+                <w:b w:val="0"/>
+                <w:i w:val="0"/>
+                <w:color w:val="000000"/>
+                <w:sz w:val="21"/>
+                <w:lang w:val="es-CL"/>
+              </w:rPr>
+              <w:t>Se ajustó el alcance documental para presentar Konea Focus como plataforma principal y FocusBuddy como módulo complementario de estudio y concentración.</w:t>
+            </w:r>
+          </w:p>
+          <w:p>
+            <w:pPr>
+              <w:keepNext w:val="0"/>
+              <w:keepLines/>
+              <w:widowControl/>
+              <w:spacing w:before="0" w:after="80" w:line="250" w:lineRule="auto"/>
+              <w:ind w:left="0" w:right="0" w:firstLine="0"/>
+              <w:jc w:val="left"/>
+            </w:pPr>
+            <w:r>
+              <w:rPr>
+                <w:rFonts w:ascii="Calibri" w:hAnsi="Calibri"/>
                 <w:b/>
-                <w:i/>
-                <w:color w:val="548DD4"/>
-                <w:sz w:val="20"/>
-                <w:szCs w:val="20"/>
-                <w:lang w:eastAsia="es-CL"/>
-              </w:rPr>
-            </w:pPr>
-            <w:r>
-              <w:rPr>
-                <w:rFonts w:ascii="Calibri" w:hAnsi="Calibri" w:cs="Arial"/>
-                <w:i/>
-                <w:color w:val="548DD4"/>
-                <w:sz w:val="20"/>
-                <w:szCs w:val="20"/>
-                <w:lang w:eastAsia="es-CL"/>
-              </w:rPr>
-              <w:t>Opcional en caso de ajuste</w:t>
+                <w:i w:val="0"/>
+                <w:color w:val="000000"/>
+                <w:sz w:val="21"/>
+                <w:lang w:val="es-CL"/>
+              </w:rPr>
+              <w:t xml:space="preserve">Objetivo general: </w:t>
+            </w:r>
+            <w:r>
+              <w:rPr>
+                <w:rFonts w:ascii="Calibri" w:hAnsi="Calibri"/>
+                <w:b w:val="0"/>
+                <w:i w:val="0"/>
+                <w:color w:val="000000"/>
+                <w:sz w:val="21"/>
+                <w:lang w:val="es-CL"/>
+              </w:rPr>
+              <w:t>Desarrollar y validar un MVP de Konea Focus, una plataforma universitaria integrada que combine comunidad social basada en consentimiento, comunicación y colaboración, organización académica asistida y sesiones de concentración, mediante una arquitectura segura, persistente y reproducible que apoye la conexión y autogestión de estudiantes de educación superior.</w:t>
+            </w:r>
+          </w:p>
+          <w:p>
+            <w:pPr>
+              <w:keepNext/>
+              <w:keepLines/>
+              <w:widowControl/>
+              <w:spacing w:before="0" w:after="80" w:line="250" w:lineRule="auto"/>
+              <w:ind w:left="0" w:right="0" w:firstLine="0"/>
+              <w:jc w:val="left"/>
+            </w:pPr>
+            <w:r>
+              <w:rPr>
+                <w:rFonts w:ascii="Calibri" w:hAnsi="Calibri"/>
+                <w:b/>
+                <w:i w:val="0"/>
+                <w:color w:val="000000"/>
+                <w:sz w:val="21"/>
+                <w:lang w:val="es-CL"/>
+              </w:rPr>
+              <w:t>Objetivos específicos:</w:t>
+            </w:r>
+          </w:p>
+          <w:p>
+            <w:pPr>
+              <w:keepNext w:val="0"/>
+              <w:keepLines/>
+              <w:widowControl/>
+              <w:spacing w:before="0" w:after="80" w:line="250" w:lineRule="auto"/>
+              <w:ind w:left="0" w:right="0" w:firstLine="0"/>
+              <w:jc w:val="left"/>
+            </w:pPr>
+            <w:r>
+              <w:rPr>
+                <w:rFonts w:ascii="Calibri" w:hAnsi="Calibri"/>
+                <w:b/>
+                <w:i w:val="0"/>
+                <w:color w:val="000000"/>
+                <w:sz w:val="21"/>
+                <w:lang w:val="es-CL"/>
+              </w:rPr>
+              <w:t xml:space="preserve">1. </w:t>
+            </w:r>
+            <w:r>
+              <w:rPr>
+                <w:rFonts w:ascii="Calibri" w:hAnsi="Calibri"/>
+                <w:b w:val="0"/>
+                <w:i w:val="0"/>
+                <w:color w:val="000000"/>
+                <w:sz w:val="21"/>
+                <w:lang w:val="es-CL"/>
+              </w:rPr>
+              <w:t>Implementar cuentas seguras y perfiles-portafolio que representen formación, proyectos y logros del estudiante.</w:t>
+            </w:r>
+          </w:p>
+          <w:p>
+            <w:pPr>
+              <w:keepNext w:val="0"/>
+              <w:keepLines/>
+              <w:widowControl/>
+              <w:spacing w:before="0" w:after="80" w:line="250" w:lineRule="auto"/>
+              <w:ind w:left="0" w:right="0" w:firstLine="0"/>
+              <w:jc w:val="left"/>
+            </w:pPr>
+            <w:r>
+              <w:rPr>
+                <w:rFonts w:ascii="Calibri" w:hAnsi="Calibri"/>
+                <w:b/>
+                <w:i w:val="0"/>
+                <w:color w:val="000000"/>
+                <w:sz w:val="21"/>
+                <w:lang w:val="es-CL"/>
+              </w:rPr>
+              <w:t xml:space="preserve">2. </w:t>
+            </w:r>
+            <w:r>
+              <w:rPr>
+                <w:rFonts w:ascii="Calibri" w:hAnsi="Calibri"/>
+                <w:b w:val="0"/>
+                <w:i w:val="0"/>
+                <w:color w:val="000000"/>
+                <w:sz w:val="21"/>
+                <w:lang w:val="es-CL"/>
+              </w:rPr>
+              <w:t>Desarrollar publicaciones, comentarios, conexiones consentidas y mensajería directa o grupal para una comunidad universitaria.</w:t>
+            </w:r>
+          </w:p>
+          <w:p>
+            <w:pPr>
+              <w:keepNext w:val="0"/>
+              <w:keepLines/>
+              <w:widowControl/>
+              <w:spacing w:before="0" w:after="80" w:line="250" w:lineRule="auto"/>
+              <w:ind w:left="0" w:right="0" w:firstLine="0"/>
+              <w:jc w:val="left"/>
+            </w:pPr>
+            <w:r>
+              <w:rPr>
+                <w:rFonts w:ascii="Calibri" w:hAnsi="Calibri"/>
+                <w:b/>
+                <w:i w:val="0"/>
+                <w:color w:val="000000"/>
+                <w:sz w:val="21"/>
+                <w:lang w:val="es-CL"/>
+              </w:rPr>
+              <w:t xml:space="preserve">3. </w:t>
+            </w:r>
+            <w:r>
+              <w:rPr>
+                <w:rFonts w:ascii="Calibri" w:hAnsi="Calibri"/>
+                <w:b w:val="0"/>
+                <w:i w:val="0"/>
+                <w:color w:val="000000"/>
+                <w:sz w:val="21"/>
+                <w:lang w:val="es-CL"/>
+              </w:rPr>
+              <w:t>Incorporar notificaciones, tareas, encuestas, reportes, roles y moderación trazable para apoyar una interacción responsable.</w:t>
+            </w:r>
+          </w:p>
+          <w:p>
+            <w:pPr>
+              <w:keepNext w:val="0"/>
+              <w:keepLines/>
+              <w:widowControl/>
+              <w:spacing w:before="0" w:after="80" w:line="250" w:lineRule="auto"/>
+              <w:ind w:left="0" w:right="0" w:firstLine="0"/>
+              <w:jc w:val="left"/>
+            </w:pPr>
+            <w:r>
+              <w:rPr>
+                <w:rFonts w:ascii="Calibri" w:hAnsi="Calibri"/>
+                <w:b/>
+                <w:i w:val="0"/>
+                <w:color w:val="000000"/>
+                <w:sz w:val="21"/>
+                <w:lang w:val="es-CL"/>
+              </w:rPr>
+              <w:t xml:space="preserve">4. </w:t>
+            </w:r>
+            <w:r>
+              <w:rPr>
+                <w:rFonts w:ascii="Calibri" w:hAnsi="Calibri"/>
+                <w:b w:val="0"/>
+                <w:i w:val="0"/>
+                <w:color w:val="000000"/>
+                <w:sz w:val="21"/>
+                <w:lang w:val="es-CL"/>
+              </w:rPr>
+              <w:t>Centralizar asignaturas, pendientes, datos AVA voluntarios y solicitudes, con asistencia inteligente supervisada y confirmación humana.</w:t>
+            </w:r>
+          </w:p>
+          <w:p>
+            <w:pPr>
+              <w:keepNext w:val="0"/>
+              <w:keepLines/>
+              <w:widowControl/>
+              <w:spacing w:before="0" w:after="80" w:line="250" w:lineRule="auto"/>
+              <w:ind w:left="0" w:right="0" w:firstLine="0"/>
+              <w:jc w:val="left"/>
+            </w:pPr>
+            <w:r>
+              <w:rPr>
+                <w:rFonts w:ascii="Calibri" w:hAnsi="Calibri"/>
+                <w:b/>
+                <w:i w:val="0"/>
+                <w:color w:val="000000"/>
+                <w:sz w:val="21"/>
+                <w:lang w:val="es-CL"/>
+              </w:rPr>
+              <w:t xml:space="preserve">5. </w:t>
+            </w:r>
+            <w:r>
+              <w:rPr>
+                <w:rFonts w:ascii="Calibri" w:hAnsi="Calibri"/>
+                <w:b w:val="0"/>
+                <w:i w:val="0"/>
+                <w:color w:val="000000"/>
+                <w:sz w:val="21"/>
+                <w:lang w:val="es-CL"/>
+              </w:rPr>
+              <w:t>Registrar sesiones de estudio con distintos métodos y visualizar estadísticas desde la web y un cliente de escritorio.</w:t>
+            </w:r>
+          </w:p>
+          <w:p>
+            <w:pPr>
+              <w:keepNext w:val="0"/>
+              <w:keepLines/>
+              <w:widowControl/>
+              <w:spacing w:before="0" w:after="0" w:line="250" w:lineRule="auto"/>
+              <w:ind w:left="0" w:right="0" w:firstLine="0"/>
+              <w:jc w:val="left"/>
+            </w:pPr>
+            <w:r>
+              <w:rPr>
+                <w:rFonts w:ascii="Calibri" w:hAnsi="Calibri"/>
+                <w:b/>
+                <w:i w:val="0"/>
+                <w:color w:val="000000"/>
+                <w:sz w:val="21"/>
+                <w:lang w:val="es-CL"/>
+              </w:rPr>
+              <w:t xml:space="preserve">6. </w:t>
+            </w:r>
+            <w:r>
+              <w:rPr>
+                <w:rFonts w:ascii="Calibri" w:hAnsi="Calibri"/>
+                <w:b w:val="0"/>
+                <w:i w:val="0"/>
+                <w:color w:val="000000"/>
+                <w:sz w:val="21"/>
+                <w:lang w:val="es-CL"/>
+              </w:rPr>
+              <w:t>Integrar web, API, base de datos y escritorio en una arquitectura reproducible, protegida, documentada y verificable mediante pruebas.</w:t>
             </w:r>
           </w:p>
         </w:tc>
       </w:tr>
       <w:tr>
-        <w:trPr>
-          <w:trHeight w:val="939"/>
-        </w:trPr>
+        <w:trPr/>
         <w:tc>
           <w:tcPr>
             <w:tcW w:w="2528" w:type="dxa"/>
-            <w:vAlign w:val="center"/>
+            <w:vAlign w:val="top"/>
           </w:tcPr>
           <w:p>
             <w:pPr>
@@ -862,6 +1020,7 @@
               <w:rPr>
                 <w:rFonts w:ascii="Calibri" w:hAnsi="Calibri"/>
                 <w:color w:val="1F3864" w:themeColor="accent1" w:themeShade="80"/>
+                <w:sz w:val="21"/>
               </w:rPr>
               <w:t>Metodología</w:t>
             </w:r>
@@ -870,42 +1029,58 @@
         <w:tc>
           <w:tcPr>
             <w:tcW w:w="7111" w:type="dxa"/>
-            <w:vAlign w:val="center"/>
-          </w:tcPr>
-          <w:p>
-            <w:pPr>
-              <w:jc w:val="both"/>
-              <w:rPr>
-                <w:rFonts w:ascii="Calibri" w:hAnsi="Calibri" w:cs="Arial"/>
-                <w:i/>
-                <w:color w:val="548DD4"/>
-                <w:sz w:val="20"/>
-                <w:szCs w:val="20"/>
-                <w:lang w:eastAsia="es-CL"/>
-              </w:rPr>
-            </w:pPr>
-            <w:r>
-              <w:rPr>
-                <w:rFonts w:ascii="Calibri" w:hAnsi="Calibri" w:cs="Arial"/>
-                <w:i/>
-                <w:color w:val="548DD4"/>
-                <w:sz w:val="20"/>
-                <w:szCs w:val="20"/>
-                <w:lang w:eastAsia="es-CL"/>
-              </w:rPr>
-              <w:t>Opcional en caso de ajuste</w:t>
+            <w:vAlign w:val="top"/>
+          </w:tcPr>
+          <w:p>
+            <w:pPr>
+              <w:keepNext w:val="0"/>
+              <w:keepLines/>
+              <w:widowControl/>
+              <w:spacing w:before="0" w:after="80" w:line="250" w:lineRule="auto"/>
+              <w:ind w:left="0" w:right="0" w:firstLine="0"/>
+              <w:jc w:val="left"/>
+            </w:pPr>
+            <w:r>
+              <w:rPr>
+                <w:rFonts w:ascii="Calibri" w:hAnsi="Calibri"/>
+                <w:b w:val="0"/>
+                <w:i w:val="0"/>
+                <w:color w:val="000000"/>
+                <w:sz w:val="21"/>
+                <w:lang w:val="es-CL"/>
+              </w:rPr>
+              <w:t>Inicialmente, el proyecto Konea Focus se desarrollaba con una metodología ágil. Durante la Fase 2 se decidió cambiar a cascada adaptada debido a que la documentación de seguimiento y de incrementos contemplada en el enfoque ágil que se estaba utilizando resultaba excesiva para un flujo de trabajo que el equipo consideraba más lineal. El proyecto tiene un propósito académico y no contempla entregas incrementales de un producto mínimo viable a un cliente externo; el avance se revisa semanalmente y se orienta a completar una solución funcional para la evaluación de la asignatura. Las actividades se estaban desarrollando en una secuencia de análisis de requisitos, diseño, construcción, integración y pruebas, por lo que su organización correspondía mejor al ciclo de trabajo en cascada. Para controlar las actividades y los plazos, el equipo consideró suficiente la carta Gantt junto con las revisiones semanales, sin mantener registros ágiles adicionales que duplicaran ese seguimiento. Además, se disponía de documentos de apoyo para cascada que facilitaban la elaboración y organización de los entregables. Por estas razones, el cambio permitió ajustar la documentación a la forma real de trabajo, reducir la carga de seguimiento y concentrar el esfuerzo en el desarrollo del MVP, sin eliminar la documentación técnica ni las evidencias requeridas por el curso.</w:t>
+            </w:r>
+          </w:p>
+          <w:p>
+            <w:pPr>
+              <w:keepNext w:val="0"/>
+              <w:keepLines/>
+              <w:widowControl/>
+              <w:spacing w:before="0" w:after="0" w:line="250" w:lineRule="auto"/>
+              <w:ind w:left="0" w:right="0" w:firstLine="0"/>
+              <w:jc w:val="left"/>
+            </w:pPr>
+            <w:r>
+              <w:rPr>
+                <w:rFonts w:ascii="Calibri" w:hAnsi="Calibri"/>
+                <w:b w:val="0"/>
+                <w:i w:val="0"/>
+                <w:color w:val="000000"/>
+                <w:sz w:val="21"/>
+                <w:lang w:val="es-CL"/>
+              </w:rPr>
+              <w:t>Con este cambio, el trabajo quedó organizado en diagnóstico, requisitos, diseño, construcción, integración, pruebas y documentación. En el diagnóstico se revisaron versiones antiguas y dependencias; en requisitos se definieron el problema, los objetivos, los actores y los criterios de aceptación; y en diseño se establecieron la arquitectura, el modelo de datos, los permisos y los flujos. La construcción desarrolló los módulos; la integración conectó web, API, base de datos y escritorio; las pruebas comprobaron tipos, código, funcionamiento y compilación; y la documentación consolidó guías, requisitos y evidencias. Cada etapa mantiene entregables definidos y admite retrocesos correctivos cuando una prueba o revisión detecta problemas, conservando la trazabilidad entre requisitos, diseño, implementación y validación sin descartar los avances ya realizados.</w:t>
             </w:r>
           </w:p>
         </w:tc>
       </w:tr>
       <w:tr>
-        <w:trPr>
-          <w:trHeight w:val="2377"/>
-        </w:trPr>
+        <w:trPr/>
         <w:tc>
           <w:tcPr>
             <w:tcW w:w="2528" w:type="dxa"/>
-            <w:vAlign w:val="center"/>
+            <w:vAlign w:val="top"/>
           </w:tcPr>
           <w:p>
             <w:pPr>
@@ -918,6 +1093,7 @@
               <w:rPr>
                 <w:rFonts w:ascii="Calibri" w:hAnsi="Calibri"/>
                 <w:color w:val="1F3864" w:themeColor="accent1" w:themeShade="80"/>
+                <w:sz w:val="21"/>
               </w:rPr>
               <w:t>Evidencias de avance</w:t>
             </w:r>
@@ -926,385 +1102,85 @@
         <w:tc>
           <w:tcPr>
             <w:tcW w:w="7111" w:type="dxa"/>
-            <w:vAlign w:val="center"/>
-          </w:tcPr>
-          <w:p>
-            <w:pPr>
-              <w:jc w:val="both"/>
-              <w:rPr>
-                <w:rFonts w:ascii="Calibri" w:hAnsi="Calibri" w:cs="Arial"/>
-                <w:i/>
-                <w:color w:val="548DD4"/>
-                <w:sz w:val="20"/>
-                <w:szCs w:val="20"/>
-                <w:lang w:eastAsia="es-CL"/>
-              </w:rPr>
-            </w:pPr>
-            <w:r>
-              <w:rPr>
-                <w:rFonts w:ascii="Calibri" w:hAnsi="Calibri" w:cs="Arial"/>
-                <w:i/>
-                <w:color w:val="548DD4"/>
-                <w:sz w:val="20"/>
-                <w:szCs w:val="20"/>
-                <w:lang w:eastAsia="es-CL"/>
-              </w:rPr>
-              <w:t>Describe la</w:t>
-            </w:r>
-            <w:r>
-              <w:rPr>
-                <w:rFonts w:ascii="Calibri" w:hAnsi="Calibri" w:cs="Arial"/>
-                <w:i/>
-                <w:color w:val="548DD4"/>
-                <w:sz w:val="20"/>
-                <w:szCs w:val="20"/>
-                <w:lang w:eastAsia="es-CL"/>
-              </w:rPr>
-              <w:t>(</w:t>
-            </w:r>
-            <w:r>
-              <w:rPr>
-                <w:rFonts w:ascii="Calibri" w:hAnsi="Calibri" w:cs="Arial"/>
-                <w:i/>
-                <w:color w:val="548DD4"/>
-                <w:sz w:val="20"/>
-                <w:szCs w:val="20"/>
-                <w:lang w:eastAsia="es-CL"/>
-              </w:rPr>
-              <w:t>s</w:t>
-            </w:r>
-            <w:r>
-              <w:rPr>
-                <w:rFonts w:ascii="Calibri" w:hAnsi="Calibri" w:cs="Arial"/>
-                <w:i/>
-                <w:color w:val="548DD4"/>
-                <w:sz w:val="20"/>
-                <w:szCs w:val="20"/>
-                <w:lang w:eastAsia="es-CL"/>
-              </w:rPr>
-              <w:t>)</w:t>
-            </w:r>
-            <w:r>
-              <w:rPr>
-                <w:rFonts w:ascii="Calibri" w:hAnsi="Calibri" w:cs="Arial"/>
-                <w:i/>
-                <w:color w:val="548DD4"/>
-                <w:sz w:val="20"/>
-                <w:szCs w:val="20"/>
-                <w:lang w:eastAsia="es-CL"/>
-              </w:rPr>
-              <w:t xml:space="preserve"> evidencia</w:t>
-            </w:r>
-            <w:r>
-              <w:rPr>
-                <w:rFonts w:ascii="Calibri" w:hAnsi="Calibri" w:cs="Arial"/>
-                <w:i/>
-                <w:color w:val="548DD4"/>
-                <w:sz w:val="20"/>
-                <w:szCs w:val="20"/>
-                <w:lang w:eastAsia="es-CL"/>
-              </w:rPr>
-              <w:t>(</w:t>
-            </w:r>
-            <w:r>
-              <w:rPr>
-                <w:rFonts w:ascii="Calibri" w:hAnsi="Calibri" w:cs="Arial"/>
-                <w:i/>
-                <w:color w:val="548DD4"/>
-                <w:sz w:val="20"/>
-                <w:szCs w:val="20"/>
-                <w:lang w:eastAsia="es-CL"/>
-              </w:rPr>
-              <w:t>s</w:t>
-            </w:r>
-            <w:r>
-              <w:rPr>
-                <w:rFonts w:ascii="Calibri" w:hAnsi="Calibri" w:cs="Arial"/>
-                <w:i/>
-                <w:color w:val="548DD4"/>
-                <w:sz w:val="20"/>
-                <w:szCs w:val="20"/>
-                <w:lang w:eastAsia="es-CL"/>
-              </w:rPr>
-              <w:t>)</w:t>
-            </w:r>
-            <w:r>
-              <w:rPr>
-                <w:rFonts w:ascii="Calibri" w:hAnsi="Calibri" w:cs="Arial"/>
-                <w:i/>
-                <w:color w:val="548DD4"/>
-                <w:sz w:val="20"/>
-                <w:szCs w:val="20"/>
-                <w:lang w:eastAsia="es-CL"/>
-              </w:rPr>
-              <w:t xml:space="preserve"> que </w:t>
-            </w:r>
-            <w:r>
-              <w:rPr>
-                <w:rFonts w:ascii="Calibri" w:hAnsi="Calibri" w:cs="Arial"/>
-                <w:i/>
-                <w:color w:val="548DD4"/>
-                <w:sz w:val="20"/>
-                <w:szCs w:val="20"/>
-                <w:lang w:eastAsia="es-CL"/>
-              </w:rPr>
-              <w:t xml:space="preserve">presentarás en este informe de avance y justifica </w:t>
-            </w:r>
-            <w:r>
-              <w:rPr>
-                <w:rFonts w:ascii="Calibri" w:hAnsi="Calibri" w:cs="Arial"/>
-                <w:i/>
-                <w:color w:val="548DD4"/>
-                <w:sz w:val="20"/>
-                <w:szCs w:val="20"/>
-                <w:lang w:eastAsia="es-CL"/>
-              </w:rPr>
-              <w:t xml:space="preserve">de qué manera </w:t>
-            </w:r>
-            <w:r>
-              <w:rPr>
-                <w:rFonts w:ascii="Calibri" w:hAnsi="Calibri" w:cs="Arial"/>
-                <w:i/>
-                <w:color w:val="548DD4"/>
-                <w:sz w:val="20"/>
-                <w:szCs w:val="20"/>
-                <w:lang w:eastAsia="es-CL"/>
-              </w:rPr>
-              <w:t>esta</w:t>
-            </w:r>
-            <w:r>
-              <w:rPr>
-                <w:rFonts w:ascii="Calibri" w:hAnsi="Calibri" w:cs="Arial"/>
-                <w:i/>
-                <w:color w:val="548DD4"/>
-                <w:sz w:val="20"/>
-                <w:szCs w:val="20"/>
-                <w:lang w:eastAsia="es-CL"/>
-              </w:rPr>
-              <w:t>(</w:t>
-            </w:r>
-            <w:r>
-              <w:rPr>
-                <w:rFonts w:ascii="Calibri" w:hAnsi="Calibri" w:cs="Arial"/>
-                <w:i/>
-                <w:color w:val="548DD4"/>
-                <w:sz w:val="20"/>
-                <w:szCs w:val="20"/>
-                <w:lang w:eastAsia="es-CL"/>
-              </w:rPr>
-              <w:t>s</w:t>
-            </w:r>
-            <w:r>
-              <w:rPr>
-                <w:rFonts w:ascii="Calibri" w:hAnsi="Calibri" w:cs="Arial"/>
-                <w:i/>
-                <w:color w:val="548DD4"/>
-                <w:sz w:val="20"/>
-                <w:szCs w:val="20"/>
-                <w:lang w:eastAsia="es-CL"/>
-              </w:rPr>
-              <w:t>)</w:t>
-            </w:r>
-            <w:r>
-              <w:rPr>
-                <w:rFonts w:ascii="Calibri" w:hAnsi="Calibri" w:cs="Arial"/>
-                <w:i/>
-                <w:color w:val="548DD4"/>
-                <w:sz w:val="20"/>
-                <w:szCs w:val="20"/>
-                <w:lang w:eastAsia="es-CL"/>
-              </w:rPr>
-              <w:t xml:space="preserve"> evidencia</w:t>
-            </w:r>
-            <w:r>
-              <w:rPr>
-                <w:rFonts w:ascii="Calibri" w:hAnsi="Calibri" w:cs="Arial"/>
-                <w:i/>
-                <w:color w:val="548DD4"/>
-                <w:sz w:val="20"/>
-                <w:szCs w:val="20"/>
-                <w:lang w:eastAsia="es-CL"/>
-              </w:rPr>
-              <w:t>(</w:t>
-            </w:r>
-            <w:r>
-              <w:rPr>
-                <w:rFonts w:ascii="Calibri" w:hAnsi="Calibri" w:cs="Arial"/>
-                <w:i/>
-                <w:color w:val="548DD4"/>
-                <w:sz w:val="20"/>
-                <w:szCs w:val="20"/>
-                <w:lang w:eastAsia="es-CL"/>
-              </w:rPr>
-              <w:t>s</w:t>
-            </w:r>
-            <w:r>
-              <w:rPr>
-                <w:rFonts w:ascii="Calibri" w:hAnsi="Calibri" w:cs="Arial"/>
-                <w:i/>
-                <w:color w:val="548DD4"/>
-                <w:sz w:val="20"/>
-                <w:szCs w:val="20"/>
-                <w:lang w:eastAsia="es-CL"/>
-              </w:rPr>
-              <w:t>)</w:t>
-            </w:r>
-            <w:r>
-              <w:rPr>
-                <w:rFonts w:ascii="Calibri" w:hAnsi="Calibri" w:cs="Arial"/>
-                <w:i/>
-                <w:color w:val="548DD4"/>
-                <w:sz w:val="20"/>
-                <w:szCs w:val="20"/>
-                <w:lang w:eastAsia="es-CL"/>
-              </w:rPr>
-              <w:t xml:space="preserve"> </w:t>
-            </w:r>
-            <w:r>
-              <w:rPr>
-                <w:rFonts w:ascii="Calibri" w:hAnsi="Calibri" w:cs="Arial"/>
-                <w:i/>
-                <w:color w:val="548DD4"/>
-                <w:sz w:val="20"/>
-                <w:szCs w:val="20"/>
-                <w:lang w:eastAsia="es-CL"/>
-              </w:rPr>
-              <w:t xml:space="preserve">permite(n) </w:t>
-            </w:r>
-            <w:r>
-              <w:rPr>
-                <w:rFonts w:ascii="Calibri" w:hAnsi="Calibri" w:cs="Arial"/>
-                <w:i/>
-                <w:color w:val="548DD4"/>
-                <w:sz w:val="20"/>
-                <w:szCs w:val="20"/>
-                <w:lang w:eastAsia="es-CL"/>
-              </w:rPr>
-              <w:t>da</w:t>
-            </w:r>
-            <w:r>
-              <w:rPr>
-                <w:rFonts w:ascii="Calibri" w:hAnsi="Calibri" w:cs="Arial"/>
-                <w:i/>
-                <w:color w:val="548DD4"/>
-                <w:sz w:val="20"/>
-                <w:szCs w:val="20"/>
-                <w:lang w:eastAsia="es-CL"/>
-              </w:rPr>
-              <w:t>r</w:t>
-            </w:r>
-            <w:r>
-              <w:rPr>
-                <w:rFonts w:ascii="Calibri" w:hAnsi="Calibri" w:cs="Arial"/>
-                <w:i/>
-                <w:color w:val="548DD4"/>
-                <w:sz w:val="20"/>
-                <w:szCs w:val="20"/>
-                <w:lang w:eastAsia="es-CL"/>
-              </w:rPr>
-              <w:t xml:space="preserve"> cuenta del </w:t>
-            </w:r>
-            <w:r>
-              <w:rPr>
-                <w:rFonts w:ascii="Calibri" w:hAnsi="Calibri" w:cs="Arial"/>
-                <w:i/>
-                <w:color w:val="548DD4"/>
-                <w:sz w:val="20"/>
-                <w:szCs w:val="20"/>
-                <w:lang w:eastAsia="es-CL"/>
-              </w:rPr>
-              <w:t>desarrollo</w:t>
-            </w:r>
-            <w:r>
-              <w:rPr>
-                <w:rFonts w:ascii="Calibri" w:hAnsi="Calibri" w:cs="Arial"/>
-                <w:i/>
-                <w:color w:val="548DD4"/>
-                <w:sz w:val="20"/>
-                <w:szCs w:val="20"/>
-                <w:lang w:eastAsia="es-CL"/>
-              </w:rPr>
-              <w:t xml:space="preserve"> </w:t>
-            </w:r>
-            <w:r>
-              <w:rPr>
-                <w:rFonts w:ascii="Calibri" w:hAnsi="Calibri" w:cs="Arial"/>
-                <w:i/>
-                <w:color w:val="548DD4"/>
-                <w:sz w:val="20"/>
-                <w:szCs w:val="20"/>
-                <w:lang w:eastAsia="es-CL"/>
-              </w:rPr>
-              <w:t>del proyecto.</w:t>
-            </w:r>
-          </w:p>
-          <w:p>
-            <w:pPr>
-              <w:jc w:val="both"/>
-              <w:rPr>
-                <w:rFonts w:ascii="Calibri" w:hAnsi="Calibri" w:cs="Arial"/>
-                <w:i/>
-                <w:color w:val="548DD4"/>
-                <w:sz w:val="20"/>
-                <w:szCs w:val="20"/>
-                <w:lang w:eastAsia="es-CL"/>
-              </w:rPr>
-            </w:pPr>
-            <w:r>
-              <w:rPr>
-                <w:rFonts w:ascii="Calibri" w:hAnsi="Calibri" w:cs="Arial"/>
-                <w:i/>
-                <w:color w:val="548DD4"/>
-                <w:sz w:val="20"/>
-                <w:szCs w:val="20"/>
-                <w:lang w:eastAsia="es-CL"/>
-              </w:rPr>
-              <w:t xml:space="preserve">En caso de ser pertinente </w:t>
-            </w:r>
-            <w:r>
-              <w:rPr>
-                <w:rFonts w:ascii="Calibri" w:hAnsi="Calibri" w:cs="Arial"/>
-                <w:i/>
-                <w:color w:val="548DD4"/>
-                <w:sz w:val="20"/>
-                <w:szCs w:val="20"/>
-                <w:lang w:eastAsia="es-CL"/>
-              </w:rPr>
-              <w:t>explica cómo resguardaste la calidad de tu Proyecto APT a partir de aspectos propios de tu disciplina (correcta aplicación de metodologías, actividades, herramientas, recursos propios, etc.).</w:t>
-            </w:r>
-          </w:p>
-          <w:p>
-            <w:pPr>
-              <w:jc w:val="both"/>
-              <w:rPr>
-                <w:rFonts w:ascii="Calibri" w:hAnsi="Calibri" w:cs="Arial"/>
-                <w:b/>
-                <w:i/>
-                <w:color w:val="548DD4"/>
-                <w:sz w:val="20"/>
-                <w:szCs w:val="20"/>
-                <w:lang w:eastAsia="es-CL"/>
-              </w:rPr>
-            </w:pPr>
-            <w:r>
-              <w:rPr>
-                <w:rFonts w:ascii="Calibri" w:hAnsi="Calibri" w:cs="Arial"/>
-                <w:i/>
-                <w:color w:val="548DD4"/>
-                <w:sz w:val="20"/>
-                <w:szCs w:val="20"/>
-                <w:lang w:eastAsia="es-CL"/>
-              </w:rPr>
-              <w:t>En este apartado adjuntar la(s) evidencia(s) seleccionada(s) para ser evaluada por el docente.</w:t>
+            <w:vAlign w:val="top"/>
+          </w:tcPr>
+          <w:p>
+            <w:pPr>
+              <w:keepNext w:val="0"/>
+              <w:keepLines/>
+              <w:widowControl/>
+              <w:spacing w:before="0" w:after="80" w:line="250" w:lineRule="auto"/>
+              <w:ind w:left="0" w:right="0" w:firstLine="0"/>
+              <w:jc w:val="left"/>
+            </w:pPr>
+            <w:r>
+              <w:rPr>
+                <w:rFonts w:ascii="Calibri" w:hAnsi="Calibri"/>
+                <w:b w:val="0"/>
+                <w:i w:val="0"/>
+                <w:color w:val="000000"/>
+                <w:sz w:val="21"/>
+                <w:lang w:val="es-CL"/>
+              </w:rPr>
+              <w:t>Las evidencias de avance comprenden el repositorio con código, historial, configuración y documentación; la aplicación web con sus recorridos funcionales; la base de datos con 32 tablas y 13 migraciones; y FocusBuddy en web y Electron, incluido su instalador local. Estos productos permiten mostrar la arquitectura, la persistencia, la integración y la evolución del sistema.</w:t>
+            </w:r>
+          </w:p>
+          <w:p>
+            <w:pPr>
+              <w:keepNext w:val="0"/>
+              <w:keepLines/>
+              <w:widowControl/>
+              <w:spacing w:before="0" w:after="80" w:line="250" w:lineRule="auto"/>
+              <w:ind w:left="0" w:right="0" w:firstLine="0"/>
+              <w:jc w:val="left"/>
+            </w:pPr>
+            <w:r>
+              <w:rPr>
+                <w:rFonts w:ascii="Calibri" w:hAnsi="Calibri"/>
+                <w:b w:val="0"/>
+                <w:i w:val="0"/>
+                <w:color w:val="000000"/>
+                <w:sz w:val="21"/>
+                <w:lang w:val="es-CL"/>
+              </w:rPr>
+              <w:t>La suite de 148 pruebas automatizadas, junto con las comprobaciones de tipos, análisis estático y compilación, respalda las reglas principales. Los manuales, diagramas y scripts permiten reproducir el entorno. Las capturas del sistema, la base de datos y la ejecución de pruebas deben acompañar la entrega como evidencia visual.</w:t>
+            </w:r>
+          </w:p>
+          <w:p>
+            <w:pPr>
+              <w:keepNext w:val="0"/>
+              <w:keepLines/>
+              <w:widowControl/>
+              <w:spacing w:before="0" w:after="0" w:line="250" w:lineRule="auto"/>
+              <w:ind w:left="0" w:right="0" w:firstLine="0"/>
+              <w:jc w:val="left"/>
+            </w:pPr>
+            <w:r>
+              <w:rPr>
+                <w:rFonts w:ascii="Calibri" w:hAnsi="Calibri"/>
+                <w:b w:val="0"/>
+                <w:i w:val="0"/>
+                <w:color w:val="000000"/>
+                <w:sz w:val="21"/>
+                <w:lang w:val="es-CL"/>
+              </w:rPr>
+              <w:t>La calidad se resguardó con validaciones en servidor, permisos por rol y pertenencia, cookies HttpOnly, derivación de contraseñas, restricciones relacionales, validación de archivos y límites de tasa. Estos controles no equivalen a una validación productiva: faltan pruebas manuales, de rendimiento, restauración, instalación limpia y aceptación con usuarios.</w:t>
             </w:r>
           </w:p>
         </w:tc>
       </w:tr>
     </w:tbl>
+    <w:p>
+      <w:pPr>
+        <w:spacing w:before="0" w:after="0" w:line="240" w:lineRule="auto"/>
+      </w:pPr>
+      <w:r>
+        <w:br w:type="page"/>
+      </w:r>
+    </w:p>
     <w:tbl>
       <w:tblPr>
         <w:tblStyle w:val="Tablaconcuadrcula"/>
-        <w:tblpPr w:leftFromText="141" w:rightFromText="141" w:vertAnchor="text" w:horzAnchor="margin" w:tblpX="-719" w:tblpY="-116"/>
         <w:tblW w:w="9640" w:type="dxa"/>
         <w:tblBorders>
           <w:top w:val="single" w:sz="4" w:space="0" w:color="BFBFBF" w:themeColor="background1" w:themeShade="BF"/>
@@ -1315,13 +1191,18 @@
           <w:insideV w:val="single" w:sz="4" w:space="0" w:color="BFBFBF" w:themeColor="background1" w:themeShade="BF"/>
         </w:tblBorders>
         <w:tblLook w:val="04A0" w:firstRow="1" w:lastRow="0" w:firstColumn="1" w:lastColumn="0" w:noHBand="0" w:noVBand="1"/>
+        <w:tblInd w:w="-572" w:type="dxa"/>
+        <w:tblCellMar>
+          <w:top w:w="70" w:type="dxa"/>
+          <w:bottom w:w="70" w:type="dxa"/>
+        </w:tblCellMar>
       </w:tblPr>
       <w:tblGrid>
         <w:gridCol w:w="9640"/>
       </w:tblGrid>
       <w:tr>
         <w:trPr>
-          <w:trHeight w:val="440"/>
+          <w:cantSplit/>
         </w:trPr>
         <w:tc>
           <w:tcPr>
@@ -1330,6 +1211,7 @@
           </w:tcPr>
           <w:p>
             <w:pPr>
+              <w:keepNext/>
               <w:rPr>
                 <w:b/>
                 <w:color w:val="1F3864" w:themeColor="accent1" w:themeShade="80"/>
@@ -1370,7 +1252,7 @@
       </w:tr>
       <w:tr>
         <w:trPr>
-          <w:trHeight w:val="800"/>
+          <w:cantSplit/>
         </w:trPr>
         <w:tc>
           <w:tcPr>
@@ -1380,6 +1262,7 @@
           </w:tcPr>
           <w:p>
             <w:pPr>
+              <w:keepNext/>
               <w:jc w:val="both"/>
               <w:rPr>
                 <w:rFonts w:ascii="Calibri" w:hAnsi="Calibri"/>
@@ -1413,7 +1296,7 @@
     </w:tbl>
     <w:p>
       <w:pPr>
-        <w:spacing w:after="0" w:line="240" w:lineRule="auto"/>
+        <w:spacing w:after="0" w:line="80" w:lineRule="exact" w:before="0"/>
         <w:rPr>
           <w:rFonts w:cs="Calibri Light"/>
           <w:color w:val="595959" w:themeColor="text1" w:themeTint="A6"/>
@@ -1426,7 +1309,6 @@
     <w:tbl>
       <w:tblPr>
         <w:tblStyle w:val="Tablaconcuadrcula"/>
-        <w:tblpPr w:leftFromText="180" w:rightFromText="180" w:vertAnchor="page" w:horzAnchor="margin" w:tblpXSpec="center" w:tblpY="3517"/>
         <w:tblW w:w="9776" w:type="dxa"/>
         <w:tblBorders>
           <w:top w:val="single" w:sz="4" w:space="0" w:color="BFBFBF" w:themeColor="background1" w:themeShade="BF"/>
@@ -1438,20 +1320,28 @@
         </w:tblBorders>
         <w:tblLayout w:type="fixed"/>
         <w:tblLook w:val="04A0" w:firstRow="1" w:lastRow="0" w:firstColumn="1" w:lastColumn="0" w:noHBand="0" w:noVBand="1"/>
+        <w:tblInd w:w="-572" w:type="dxa"/>
+        <w:tblCellMar>
+          <w:top w:w="70" w:type="dxa"/>
+          <w:bottom w:w="70" w:type="dxa"/>
+          <w:left w:w="50" w:type="dxa"/>
+          <w:right w:w="50" w:type="dxa"/>
+        </w:tblCellMar>
       </w:tblPr>
       <w:tblGrid>
-        <w:gridCol w:w="1328"/>
-        <w:gridCol w:w="1077"/>
-        <w:gridCol w:w="1276"/>
-        <w:gridCol w:w="1276"/>
-        <w:gridCol w:w="1275"/>
-        <w:gridCol w:w="1276"/>
-        <w:gridCol w:w="1418"/>
-        <w:gridCol w:w="850"/>
+        <w:gridCol w:w="1260"/>
+        <w:gridCol w:w="1300"/>
+        <w:gridCol w:w="1300"/>
+        <w:gridCol w:w="940"/>
+        <w:gridCol w:w="1320"/>
+        <w:gridCol w:w="1260"/>
+        <w:gridCol w:w="1020"/>
+        <w:gridCol w:w="1376"/>
       </w:tblGrid>
       <w:tr>
         <w:trPr>
-          <w:trHeight w:val="415"/>
+          <w:tblHeader/>
+          <w:cantSplit/>
         </w:trPr>
         <w:tc>
           <w:tcPr>
@@ -1461,6 +1351,7 @@
           </w:tcPr>
           <w:p>
             <w:pPr>
+              <w:spacing w:after="0" w:before="0" w:line="240" w:lineRule="auto"/>
               <w:jc w:val="center"/>
               <w:rPr>
                 <w:rFonts w:ascii="Calibri" w:hAnsi="Calibri"/>
@@ -1481,15 +1372,17 @@
       </w:tr>
       <w:tr>
         <w:trPr>
-          <w:trHeight w:val="711"/>
+          <w:tblHeader/>
+          <w:cantSplit/>
         </w:trPr>
         <w:tc>
           <w:tcPr>
-            <w:tcW w:w="1328" w:type="dxa"/>
+            <w:tcW w:w="1260" w:type="dxa"/>
             <w:vAlign w:val="center"/>
           </w:tcPr>
           <w:p>
             <w:pPr>
+              <w:spacing w:after="0" w:before="0" w:line="240" w:lineRule="auto"/>
               <w:jc w:val="center"/>
               <w:rPr>
                 <w:rFonts w:ascii="Calibri" w:hAnsi="Calibri"/>
@@ -1525,11 +1418,12 @@
         </w:tc>
         <w:tc>
           <w:tcPr>
-            <w:tcW w:w="1077" w:type="dxa"/>
+            <w:tcW w:w="1300" w:type="dxa"/>
             <w:vAlign w:val="center"/>
           </w:tcPr>
           <w:p>
             <w:pPr>
+              <w:spacing w:after="0" w:before="0" w:line="240" w:lineRule="auto"/>
               <w:jc w:val="center"/>
               <w:rPr>
                 <w:rFonts w:ascii="Calibri" w:hAnsi="Calibri"/>
@@ -1549,11 +1443,12 @@
         </w:tc>
         <w:tc>
           <w:tcPr>
-            <w:tcW w:w="1276" w:type="dxa"/>
+            <w:tcW w:w="1300" w:type="dxa"/>
             <w:vAlign w:val="center"/>
           </w:tcPr>
           <w:p>
             <w:pPr>
+              <w:spacing w:after="0" w:before="0" w:line="240" w:lineRule="auto"/>
               <w:jc w:val="center"/>
               <w:rPr>
                 <w:rFonts w:ascii="Calibri" w:hAnsi="Calibri"/>
@@ -1573,11 +1468,12 @@
         </w:tc>
         <w:tc>
           <w:tcPr>
-            <w:tcW w:w="1276" w:type="dxa"/>
+            <w:tcW w:w="940" w:type="dxa"/>
             <w:vAlign w:val="center"/>
           </w:tcPr>
           <w:p>
             <w:pPr>
+              <w:spacing w:after="0" w:before="0" w:line="240" w:lineRule="auto"/>
               <w:jc w:val="center"/>
               <w:rPr>
                 <w:rFonts w:ascii="Calibri" w:hAnsi="Calibri"/>
@@ -1597,11 +1493,12 @@
         </w:tc>
         <w:tc>
           <w:tcPr>
-            <w:tcW w:w="1275" w:type="dxa"/>
+            <w:tcW w:w="1320" w:type="dxa"/>
             <w:vAlign w:val="center"/>
           </w:tcPr>
           <w:p>
             <w:pPr>
+              <w:spacing w:after="0" w:before="0" w:line="240" w:lineRule="auto"/>
               <w:jc w:val="center"/>
               <w:rPr>
                 <w:rFonts w:ascii="Calibri" w:hAnsi="Calibri"/>
@@ -1624,17 +1521,26 @@
                 <w:color w:val="1F3864" w:themeColor="accent1" w:themeShade="80"/>
                 <w:sz w:val="18"/>
               </w:rPr>
+            </w:r>
+            <w:r>
+              <w:rPr>
+                <w:rStyle w:val="Refdenotaalpie"/>
+                <w:rFonts w:ascii="Calibri" w:hAnsi="Calibri"/>
+                <w:color w:val="1F3864" w:themeColor="accent1" w:themeShade="80"/>
+                <w:sz w:val="18"/>
+              </w:rPr>
               <w:footnoteReference w:id="1"/>
             </w:r>
           </w:p>
         </w:tc>
         <w:tc>
           <w:tcPr>
-            <w:tcW w:w="1276" w:type="dxa"/>
+            <w:tcW w:w="1260" w:type="dxa"/>
             <w:vAlign w:val="center"/>
           </w:tcPr>
           <w:p>
             <w:pPr>
+              <w:spacing w:after="0" w:before="0" w:line="240" w:lineRule="auto"/>
               <w:jc w:val="center"/>
               <w:rPr>
                 <w:rFonts w:ascii="Calibri" w:hAnsi="Calibri"/>
@@ -1654,11 +1560,12 @@
         </w:tc>
         <w:tc>
           <w:tcPr>
-            <w:tcW w:w="1418" w:type="dxa"/>
+            <w:tcW w:w="1020" w:type="dxa"/>
             <w:vAlign w:val="center"/>
           </w:tcPr>
           <w:p>
             <w:pPr>
+              <w:spacing w:after="0" w:before="0" w:line="240" w:lineRule="auto"/>
               <w:jc w:val="center"/>
               <w:rPr>
                 <w:rFonts w:ascii="Calibri" w:hAnsi="Calibri"/>
@@ -1678,11 +1585,12 @@
         </w:tc>
         <w:tc>
           <w:tcPr>
-            <w:tcW w:w="850" w:type="dxa"/>
+            <w:tcW w:w="1376" w:type="dxa"/>
             <w:vAlign w:val="center"/>
           </w:tcPr>
           <w:p>
             <w:pPr>
+              <w:spacing w:after="0" w:before="0" w:line="240" w:lineRule="auto"/>
               <w:jc w:val="center"/>
               <w:rPr>
                 <w:rFonts w:ascii="Calibri" w:hAnsi="Calibri"/>
@@ -1711,597 +1619,3094 @@
       </w:tr>
       <w:tr>
         <w:trPr>
-          <w:trHeight w:val="2410"/>
+          <w:cantSplit/>
         </w:trPr>
         <w:tc>
           <w:tcPr>
-            <w:tcW w:w="1328" w:type="dxa"/>
-          </w:tcPr>
-          <w:p>
-            <w:pPr>
-              <w:jc w:val="both"/>
-              <w:rPr>
-                <w:b/>
-                <w:sz w:val="18"/>
-                <w:szCs w:val="24"/>
-              </w:rPr>
-            </w:pPr>
-            <w:r>
-              <w:rPr>
-                <w:rFonts w:ascii="Calibri" w:hAnsi="Calibri" w:cs="Arial"/>
-                <w:i/>
-                <w:color w:val="548DD4"/>
-                <w:sz w:val="18"/>
-                <w:szCs w:val="20"/>
-                <w:lang w:eastAsia="es-CL"/>
-              </w:rPr>
-              <w:t xml:space="preserve">Nombra las competencias o unidades de competencias </w:t>
-            </w:r>
-            <w:r>
-              <w:rPr>
-                <w:rFonts w:ascii="Calibri" w:hAnsi="Calibri" w:cs="Arial"/>
-                <w:i/>
-                <w:color w:val="548DD4"/>
-                <w:sz w:val="18"/>
-                <w:szCs w:val="20"/>
-                <w:lang w:eastAsia="es-CL"/>
-              </w:rPr>
-              <w:t xml:space="preserve">que se relacionan con las diferentes actividades </w:t>
-            </w:r>
-            <w:r>
-              <w:rPr>
-                <w:rFonts w:ascii="Calibri" w:hAnsi="Calibri" w:cs="Arial"/>
-                <w:i/>
-                <w:color w:val="548DD4"/>
-                <w:sz w:val="18"/>
-                <w:szCs w:val="20"/>
-                <w:lang w:eastAsia="es-CL"/>
-              </w:rPr>
-              <w:t>requeridas para el desarrollo de</w:t>
-            </w:r>
-            <w:r>
-              <w:rPr>
-                <w:rFonts w:ascii="Calibri" w:hAnsi="Calibri" w:cs="Arial"/>
-                <w:i/>
-                <w:color w:val="548DD4"/>
-                <w:sz w:val="18"/>
-                <w:szCs w:val="20"/>
-                <w:lang w:eastAsia="es-CL"/>
-              </w:rPr>
-              <w:t>l proyecto APT</w:t>
-            </w:r>
-            <w:r>
-              <w:rPr>
-                <w:rFonts w:ascii="Calibri" w:hAnsi="Calibri" w:cs="Arial"/>
-                <w:i/>
-                <w:color w:val="548DD4"/>
-                <w:sz w:val="18"/>
-                <w:szCs w:val="20"/>
-                <w:lang w:eastAsia="es-CL"/>
-              </w:rPr>
-              <w:t>.</w:t>
-            </w:r>
-          </w:p>
-        </w:tc>
-        <w:tc>
-          <w:tcPr>
-            <w:tcW w:w="1077" w:type="dxa"/>
-          </w:tcPr>
-          <w:p>
-            <w:pPr>
-              <w:jc w:val="both"/>
-              <w:rPr>
-                <w:rFonts w:ascii="Calibri" w:hAnsi="Calibri" w:cs="Arial"/>
-                <w:i/>
-                <w:color w:val="548DD4"/>
-                <w:sz w:val="18"/>
-                <w:szCs w:val="20"/>
-                <w:lang w:eastAsia="es-CL"/>
-              </w:rPr>
-            </w:pPr>
-            <w:r>
-              <w:rPr>
-                <w:rFonts w:ascii="Calibri" w:hAnsi="Calibri" w:cs="Arial"/>
-                <w:i/>
-                <w:color w:val="548DD4"/>
-                <w:sz w:val="18"/>
-                <w:szCs w:val="20"/>
-                <w:lang w:eastAsia="es-CL"/>
-              </w:rPr>
-              <w:t>Nombra</w:t>
-            </w:r>
-            <w:r>
-              <w:rPr>
-                <w:rFonts w:ascii="Calibri" w:hAnsi="Calibri" w:cs="Arial"/>
-                <w:i/>
-                <w:color w:val="548DD4"/>
-                <w:sz w:val="18"/>
-                <w:szCs w:val="20"/>
-                <w:lang w:eastAsia="es-CL"/>
-              </w:rPr>
-              <w:t xml:space="preserve"> la</w:t>
-            </w:r>
-            <w:r>
-              <w:rPr>
-                <w:rFonts w:ascii="Calibri" w:hAnsi="Calibri" w:cs="Arial"/>
-                <w:i/>
-                <w:color w:val="548DD4"/>
-                <w:sz w:val="18"/>
-                <w:szCs w:val="20"/>
-                <w:lang w:eastAsia="es-CL"/>
-              </w:rPr>
-              <w:t>s</w:t>
-            </w:r>
-            <w:r>
-              <w:rPr>
-                <w:rFonts w:ascii="Calibri" w:hAnsi="Calibri" w:cs="Arial"/>
-                <w:i/>
-                <w:color w:val="548DD4"/>
-                <w:sz w:val="18"/>
-                <w:szCs w:val="20"/>
-                <w:lang w:eastAsia="es-CL"/>
-              </w:rPr>
-              <w:t xml:space="preserve"> </w:t>
-            </w:r>
-            <w:r>
-              <w:rPr>
-                <w:rFonts w:ascii="Calibri" w:hAnsi="Calibri" w:cs="Arial"/>
-                <w:i/>
-                <w:color w:val="548DD4"/>
-                <w:sz w:val="18"/>
-                <w:szCs w:val="20"/>
-                <w:lang w:eastAsia="es-CL"/>
-              </w:rPr>
-              <w:t xml:space="preserve">actividades que se necesitan para desarrollar el proyecto APT. </w:t>
-            </w:r>
-          </w:p>
-        </w:tc>
-        <w:tc>
-          <w:tcPr>
-            <w:tcW w:w="1276" w:type="dxa"/>
-          </w:tcPr>
-          <w:p>
-            <w:pPr>
-              <w:jc w:val="both"/>
-              <w:rPr>
-                <w:b/>
-                <w:sz w:val="18"/>
-                <w:szCs w:val="24"/>
-              </w:rPr>
-            </w:pPr>
-            <w:r>
-              <w:rPr>
-                <w:rFonts w:ascii="Calibri" w:hAnsi="Calibri" w:cs="Arial"/>
-                <w:i/>
-                <w:color w:val="548DD4"/>
-                <w:sz w:val="18"/>
-                <w:szCs w:val="20"/>
-                <w:lang w:eastAsia="es-CL"/>
-              </w:rPr>
-              <w:t>Nombra los recursos necesarios para llevar a cabo las actividades</w:t>
-            </w:r>
-            <w:r>
-              <w:rPr>
-                <w:rFonts w:ascii="Calibri" w:hAnsi="Calibri" w:cs="Arial"/>
-                <w:i/>
-                <w:color w:val="548DD4"/>
-                <w:sz w:val="18"/>
-                <w:szCs w:val="20"/>
-                <w:lang w:eastAsia="es-CL"/>
-              </w:rPr>
-              <w:t xml:space="preserve"> </w:t>
-            </w:r>
-            <w:r>
-              <w:rPr>
-                <w:rFonts w:ascii="Calibri" w:hAnsi="Calibri" w:cs="Arial"/>
-                <w:i/>
-                <w:color w:val="548DD4"/>
-                <w:sz w:val="18"/>
-                <w:szCs w:val="20"/>
-                <w:lang w:eastAsia="es-CL"/>
-              </w:rPr>
-              <w:t>definidas.</w:t>
-            </w:r>
-          </w:p>
-        </w:tc>
-        <w:tc>
-          <w:tcPr>
-            <w:tcW w:w="1276" w:type="dxa"/>
-          </w:tcPr>
-          <w:p>
-            <w:pPr>
-              <w:jc w:val="both"/>
-              <w:rPr>
-                <w:b/>
-                <w:sz w:val="18"/>
-                <w:szCs w:val="24"/>
-              </w:rPr>
-            </w:pPr>
-            <w:r>
-              <w:rPr>
-                <w:rFonts w:ascii="Calibri" w:hAnsi="Calibri" w:cs="Arial"/>
-                <w:i/>
-                <w:color w:val="548DD4"/>
-                <w:sz w:val="18"/>
-                <w:szCs w:val="20"/>
-                <w:lang w:eastAsia="es-CL"/>
-              </w:rPr>
-              <w:t xml:space="preserve">Señala </w:t>
-            </w:r>
-            <w:r>
-              <w:rPr>
-                <w:rFonts w:ascii="Calibri" w:hAnsi="Calibri" w:cs="Arial"/>
-                <w:i/>
-                <w:color w:val="548DD4"/>
-                <w:sz w:val="18"/>
-                <w:szCs w:val="20"/>
-                <w:lang w:eastAsia="es-CL"/>
-              </w:rPr>
-              <w:t>la duración de</w:t>
-            </w:r>
-            <w:r>
-              <w:rPr>
-                <w:rFonts w:ascii="Calibri" w:hAnsi="Calibri" w:cs="Arial"/>
-                <w:i/>
-                <w:color w:val="548DD4"/>
-                <w:sz w:val="18"/>
-                <w:szCs w:val="20"/>
-                <w:lang w:eastAsia="es-CL"/>
-              </w:rPr>
-              <w:t xml:space="preserve"> cada </w:t>
-            </w:r>
-            <w:r>
-              <w:rPr>
-                <w:rFonts w:ascii="Calibri" w:hAnsi="Calibri" w:cs="Arial"/>
-                <w:i/>
-                <w:color w:val="548DD4"/>
-                <w:sz w:val="18"/>
-                <w:szCs w:val="20"/>
-                <w:lang w:eastAsia="es-CL"/>
-              </w:rPr>
-              <w:t>actividad</w:t>
-            </w:r>
-            <w:r>
-              <w:rPr>
-                <w:rFonts w:ascii="Calibri" w:hAnsi="Calibri" w:cs="Arial"/>
-                <w:i/>
-                <w:color w:val="548DD4"/>
-                <w:sz w:val="18"/>
-                <w:szCs w:val="20"/>
-                <w:lang w:eastAsia="es-CL"/>
-              </w:rPr>
-              <w:t xml:space="preserve">. </w:t>
-            </w:r>
-          </w:p>
-        </w:tc>
-        <w:tc>
-          <w:tcPr>
-            <w:tcW w:w="1275" w:type="dxa"/>
-          </w:tcPr>
-          <w:p>
-            <w:pPr>
-              <w:jc w:val="both"/>
-              <w:rPr>
-                <w:rFonts w:ascii="Calibri" w:hAnsi="Calibri" w:cs="Arial"/>
-                <w:i/>
-                <w:color w:val="548DD4"/>
-                <w:sz w:val="18"/>
-                <w:szCs w:val="20"/>
-                <w:lang w:eastAsia="es-CL"/>
-              </w:rPr>
-            </w:pPr>
-            <w:r>
-              <w:rPr>
-                <w:rFonts w:ascii="Calibri" w:hAnsi="Calibri" w:cs="Arial"/>
-                <w:i/>
-                <w:color w:val="548DD4"/>
-                <w:sz w:val="18"/>
-                <w:szCs w:val="20"/>
-                <w:lang w:eastAsia="es-CL"/>
-              </w:rPr>
-              <w:t xml:space="preserve">Escribe el </w:t>
-            </w:r>
-            <w:r>
-              <w:rPr>
-                <w:rFonts w:ascii="Calibri" w:hAnsi="Calibri" w:cs="Arial"/>
-                <w:i/>
-                <w:color w:val="548DD4"/>
-                <w:sz w:val="18"/>
-                <w:szCs w:val="20"/>
-                <w:lang w:eastAsia="es-CL"/>
-              </w:rPr>
-              <w:t xml:space="preserve">nombre del integrante del equipo responsable de </w:t>
-            </w:r>
-            <w:r>
-              <w:rPr>
-                <w:rFonts w:ascii="Calibri" w:hAnsi="Calibri" w:cs="Arial"/>
-                <w:i/>
-                <w:color w:val="548DD4"/>
-                <w:sz w:val="18"/>
-                <w:szCs w:val="20"/>
-                <w:lang w:eastAsia="es-CL"/>
-              </w:rPr>
-              <w:t xml:space="preserve">cada </w:t>
-            </w:r>
-            <w:r>
-              <w:rPr>
-                <w:rFonts w:ascii="Calibri" w:hAnsi="Calibri" w:cs="Arial"/>
-                <w:i/>
-                <w:color w:val="548DD4"/>
-                <w:sz w:val="18"/>
-                <w:szCs w:val="20"/>
-                <w:lang w:eastAsia="es-CL"/>
-              </w:rPr>
-              <w:t>actividad.</w:t>
-            </w:r>
-          </w:p>
-        </w:tc>
-        <w:tc>
-          <w:tcPr>
-            <w:tcW w:w="1276" w:type="dxa"/>
-          </w:tcPr>
-          <w:p>
-            <w:pPr>
-              <w:jc w:val="both"/>
-              <w:rPr>
-                <w:rFonts w:ascii="Calibri" w:hAnsi="Calibri" w:cs="Arial"/>
-                <w:i/>
-                <w:color w:val="548DD4"/>
-                <w:sz w:val="18"/>
-                <w:szCs w:val="20"/>
-                <w:lang w:eastAsia="es-CL"/>
-              </w:rPr>
-            </w:pPr>
-            <w:r>
-              <w:rPr>
-                <w:rFonts w:ascii="Calibri" w:hAnsi="Calibri" w:cs="Arial"/>
-                <w:i/>
-                <w:color w:val="548DD4"/>
-                <w:sz w:val="18"/>
-                <w:szCs w:val="20"/>
-                <w:lang w:eastAsia="es-CL"/>
-              </w:rPr>
-              <w:t xml:space="preserve">Señala </w:t>
-            </w:r>
-            <w:r>
-              <w:rPr>
-                <w:rFonts w:ascii="Calibri" w:hAnsi="Calibri" w:cs="Arial"/>
-                <w:i/>
-                <w:color w:val="548DD4"/>
-                <w:sz w:val="18"/>
-                <w:szCs w:val="20"/>
-                <w:lang w:eastAsia="es-CL"/>
-              </w:rPr>
-              <w:t>las dific</w:t>
-            </w:r>
-            <w:r>
-              <w:rPr>
-                <w:rFonts w:ascii="Calibri" w:hAnsi="Calibri" w:cs="Arial"/>
-                <w:i/>
-                <w:color w:val="548DD4"/>
-                <w:sz w:val="18"/>
-                <w:szCs w:val="20"/>
-                <w:lang w:eastAsia="es-CL"/>
-              </w:rPr>
-              <w:t>ult</w:t>
-            </w:r>
-            <w:r>
-              <w:rPr>
-                <w:rFonts w:ascii="Calibri" w:hAnsi="Calibri" w:cs="Arial"/>
-                <w:i/>
-                <w:color w:val="548DD4"/>
-                <w:sz w:val="18"/>
-                <w:szCs w:val="20"/>
-                <w:lang w:eastAsia="es-CL"/>
-              </w:rPr>
-              <w:t>ades o facilitadores que se podrían presentar durante la ejecución de cada una de las actividades propuestas.</w:t>
-            </w:r>
-          </w:p>
-        </w:tc>
-        <w:tc>
-          <w:tcPr>
-            <w:tcW w:w="1418" w:type="dxa"/>
-          </w:tcPr>
-          <w:p>
-            <w:pPr>
-              <w:jc w:val="both"/>
-              <w:rPr>
-                <w:rFonts w:ascii="Calibri" w:hAnsi="Calibri" w:cs="Arial"/>
-                <w:i/>
-                <w:color w:val="548DD4"/>
-                <w:sz w:val="18"/>
-                <w:szCs w:val="20"/>
-                <w:lang w:eastAsia="es-CL"/>
-              </w:rPr>
-            </w:pPr>
-            <w:r>
-              <w:rPr>
-                <w:rFonts w:ascii="Calibri" w:hAnsi="Calibri" w:cs="Arial"/>
-                <w:i/>
-                <w:color w:val="548DD4"/>
-                <w:sz w:val="18"/>
-                <w:szCs w:val="20"/>
-                <w:lang w:eastAsia="es-CL"/>
-              </w:rPr>
-              <w:t>D</w:t>
-            </w:r>
-            <w:r>
-              <w:rPr>
-                <w:rFonts w:ascii="Calibri" w:hAnsi="Calibri" w:cs="Arial"/>
-                <w:i/>
-                <w:color w:val="548DD4"/>
-                <w:sz w:val="18"/>
-                <w:szCs w:val="20"/>
-                <w:lang w:eastAsia="es-CL"/>
-              </w:rPr>
-              <w:t>escribe</w:t>
-            </w:r>
-            <w:r>
-              <w:rPr>
-                <w:rFonts w:ascii="Calibri" w:hAnsi="Calibri" w:cs="Arial"/>
-                <w:i/>
-                <w:color w:val="548DD4"/>
-                <w:sz w:val="18"/>
-                <w:szCs w:val="20"/>
-                <w:lang w:eastAsia="es-CL"/>
-              </w:rPr>
-              <w:t xml:space="preserve"> el estado de avance </w:t>
-            </w:r>
-            <w:r>
-              <w:rPr>
-                <w:rFonts w:ascii="Calibri" w:hAnsi="Calibri" w:cs="Arial"/>
-                <w:i/>
-                <w:color w:val="548DD4"/>
-                <w:sz w:val="18"/>
-                <w:szCs w:val="20"/>
-                <w:lang w:eastAsia="es-CL"/>
-              </w:rPr>
-              <w:t>de cada actividad.</w:t>
-            </w:r>
-          </w:p>
-          <w:p>
-            <w:pPr>
-              <w:jc w:val="both"/>
-              <w:rPr>
-                <w:rFonts w:ascii="Calibri" w:hAnsi="Calibri" w:cs="Arial"/>
-                <w:i/>
-                <w:color w:val="C00000"/>
-                <w:sz w:val="16"/>
-                <w:szCs w:val="20"/>
-                <w:lang w:eastAsia="es-CL"/>
-              </w:rPr>
-            </w:pPr>
-          </w:p>
-          <w:p>
-            <w:pPr>
-              <w:jc w:val="both"/>
-              <w:rPr>
-                <w:rFonts w:ascii="Calibri" w:hAnsi="Calibri" w:cs="Arial"/>
-                <w:i/>
-                <w:color w:val="548DD4"/>
-                <w:sz w:val="18"/>
-                <w:szCs w:val="20"/>
-                <w:lang w:eastAsia="es-CL"/>
-              </w:rPr>
-            </w:pPr>
-            <w:r>
-              <w:rPr>
-                <w:rFonts w:ascii="Calibri" w:hAnsi="Calibri" w:cs="Arial"/>
-                <w:i/>
-                <w:color w:val="548DD4"/>
-                <w:sz w:val="18"/>
-                <w:szCs w:val="20"/>
-                <w:lang w:eastAsia="es-CL"/>
-              </w:rPr>
-              <w:t xml:space="preserve">Tipos de estado: </w:t>
-            </w:r>
-          </w:p>
-          <w:p>
-            <w:pPr>
-              <w:jc w:val="both"/>
-              <w:rPr>
-                <w:rFonts w:ascii="Calibri" w:hAnsi="Calibri" w:cs="Arial"/>
-                <w:i/>
-                <w:color w:val="C00000"/>
-                <w:sz w:val="16"/>
-                <w:szCs w:val="20"/>
-                <w:lang w:eastAsia="es-CL"/>
-              </w:rPr>
-            </w:pPr>
-            <w:r>
-              <w:rPr>
-                <w:rFonts w:ascii="Calibri" w:hAnsi="Calibri" w:cs="Arial"/>
-                <w:i/>
-                <w:color w:val="548DD4"/>
-                <w:sz w:val="18"/>
-                <w:szCs w:val="20"/>
-                <w:lang w:eastAsia="es-CL"/>
-              </w:rPr>
-              <w:t>En curso/ Con retraso/ No iniciado/ Completado/ Ajustada</w:t>
-            </w:r>
-            <w:r>
-              <w:rPr>
-                <w:rFonts w:ascii="Calibri" w:hAnsi="Calibri" w:cs="Arial"/>
-                <w:i/>
-                <w:color w:val="C00000"/>
-                <w:sz w:val="16"/>
-                <w:szCs w:val="20"/>
-                <w:lang w:eastAsia="es-CL"/>
-              </w:rPr>
-              <w:t xml:space="preserve"> </w:t>
-            </w:r>
-          </w:p>
-        </w:tc>
-        <w:tc>
-          <w:tcPr>
-            <w:tcW w:w="850" w:type="dxa"/>
-          </w:tcPr>
-          <w:p>
-            <w:pPr>
-              <w:jc w:val="both"/>
-              <w:rPr>
-                <w:rFonts w:ascii="Calibri" w:hAnsi="Calibri" w:cs="Arial"/>
-                <w:i/>
-                <w:color w:val="548DD4"/>
-                <w:sz w:val="18"/>
-                <w:szCs w:val="20"/>
-                <w:lang w:eastAsia="es-CL"/>
-              </w:rPr>
-            </w:pPr>
-            <w:r>
-              <w:rPr>
-                <w:rFonts w:ascii="Calibri" w:hAnsi="Calibri" w:cs="Arial"/>
-                <w:i/>
-                <w:color w:val="548DD4"/>
-                <w:sz w:val="18"/>
-                <w:szCs w:val="20"/>
-                <w:lang w:eastAsia="es-CL"/>
-              </w:rPr>
-              <w:t>S</w:t>
-            </w:r>
-            <w:r>
-              <w:rPr>
-                <w:rFonts w:ascii="Calibri" w:hAnsi="Calibri" w:cs="Arial"/>
-                <w:i/>
-                <w:color w:val="548DD4"/>
-                <w:sz w:val="18"/>
-                <w:szCs w:val="20"/>
-                <w:lang w:eastAsia="es-CL"/>
-              </w:rPr>
-              <w:t>e</w:t>
-            </w:r>
-            <w:r>
-              <w:rPr>
-                <w:rFonts w:ascii="Calibri" w:hAnsi="Calibri" w:cs="Arial"/>
-                <w:i/>
-                <w:color w:val="548DD4"/>
-                <w:sz w:val="18"/>
-                <w:szCs w:val="20"/>
-                <w:lang w:eastAsia="es-CL"/>
-              </w:rPr>
-              <w:t xml:space="preserve">ñala los ajustes o reformulaciones </w:t>
-            </w:r>
-            <w:r>
-              <w:rPr>
-                <w:rFonts w:ascii="Calibri" w:hAnsi="Calibri" w:cs="Arial"/>
-                <w:i/>
-                <w:color w:val="548DD4"/>
-                <w:sz w:val="18"/>
-                <w:szCs w:val="20"/>
-                <w:lang w:eastAsia="es-CL"/>
-              </w:rPr>
-              <w:t>que has realiza</w:t>
-            </w:r>
-            <w:r>
-              <w:rPr>
-                <w:rFonts w:ascii="Calibri" w:hAnsi="Calibri" w:cs="Arial"/>
-                <w:i/>
-                <w:color w:val="548DD4"/>
-                <w:sz w:val="18"/>
-                <w:szCs w:val="20"/>
-                <w:lang w:eastAsia="es-CL"/>
-              </w:rPr>
-              <w:t xml:space="preserve">do. </w:t>
+            <w:tcW w:w="1260" w:type="dxa"/>
+            <w:vAlign w:val="top"/>
+          </w:tcPr>
+          <w:p>
+            <w:pPr>
+              <w:keepNext w:val="0"/>
+              <w:keepLines w:val="0"/>
+              <w:widowControl/>
+              <w:spacing w:before="0" w:after="0" w:line="240" w:lineRule="auto"/>
+              <w:ind w:left="0" w:right="0" w:firstLine="0"/>
+              <w:jc w:val="left"/>
+            </w:pPr>
+            <w:r>
+              <w:rPr>
+                <w:rFonts w:ascii="Calibri" w:hAnsi="Calibri"/>
+                <w:b w:val="0"/>
+                <w:i w:val="0"/>
+                <w:color w:val="000000"/>
+                <w:sz w:val="18"/>
+                <w:lang w:val="es-CL"/>
+              </w:rPr>
+              <w:t>Gestión y propuesta</w:t>
+            </w:r>
+          </w:p>
+        </w:tc>
+        <w:tc>
+          <w:tcPr>
+            <w:tcW w:w="1300" w:type="dxa"/>
+            <w:vAlign w:val="top"/>
+          </w:tcPr>
+          <w:p>
+            <w:pPr>
+              <w:keepNext w:val="0"/>
+              <w:keepLines w:val="0"/>
+              <w:widowControl/>
+              <w:spacing w:before="0" w:after="0" w:line="240" w:lineRule="auto"/>
+              <w:ind w:left="0" w:right="0" w:firstLine="0"/>
+              <w:jc w:val="left"/>
+            </w:pPr>
+            <w:r>
+              <w:rPr>
+                <w:rFonts w:ascii="Calibri" w:hAnsi="Calibri"/>
+                <w:b w:val="0"/>
+                <w:i w:val="0"/>
+                <w:color w:val="000000"/>
+                <w:sz w:val="18"/>
+                <w:lang w:val="es-CL"/>
+              </w:rPr>
+              <w:t>Revisar problema, alcance y objetivos</w:t>
+            </w:r>
+          </w:p>
+        </w:tc>
+        <w:tc>
+          <w:tcPr>
+            <w:tcW w:w="1300" w:type="dxa"/>
+            <w:vAlign w:val="top"/>
+          </w:tcPr>
+          <w:p>
+            <w:pPr>
+              <w:keepNext w:val="0"/>
+              <w:keepLines w:val="0"/>
+              <w:widowControl/>
+              <w:spacing w:before="0" w:after="0" w:line="240" w:lineRule="auto"/>
+              <w:ind w:left="0" w:right="0" w:firstLine="0"/>
+              <w:jc w:val="left"/>
+            </w:pPr>
+            <w:r>
+              <w:rPr>
+                <w:rFonts w:ascii="Calibri" w:hAnsi="Calibri"/>
+                <w:b w:val="0"/>
+                <w:i w:val="0"/>
+                <w:color w:val="000000"/>
+                <w:sz w:val="18"/>
+                <w:lang w:val="es-CL"/>
+              </w:rPr>
+              <w:t>Guías APT, SRS, backlog, repo</w:t>
+            </w:r>
+          </w:p>
+        </w:tc>
+        <w:tc>
+          <w:tcPr>
+            <w:tcW w:w="940" w:type="dxa"/>
+            <w:vAlign w:val="top"/>
+          </w:tcPr>
+          <w:p>
+            <w:pPr>
+              <w:keepNext w:val="0"/>
+              <w:keepLines w:val="0"/>
+              <w:widowControl/>
+              <w:spacing w:before="0" w:after="0" w:line="240" w:lineRule="auto"/>
+              <w:ind w:left="0" w:right="0" w:firstLine="0"/>
+              <w:jc w:val="left"/>
+            </w:pPr>
+            <w:r>
+              <w:rPr>
+                <w:rFonts w:ascii="Calibri" w:hAnsi="Calibri"/>
+                <w:b w:val="0"/>
+                <w:i w:val="0"/>
+                <w:color w:val="000000"/>
+                <w:sz w:val="18"/>
+                <w:lang w:val="es-CL"/>
+              </w:rPr>
+              <w:t>1 semana</w:t>
+            </w:r>
+          </w:p>
+        </w:tc>
+        <w:tc>
+          <w:tcPr>
+            <w:tcW w:w="1320" w:type="dxa"/>
+            <w:vAlign w:val="top"/>
+          </w:tcPr>
+          <w:p>
+            <w:pPr>
+              <w:keepNext w:val="0"/>
+              <w:keepLines w:val="0"/>
+              <w:widowControl/>
+              <w:spacing w:before="0" w:after="0" w:line="240" w:lineRule="auto"/>
+              <w:ind w:left="0" w:right="0" w:firstLine="0"/>
+              <w:jc w:val="left"/>
+            </w:pPr>
+            <w:r>
+              <w:rPr>
+                <w:rFonts w:ascii="Calibri" w:hAnsi="Calibri"/>
+                <w:b w:val="0"/>
+                <w:i w:val="0"/>
+                <w:color w:val="000000"/>
+                <w:sz w:val="18"/>
+                <w:lang w:val="es-CL"/>
+              </w:rPr>
+              <w:t>Danae Muñoz y equipo</w:t>
+            </w:r>
+          </w:p>
+        </w:tc>
+        <w:tc>
+          <w:tcPr>
+            <w:tcW w:w="1260" w:type="dxa"/>
+            <w:vAlign w:val="top"/>
+          </w:tcPr>
+          <w:p>
+            <w:pPr>
+              <w:keepNext w:val="0"/>
+              <w:keepLines w:val="0"/>
+              <w:widowControl/>
+              <w:spacing w:before="0" w:after="0" w:line="240" w:lineRule="auto"/>
+              <w:ind w:left="0" w:right="0" w:firstLine="0"/>
+              <w:jc w:val="left"/>
+            </w:pPr>
+            <w:r>
+              <w:rPr>
+                <w:rFonts w:ascii="Calibri" w:hAnsi="Calibri"/>
+                <w:b w:val="0"/>
+                <w:i w:val="0"/>
+                <w:color w:val="000000"/>
+                <w:sz w:val="18"/>
+                <w:lang w:val="es-CL"/>
+              </w:rPr>
+              <w:t>Documentos concentrados en FocusBuddy</w:t>
+            </w:r>
+          </w:p>
+        </w:tc>
+        <w:tc>
+          <w:tcPr>
+            <w:tcW w:w="1020" w:type="dxa"/>
+            <w:vAlign w:val="top"/>
+          </w:tcPr>
+          <w:p>
+            <w:pPr>
+              <w:keepNext w:val="0"/>
+              <w:keepLines w:val="0"/>
+              <w:widowControl/>
+              <w:spacing w:before="0" w:after="0" w:line="240" w:lineRule="auto"/>
+              <w:ind w:left="0" w:right="0" w:firstLine="0"/>
+              <w:jc w:val="left"/>
+            </w:pPr>
+            <w:r>
+              <w:rPr>
+                <w:rFonts w:ascii="Calibri" w:hAnsi="Calibri"/>
+                <w:b w:val="0"/>
+                <w:i w:val="0"/>
+                <w:color w:val="000000"/>
+                <w:sz w:val="18"/>
+                <w:lang w:val="es-CL"/>
+              </w:rPr>
+              <w:t>Ajustada</w:t>
+            </w:r>
+          </w:p>
+        </w:tc>
+        <w:tc>
+          <w:tcPr>
+            <w:tcW w:w="1376" w:type="dxa"/>
+            <w:vAlign w:val="top"/>
+          </w:tcPr>
+          <w:p>
+            <w:pPr>
+              <w:keepNext w:val="0"/>
+              <w:keepLines w:val="0"/>
+              <w:widowControl/>
+              <w:spacing w:before="0" w:after="0" w:line="240" w:lineRule="auto"/>
+              <w:ind w:left="0" w:right="0" w:firstLine="0"/>
+              <w:jc w:val="left"/>
+            </w:pPr>
+            <w:r>
+              <w:rPr>
+                <w:rFonts w:ascii="Calibri" w:hAnsi="Calibri"/>
+                <w:b w:val="0"/>
+                <w:i w:val="0"/>
+                <w:color w:val="000000"/>
+                <w:sz w:val="18"/>
+                <w:lang w:val="es-CL"/>
+              </w:rPr>
+              <w:t>Konea Focus pasa a ser producto principal</w:t>
+            </w:r>
+          </w:p>
+        </w:tc>
+      </w:tr>
+      <w:tr>
+        <w:trPr>
+          <w:cantSplit/>
+        </w:trPr>
+        <w:tc>
+          <w:tcPr>
+            <w:tcW w:w="1260" w:type="dxa"/>
+            <w:vAlign w:val="top"/>
+          </w:tcPr>
+          <w:p>
+            <w:pPr>
+              <w:keepNext w:val="0"/>
+              <w:keepLines w:val="0"/>
+              <w:widowControl/>
+              <w:spacing w:before="0" w:after="0" w:line="240" w:lineRule="auto"/>
+              <w:ind w:left="0" w:right="0" w:firstLine="0"/>
+              <w:jc w:val="left"/>
+            </w:pPr>
+            <w:r>
+              <w:rPr>
+                <w:rFonts w:ascii="Calibri" w:hAnsi="Calibri"/>
+                <w:b w:val="0"/>
+                <w:i w:val="0"/>
+                <w:color w:val="000000"/>
+                <w:sz w:val="18"/>
+                <w:lang w:val="es-CL"/>
+              </w:rPr>
+              <w:t>Arquitectura</w:t>
+            </w:r>
+          </w:p>
+        </w:tc>
+        <w:tc>
+          <w:tcPr>
+            <w:tcW w:w="1300" w:type="dxa"/>
+            <w:vAlign w:val="top"/>
+          </w:tcPr>
+          <w:p>
+            <w:pPr>
+              <w:keepNext w:val="0"/>
+              <w:keepLines w:val="0"/>
+              <w:widowControl/>
+              <w:spacing w:before="0" w:after="0" w:line="240" w:lineRule="auto"/>
+              <w:ind w:left="0" w:right="0" w:firstLine="0"/>
+              <w:jc w:val="left"/>
+            </w:pPr>
+            <w:r>
+              <w:rPr>
+                <w:rFonts w:ascii="Calibri" w:hAnsi="Calibri"/>
+                <w:b w:val="0"/>
+                <w:i w:val="0"/>
+                <w:color w:val="000000"/>
+                <w:sz w:val="18"/>
+                <w:lang w:val="es-CL"/>
+              </w:rPr>
+              <w:t>Diseñar web, API, datos y escritorio</w:t>
+            </w:r>
+          </w:p>
+        </w:tc>
+        <w:tc>
+          <w:tcPr>
+            <w:tcW w:w="1300" w:type="dxa"/>
+            <w:vAlign w:val="top"/>
+          </w:tcPr>
+          <w:p>
+            <w:pPr>
+              <w:keepNext w:val="0"/>
+              <w:keepLines w:val="0"/>
+              <w:widowControl/>
+              <w:spacing w:before="0" w:after="0" w:line="240" w:lineRule="auto"/>
+              <w:ind w:left="0" w:right="0" w:firstLine="0"/>
+              <w:jc w:val="left"/>
+            </w:pPr>
+            <w:r>
+              <w:rPr>
+                <w:rFonts w:ascii="Calibri" w:hAnsi="Calibri"/>
+                <w:b w:val="0"/>
+                <w:i w:val="0"/>
+                <w:color w:val="000000"/>
+                <w:sz w:val="18"/>
+                <w:lang w:val="es-CL"/>
+              </w:rPr>
+              <w:t>React, Express, PostgreSQL, Drizzle</w:t>
+            </w:r>
+          </w:p>
+        </w:tc>
+        <w:tc>
+          <w:tcPr>
+            <w:tcW w:w="940" w:type="dxa"/>
+            <w:vAlign w:val="top"/>
+          </w:tcPr>
+          <w:p>
+            <w:pPr>
+              <w:keepNext w:val="0"/>
+              <w:keepLines w:val="0"/>
+              <w:widowControl/>
+              <w:spacing w:before="0" w:after="0" w:line="240" w:lineRule="auto"/>
+              <w:ind w:left="0" w:right="0" w:firstLine="0"/>
+              <w:jc w:val="left"/>
+            </w:pPr>
+            <w:r>
+              <w:rPr>
+                <w:rFonts w:ascii="Calibri" w:hAnsi="Calibri"/>
+                <w:b w:val="0"/>
+                <w:i w:val="0"/>
+                <w:color w:val="000000"/>
+                <w:sz w:val="18"/>
+                <w:lang w:val="es-CL"/>
+              </w:rPr>
+              <w:t>2 semanas</w:t>
+            </w:r>
+          </w:p>
+        </w:tc>
+        <w:tc>
+          <w:tcPr>
+            <w:tcW w:w="1320" w:type="dxa"/>
+            <w:vAlign w:val="top"/>
+          </w:tcPr>
+          <w:p>
+            <w:pPr>
+              <w:keepNext w:val="0"/>
+              <w:keepLines w:val="0"/>
+              <w:widowControl/>
+              <w:spacing w:before="0" w:after="0" w:line="240" w:lineRule="auto"/>
+              <w:ind w:left="0" w:right="0" w:firstLine="0"/>
+              <w:jc w:val="left"/>
+            </w:pPr>
+            <w:r>
+              <w:rPr>
+                <w:rFonts w:ascii="Calibri" w:hAnsi="Calibri"/>
+                <w:b w:val="0"/>
+                <w:i w:val="0"/>
+                <w:color w:val="000000"/>
+                <w:sz w:val="18"/>
+                <w:lang w:val="es-CL"/>
+              </w:rPr>
+              <w:t>Oscar Callejas y equipo</w:t>
+            </w:r>
+          </w:p>
+        </w:tc>
+        <w:tc>
+          <w:tcPr>
+            <w:tcW w:w="1260" w:type="dxa"/>
+            <w:vAlign w:val="top"/>
+          </w:tcPr>
+          <w:p>
+            <w:pPr>
+              <w:keepNext w:val="0"/>
+              <w:keepLines w:val="0"/>
+              <w:widowControl/>
+              <w:spacing w:before="0" w:after="0" w:line="240" w:lineRule="auto"/>
+              <w:ind w:left="0" w:right="0" w:firstLine="0"/>
+              <w:jc w:val="left"/>
+            </w:pPr>
+            <w:r>
+              <w:rPr>
+                <w:rFonts w:ascii="Calibri" w:hAnsi="Calibri"/>
+                <w:b w:val="0"/>
+                <w:i w:val="0"/>
+                <w:color w:val="000000"/>
+                <w:sz w:val="18"/>
+                <w:lang w:val="es-CL"/>
+              </w:rPr>
+              <w:t>Servicios antiguos no reproducibles</w:t>
+            </w:r>
+          </w:p>
+        </w:tc>
+        <w:tc>
+          <w:tcPr>
+            <w:tcW w:w="1020" w:type="dxa"/>
+            <w:vAlign w:val="top"/>
+          </w:tcPr>
+          <w:p>
+            <w:pPr>
+              <w:keepNext w:val="0"/>
+              <w:keepLines w:val="0"/>
+              <w:widowControl/>
+              <w:spacing w:before="0" w:after="0" w:line="240" w:lineRule="auto"/>
+              <w:ind w:left="0" w:right="0" w:firstLine="0"/>
+              <w:jc w:val="left"/>
+            </w:pPr>
+            <w:r>
+              <w:rPr>
+                <w:rFonts w:ascii="Calibri" w:hAnsi="Calibri"/>
+                <w:b w:val="0"/>
+                <w:i w:val="0"/>
+                <w:color w:val="000000"/>
+                <w:sz w:val="18"/>
+                <w:lang w:val="es-CL"/>
+              </w:rPr>
+              <w:t>Completado</w:t>
+            </w:r>
+          </w:p>
+        </w:tc>
+        <w:tc>
+          <w:tcPr>
+            <w:tcW w:w="1376" w:type="dxa"/>
+            <w:vAlign w:val="top"/>
+          </w:tcPr>
+          <w:p>
+            <w:pPr>
+              <w:keepNext w:val="0"/>
+              <w:keepLines w:val="0"/>
+              <w:widowControl/>
+              <w:spacing w:before="0" w:after="0" w:line="240" w:lineRule="auto"/>
+              <w:ind w:left="0" w:right="0" w:firstLine="0"/>
+              <w:jc w:val="left"/>
+            </w:pPr>
+            <w:r>
+              <w:rPr>
+                <w:rFonts w:ascii="Calibri" w:hAnsi="Calibri"/>
+                <w:b w:val="0"/>
+                <w:i w:val="0"/>
+                <w:color w:val="000000"/>
+                <w:sz w:val="18"/>
+                <w:lang w:val="es-CL"/>
+              </w:rPr>
+              <w:t>Arquitectura local propia</w:t>
+            </w:r>
+          </w:p>
+        </w:tc>
+      </w:tr>
+      <w:tr>
+        <w:trPr>
+          <w:cantSplit/>
+        </w:trPr>
+        <w:tc>
+          <w:tcPr>
+            <w:tcW w:w="1260" w:type="dxa"/>
+            <w:vAlign w:val="top"/>
+          </w:tcPr>
+          <w:p>
+            <w:pPr>
+              <w:keepNext w:val="0"/>
+              <w:keepLines w:val="0"/>
+              <w:widowControl/>
+              <w:spacing w:before="0" w:after="0" w:line="240" w:lineRule="auto"/>
+              <w:ind w:left="0" w:right="0" w:firstLine="0"/>
+              <w:jc w:val="left"/>
+            </w:pPr>
+            <w:r>
+              <w:rPr>
+                <w:rFonts w:ascii="Calibri" w:hAnsi="Calibri"/>
+                <w:b w:val="0"/>
+                <w:i w:val="0"/>
+                <w:color w:val="000000"/>
+                <w:sz w:val="18"/>
+                <w:lang w:val="es-CL"/>
+              </w:rPr>
+              <w:t>Programación</w:t>
+            </w:r>
+          </w:p>
+        </w:tc>
+        <w:tc>
+          <w:tcPr>
+            <w:tcW w:w="1300" w:type="dxa"/>
+            <w:vAlign w:val="top"/>
+          </w:tcPr>
+          <w:p>
+            <w:pPr>
+              <w:keepNext w:val="0"/>
+              <w:keepLines w:val="0"/>
+              <w:widowControl/>
+              <w:spacing w:before="0" w:after="0" w:line="240" w:lineRule="auto"/>
+              <w:ind w:left="0" w:right="0" w:firstLine="0"/>
+              <w:jc w:val="left"/>
+            </w:pPr>
+            <w:r>
+              <w:rPr>
+                <w:rFonts w:ascii="Calibri" w:hAnsi="Calibri"/>
+                <w:b w:val="0"/>
+                <w:i w:val="0"/>
+                <w:color w:val="000000"/>
+                <w:sz w:val="18"/>
+                <w:lang w:val="es-CL"/>
+              </w:rPr>
+              <w:t>Identidad, perfiles y portafolio</w:t>
+            </w:r>
+          </w:p>
+        </w:tc>
+        <w:tc>
+          <w:tcPr>
+            <w:tcW w:w="1300" w:type="dxa"/>
+            <w:vAlign w:val="top"/>
+          </w:tcPr>
+          <w:p>
+            <w:pPr>
+              <w:keepNext w:val="0"/>
+              <w:keepLines w:val="0"/>
+              <w:widowControl/>
+              <w:spacing w:before="0" w:after="0" w:line="240" w:lineRule="auto"/>
+              <w:ind w:left="0" w:right="0" w:firstLine="0"/>
+              <w:jc w:val="left"/>
+            </w:pPr>
+            <w:r>
+              <w:rPr>
+                <w:rFonts w:ascii="Calibri" w:hAnsi="Calibri"/>
+                <w:b w:val="0"/>
+                <w:i w:val="0"/>
+                <w:color w:val="000000"/>
+                <w:sz w:val="18"/>
+                <w:lang w:val="es-CL"/>
+              </w:rPr>
+              <w:t>TypeScript, Zod, PostgreSQL</w:t>
+            </w:r>
+          </w:p>
+        </w:tc>
+        <w:tc>
+          <w:tcPr>
+            <w:tcW w:w="940" w:type="dxa"/>
+            <w:vAlign w:val="top"/>
+          </w:tcPr>
+          <w:p>
+            <w:pPr>
+              <w:keepNext w:val="0"/>
+              <w:keepLines w:val="0"/>
+              <w:widowControl/>
+              <w:spacing w:before="0" w:after="0" w:line="240" w:lineRule="auto"/>
+              <w:ind w:left="0" w:right="0" w:firstLine="0"/>
+              <w:jc w:val="left"/>
+            </w:pPr>
+            <w:r>
+              <w:rPr>
+                <w:rFonts w:ascii="Calibri" w:hAnsi="Calibri"/>
+                <w:b w:val="0"/>
+                <w:i w:val="0"/>
+                <w:color w:val="000000"/>
+                <w:sz w:val="18"/>
+                <w:lang w:val="es-CL"/>
+              </w:rPr>
+              <w:t>2 semanas</w:t>
+            </w:r>
+          </w:p>
+        </w:tc>
+        <w:tc>
+          <w:tcPr>
+            <w:tcW w:w="1320" w:type="dxa"/>
+            <w:vAlign w:val="top"/>
+          </w:tcPr>
+          <w:p>
+            <w:pPr>
+              <w:keepNext w:val="0"/>
+              <w:keepLines w:val="0"/>
+              <w:widowControl/>
+              <w:spacing w:before="0" w:after="0" w:line="240" w:lineRule="auto"/>
+              <w:ind w:left="0" w:right="0" w:firstLine="0"/>
+              <w:jc w:val="left"/>
+            </w:pPr>
+            <w:r>
+              <w:rPr>
+                <w:rFonts w:ascii="Calibri" w:hAnsi="Calibri"/>
+                <w:b w:val="0"/>
+                <w:i w:val="0"/>
+                <w:color w:val="000000"/>
+                <w:sz w:val="18"/>
+                <w:lang w:val="es-CL"/>
+              </w:rPr>
+              <w:t>Oscar Callejas y equipo</w:t>
+            </w:r>
+          </w:p>
+        </w:tc>
+        <w:tc>
+          <w:tcPr>
+            <w:tcW w:w="1260" w:type="dxa"/>
+            <w:vAlign w:val="top"/>
+          </w:tcPr>
+          <w:p>
+            <w:pPr>
+              <w:keepNext w:val="0"/>
+              <w:keepLines w:val="0"/>
+              <w:widowControl/>
+              <w:spacing w:before="0" w:after="0" w:line="240" w:lineRule="auto"/>
+              <w:ind w:left="0" w:right="0" w:firstLine="0"/>
+              <w:jc w:val="left"/>
+            </w:pPr>
+            <w:r>
+              <w:rPr>
+                <w:rFonts w:ascii="Calibri" w:hAnsi="Calibri"/>
+                <w:b w:val="0"/>
+                <w:i w:val="0"/>
+                <w:color w:val="000000"/>
+                <w:sz w:val="18"/>
+                <w:lang w:val="es-CL"/>
+              </w:rPr>
+              <w:t>Permisos, catálogos y recorte</w:t>
+            </w:r>
+          </w:p>
+        </w:tc>
+        <w:tc>
+          <w:tcPr>
+            <w:tcW w:w="1020" w:type="dxa"/>
+            <w:vAlign w:val="top"/>
+          </w:tcPr>
+          <w:p>
+            <w:pPr>
+              <w:keepNext w:val="0"/>
+              <w:keepLines w:val="0"/>
+              <w:widowControl/>
+              <w:spacing w:before="0" w:after="0" w:line="240" w:lineRule="auto"/>
+              <w:ind w:left="0" w:right="0" w:firstLine="0"/>
+              <w:jc w:val="left"/>
+            </w:pPr>
+            <w:r>
+              <w:rPr>
+                <w:rFonts w:ascii="Calibri" w:hAnsi="Calibri"/>
+                <w:b w:val="0"/>
+                <w:i w:val="0"/>
+                <w:color w:val="000000"/>
+                <w:sz w:val="18"/>
+                <w:lang w:val="es-CL"/>
+              </w:rPr>
+              <w:t>Completado</w:t>
+            </w:r>
+          </w:p>
+        </w:tc>
+        <w:tc>
+          <w:tcPr>
+            <w:tcW w:w="1376" w:type="dxa"/>
+            <w:vAlign w:val="top"/>
+          </w:tcPr>
+          <w:p>
+            <w:pPr>
+              <w:keepNext w:val="0"/>
+              <w:keepLines w:val="0"/>
+              <w:widowControl/>
+              <w:spacing w:before="0" w:after="0" w:line="240" w:lineRule="auto"/>
+              <w:ind w:left="0" w:right="0" w:firstLine="0"/>
+              <w:jc w:val="left"/>
+            </w:pPr>
+            <w:r>
+              <w:rPr>
+                <w:rFonts w:ascii="Calibri" w:hAnsi="Calibri"/>
+                <w:b w:val="0"/>
+                <w:i w:val="0"/>
+                <w:color w:val="000000"/>
+                <w:sz w:val="18"/>
+                <w:lang w:val="es-CL"/>
+              </w:rPr>
+              <w:t>Validación y autorización en API</w:t>
+            </w:r>
+          </w:p>
+        </w:tc>
+      </w:tr>
+      <w:tr>
+        <w:trPr>
+          <w:cantSplit/>
+        </w:trPr>
+        <w:tc>
+          <w:tcPr>
+            <w:tcW w:w="1260" w:type="dxa"/>
+            <w:vAlign w:val="top"/>
+          </w:tcPr>
+          <w:p>
+            <w:pPr>
+              <w:keepNext w:val="0"/>
+              <w:keepLines w:val="0"/>
+              <w:widowControl/>
+              <w:spacing w:before="0" w:after="0" w:line="240" w:lineRule="auto"/>
+              <w:ind w:left="0" w:right="0" w:firstLine="0"/>
+              <w:jc w:val="left"/>
+            </w:pPr>
+            <w:r>
+              <w:rPr>
+                <w:rFonts w:ascii="Calibri" w:hAnsi="Calibri"/>
+                <w:b w:val="0"/>
+                <w:i w:val="0"/>
+                <w:color w:val="000000"/>
+                <w:sz w:val="18"/>
+                <w:lang w:val="es-CL"/>
+              </w:rPr>
+              <w:t>Desarrollo</w:t>
+            </w:r>
+          </w:p>
+        </w:tc>
+        <w:tc>
+          <w:tcPr>
+            <w:tcW w:w="1300" w:type="dxa"/>
+            <w:vAlign w:val="top"/>
+          </w:tcPr>
+          <w:p>
+            <w:pPr>
+              <w:keepNext w:val="0"/>
+              <w:keepLines w:val="0"/>
+              <w:widowControl/>
+              <w:spacing w:before="0" w:after="0" w:line="240" w:lineRule="auto"/>
+              <w:ind w:left="0" w:right="0" w:firstLine="0"/>
+              <w:jc w:val="left"/>
+            </w:pPr>
+            <w:r>
+              <w:rPr>
+                <w:rFonts w:ascii="Calibri" w:hAnsi="Calibri"/>
+                <w:b w:val="0"/>
+                <w:i w:val="0"/>
+                <w:color w:val="000000"/>
+                <w:sz w:val="18"/>
+                <w:lang w:val="es-CL"/>
+              </w:rPr>
+              <w:t>Comunidad y publicaciones</w:t>
+            </w:r>
+          </w:p>
+        </w:tc>
+        <w:tc>
+          <w:tcPr>
+            <w:tcW w:w="1300" w:type="dxa"/>
+            <w:vAlign w:val="top"/>
+          </w:tcPr>
+          <w:p>
+            <w:pPr>
+              <w:keepNext w:val="0"/>
+              <w:keepLines w:val="0"/>
+              <w:widowControl/>
+              <w:spacing w:before="0" w:after="0" w:line="240" w:lineRule="auto"/>
+              <w:ind w:left="0" w:right="0" w:firstLine="0"/>
+              <w:jc w:val="left"/>
+            </w:pPr>
+            <w:r>
+              <w:rPr>
+                <w:rFonts w:ascii="Calibri" w:hAnsi="Calibri"/>
+                <w:b w:val="0"/>
+                <w:i w:val="0"/>
+                <w:color w:val="000000"/>
+                <w:sz w:val="18"/>
+                <w:lang w:val="es-CL"/>
+              </w:rPr>
+              <w:t>React, API, archivos y datos</w:t>
+            </w:r>
+          </w:p>
+        </w:tc>
+        <w:tc>
+          <w:tcPr>
+            <w:tcW w:w="940" w:type="dxa"/>
+            <w:vAlign w:val="top"/>
+          </w:tcPr>
+          <w:p>
+            <w:pPr>
+              <w:keepNext w:val="0"/>
+              <w:keepLines w:val="0"/>
+              <w:widowControl/>
+              <w:spacing w:before="0" w:after="0" w:line="240" w:lineRule="auto"/>
+              <w:ind w:left="0" w:right="0" w:firstLine="0"/>
+              <w:jc w:val="left"/>
+            </w:pPr>
+            <w:r>
+              <w:rPr>
+                <w:rFonts w:ascii="Calibri" w:hAnsi="Calibri"/>
+                <w:b w:val="0"/>
+                <w:i w:val="0"/>
+                <w:color w:val="000000"/>
+                <w:sz w:val="18"/>
+                <w:lang w:val="es-CL"/>
+              </w:rPr>
+              <w:t>2 semanas</w:t>
+            </w:r>
+          </w:p>
+        </w:tc>
+        <w:tc>
+          <w:tcPr>
+            <w:tcW w:w="1320" w:type="dxa"/>
+            <w:vAlign w:val="top"/>
+          </w:tcPr>
+          <w:p>
+            <w:pPr>
+              <w:keepNext w:val="0"/>
+              <w:keepLines w:val="0"/>
+              <w:widowControl/>
+              <w:spacing w:before="0" w:after="0" w:line="240" w:lineRule="auto"/>
+              <w:ind w:left="0" w:right="0" w:firstLine="0"/>
+              <w:jc w:val="left"/>
+            </w:pPr>
+            <w:r>
+              <w:rPr>
+                <w:rFonts w:ascii="Calibri" w:hAnsi="Calibri"/>
+                <w:b w:val="0"/>
+                <w:i w:val="0"/>
+                <w:color w:val="000000"/>
+                <w:sz w:val="18"/>
+                <w:lang w:val="es-CL"/>
+              </w:rPr>
+              <w:t>Equipo</w:t>
+            </w:r>
+          </w:p>
+        </w:tc>
+        <w:tc>
+          <w:tcPr>
+            <w:tcW w:w="1260" w:type="dxa"/>
+            <w:vAlign w:val="top"/>
+          </w:tcPr>
+          <w:p>
+            <w:pPr>
+              <w:keepNext w:val="0"/>
+              <w:keepLines w:val="0"/>
+              <w:widowControl/>
+              <w:spacing w:before="0" w:after="0" w:line="240" w:lineRule="auto"/>
+              <w:ind w:left="0" w:right="0" w:firstLine="0"/>
+              <w:jc w:val="left"/>
+            </w:pPr>
+            <w:r>
+              <w:rPr>
+                <w:rFonts w:ascii="Calibri" w:hAnsi="Calibri"/>
+                <w:b w:val="0"/>
+                <w:i w:val="0"/>
+                <w:color w:val="000000"/>
+                <w:sz w:val="18"/>
+                <w:lang w:val="es-CL"/>
+              </w:rPr>
+              <w:t>Evitar botones sin función</w:t>
+            </w:r>
+          </w:p>
+        </w:tc>
+        <w:tc>
+          <w:tcPr>
+            <w:tcW w:w="1020" w:type="dxa"/>
+            <w:vAlign w:val="top"/>
+          </w:tcPr>
+          <w:p>
+            <w:pPr>
+              <w:keepNext w:val="0"/>
+              <w:keepLines w:val="0"/>
+              <w:widowControl/>
+              <w:spacing w:before="0" w:after="0" w:line="240" w:lineRule="auto"/>
+              <w:ind w:left="0" w:right="0" w:firstLine="0"/>
+              <w:jc w:val="left"/>
+            </w:pPr>
+            <w:r>
+              <w:rPr>
+                <w:rFonts w:ascii="Calibri" w:hAnsi="Calibri"/>
+                <w:b w:val="0"/>
+                <w:i w:val="0"/>
+                <w:color w:val="000000"/>
+                <w:sz w:val="18"/>
+                <w:lang w:val="es-CL"/>
+              </w:rPr>
+              <w:t>Completado</w:t>
+            </w:r>
+          </w:p>
+        </w:tc>
+        <w:tc>
+          <w:tcPr>
+            <w:tcW w:w="1376" w:type="dxa"/>
+            <w:vAlign w:val="top"/>
+          </w:tcPr>
+          <w:p>
+            <w:pPr>
+              <w:keepNext w:val="0"/>
+              <w:keepLines w:val="0"/>
+              <w:widowControl/>
+              <w:spacing w:before="0" w:after="0" w:line="240" w:lineRule="auto"/>
+              <w:ind w:left="0" w:right="0" w:firstLine="0"/>
+              <w:jc w:val="left"/>
+            </w:pPr>
+            <w:r>
+              <w:rPr>
+                <w:rFonts w:ascii="Calibri" w:hAnsi="Calibri"/>
+                <w:b w:val="0"/>
+                <w:i w:val="0"/>
+                <w:color w:val="000000"/>
+                <w:sz w:val="18"/>
+                <w:lang w:val="es-CL"/>
+              </w:rPr>
+              <w:t>Persistencia y visibilidad real</w:t>
+            </w:r>
+          </w:p>
+        </w:tc>
+      </w:tr>
+      <w:tr>
+        <w:trPr>
+          <w:cantSplit/>
+        </w:trPr>
+        <w:tc>
+          <w:tcPr>
+            <w:tcW w:w="1260" w:type="dxa"/>
+            <w:vAlign w:val="top"/>
+          </w:tcPr>
+          <w:p>
+            <w:pPr>
+              <w:keepNext w:val="0"/>
+              <w:keepLines w:val="0"/>
+              <w:widowControl/>
+              <w:spacing w:before="0" w:after="0" w:line="240" w:lineRule="auto"/>
+              <w:ind w:left="0" w:right="0" w:firstLine="0"/>
+              <w:jc w:val="left"/>
+            </w:pPr>
+            <w:r>
+              <w:rPr>
+                <w:rFonts w:ascii="Calibri" w:hAnsi="Calibri"/>
+                <w:b w:val="0"/>
+                <w:i w:val="0"/>
+                <w:color w:val="000000"/>
+                <w:sz w:val="18"/>
+                <w:lang w:val="es-CL"/>
+              </w:rPr>
+              <w:t>Integración</w:t>
+            </w:r>
+          </w:p>
+        </w:tc>
+        <w:tc>
+          <w:tcPr>
+            <w:tcW w:w="1300" w:type="dxa"/>
+            <w:vAlign w:val="top"/>
+          </w:tcPr>
+          <w:p>
+            <w:pPr>
+              <w:keepNext w:val="0"/>
+              <w:keepLines w:val="0"/>
+              <w:widowControl/>
+              <w:spacing w:before="0" w:after="0" w:line="240" w:lineRule="auto"/>
+              <w:ind w:left="0" w:right="0" w:firstLine="0"/>
+              <w:jc w:val="left"/>
+            </w:pPr>
+            <w:r>
+              <w:rPr>
+                <w:rFonts w:ascii="Calibri" w:hAnsi="Calibri"/>
+                <w:b w:val="0"/>
+                <w:i w:val="0"/>
+                <w:color w:val="000000"/>
+                <w:sz w:val="18"/>
+                <w:lang w:val="es-CL"/>
+              </w:rPr>
+              <w:t>Conexiones, QR, chat y colaboración</w:t>
+            </w:r>
+          </w:p>
+        </w:tc>
+        <w:tc>
+          <w:tcPr>
+            <w:tcW w:w="1300" w:type="dxa"/>
+            <w:vAlign w:val="top"/>
+          </w:tcPr>
+          <w:p>
+            <w:pPr>
+              <w:keepNext w:val="0"/>
+              <w:keepLines w:val="0"/>
+              <w:widowControl/>
+              <w:spacing w:before="0" w:after="0" w:line="240" w:lineRule="auto"/>
+              <w:ind w:left="0" w:right="0" w:firstLine="0"/>
+              <w:jc w:val="left"/>
+            </w:pPr>
+            <w:r>
+              <w:rPr>
+                <w:rFonts w:ascii="Calibri" w:hAnsi="Calibri"/>
+                <w:b w:val="0"/>
+                <w:i w:val="0"/>
+                <w:color w:val="000000"/>
+                <w:sz w:val="18"/>
+                <w:lang w:val="es-CL"/>
+              </w:rPr>
+              <w:t>API, polling, PostgreSQL</w:t>
+            </w:r>
+          </w:p>
+        </w:tc>
+        <w:tc>
+          <w:tcPr>
+            <w:tcW w:w="940" w:type="dxa"/>
+            <w:vAlign w:val="top"/>
+          </w:tcPr>
+          <w:p>
+            <w:pPr>
+              <w:keepNext w:val="0"/>
+              <w:keepLines w:val="0"/>
+              <w:widowControl/>
+              <w:spacing w:before="0" w:after="0" w:line="240" w:lineRule="auto"/>
+              <w:ind w:left="0" w:right="0" w:firstLine="0"/>
+              <w:jc w:val="left"/>
+            </w:pPr>
+            <w:r>
+              <w:rPr>
+                <w:rFonts w:ascii="Calibri" w:hAnsi="Calibri"/>
+                <w:b w:val="0"/>
+                <w:i w:val="0"/>
+                <w:color w:val="000000"/>
+                <w:sz w:val="18"/>
+                <w:lang w:val="es-CL"/>
+              </w:rPr>
+              <w:t>3 semanas</w:t>
+            </w:r>
+          </w:p>
+        </w:tc>
+        <w:tc>
+          <w:tcPr>
+            <w:tcW w:w="1320" w:type="dxa"/>
+            <w:vAlign w:val="top"/>
+          </w:tcPr>
+          <w:p>
+            <w:pPr>
+              <w:keepNext w:val="0"/>
+              <w:keepLines w:val="0"/>
+              <w:widowControl/>
+              <w:spacing w:before="0" w:after="0" w:line="240" w:lineRule="auto"/>
+              <w:ind w:left="0" w:right="0" w:firstLine="0"/>
+              <w:jc w:val="left"/>
+            </w:pPr>
+            <w:r>
+              <w:rPr>
+                <w:rFonts w:ascii="Calibri" w:hAnsi="Calibri"/>
+                <w:b w:val="0"/>
+                <w:i w:val="0"/>
+                <w:color w:val="000000"/>
+                <w:sz w:val="18"/>
+                <w:lang w:val="es-CL"/>
+              </w:rPr>
+              <w:t>Oscar Callejas y equipo</w:t>
+            </w:r>
+          </w:p>
+        </w:tc>
+        <w:tc>
+          <w:tcPr>
+            <w:tcW w:w="1260" w:type="dxa"/>
+            <w:vAlign w:val="top"/>
+          </w:tcPr>
+          <w:p>
+            <w:pPr>
+              <w:keepNext w:val="0"/>
+              <w:keepLines w:val="0"/>
+              <w:widowControl/>
+              <w:spacing w:before="0" w:after="0" w:line="240" w:lineRule="auto"/>
+              <w:ind w:left="0" w:right="0" w:firstLine="0"/>
+              <w:jc w:val="left"/>
+            </w:pPr>
+            <w:r>
+              <w:rPr>
+                <w:rFonts w:ascii="Calibri" w:hAnsi="Calibri"/>
+                <w:b w:val="0"/>
+                <w:i w:val="0"/>
+                <w:color w:val="000000"/>
+                <w:sz w:val="18"/>
+                <w:lang w:val="es-CL"/>
+              </w:rPr>
+              <w:t>Permisos y consentimiento complejos</w:t>
+            </w:r>
+          </w:p>
+        </w:tc>
+        <w:tc>
+          <w:tcPr>
+            <w:tcW w:w="1020" w:type="dxa"/>
+            <w:vAlign w:val="top"/>
+          </w:tcPr>
+          <w:p>
+            <w:pPr>
+              <w:keepNext w:val="0"/>
+              <w:keepLines w:val="0"/>
+              <w:widowControl/>
+              <w:spacing w:before="0" w:after="0" w:line="240" w:lineRule="auto"/>
+              <w:ind w:left="0" w:right="0" w:firstLine="0"/>
+              <w:jc w:val="left"/>
+            </w:pPr>
+            <w:r>
+              <w:rPr>
+                <w:rFonts w:ascii="Calibri" w:hAnsi="Calibri"/>
+                <w:b w:val="0"/>
+                <w:i w:val="0"/>
+                <w:color w:val="000000"/>
+                <w:sz w:val="18"/>
+                <w:lang w:val="es-CL"/>
+              </w:rPr>
+              <w:t>Completado</w:t>
+            </w:r>
+          </w:p>
+        </w:tc>
+        <w:tc>
+          <w:tcPr>
+            <w:tcW w:w="1376" w:type="dxa"/>
+            <w:vAlign w:val="top"/>
+          </w:tcPr>
+          <w:p>
+            <w:pPr>
+              <w:keepNext w:val="0"/>
+              <w:keepLines w:val="0"/>
+              <w:widowControl/>
+              <w:spacing w:before="0" w:after="0" w:line="240" w:lineRule="auto"/>
+              <w:ind w:left="0" w:right="0" w:firstLine="0"/>
+              <w:jc w:val="left"/>
+            </w:pPr>
+            <w:r>
+              <w:rPr>
+                <w:rFonts w:ascii="Calibri" w:hAnsi="Calibri"/>
+                <w:b w:val="0"/>
+                <w:i w:val="0"/>
+                <w:color w:val="000000"/>
+                <w:sz w:val="18"/>
+                <w:lang w:val="es-CL"/>
+              </w:rPr>
+              <w:t>Reciprocidad privada y QR</w:t>
+            </w:r>
+          </w:p>
+        </w:tc>
+      </w:tr>
+      <w:tr>
+        <w:trPr>
+          <w:cantSplit/>
+        </w:trPr>
+        <w:tc>
+          <w:tcPr>
+            <w:tcW w:w="1260" w:type="dxa"/>
+            <w:vAlign w:val="top"/>
+          </w:tcPr>
+          <w:p>
+            <w:pPr>
+              <w:keepNext w:val="0"/>
+              <w:keepLines w:val="0"/>
+              <w:widowControl/>
+              <w:spacing w:before="0" w:after="0" w:line="240" w:lineRule="auto"/>
+              <w:ind w:left="0" w:right="0" w:firstLine="0"/>
+              <w:jc w:val="left"/>
+            </w:pPr>
+            <w:r>
+              <w:rPr>
+                <w:rFonts w:ascii="Calibri" w:hAnsi="Calibri"/>
+                <w:b w:val="0"/>
+                <w:i w:val="0"/>
+                <w:color w:val="000000"/>
+                <w:sz w:val="18"/>
+                <w:lang w:val="es-CL"/>
+              </w:rPr>
+              <w:t>Seguridad/calidad</w:t>
+            </w:r>
+          </w:p>
+        </w:tc>
+        <w:tc>
+          <w:tcPr>
+            <w:tcW w:w="1300" w:type="dxa"/>
+            <w:vAlign w:val="top"/>
+          </w:tcPr>
+          <w:p>
+            <w:pPr>
+              <w:keepNext w:val="0"/>
+              <w:keepLines w:val="0"/>
+              <w:widowControl/>
+              <w:spacing w:before="0" w:after="0" w:line="240" w:lineRule="auto"/>
+              <w:ind w:left="0" w:right="0" w:firstLine="0"/>
+              <w:jc w:val="left"/>
+            </w:pPr>
+            <w:r>
+              <w:rPr>
+                <w:rFonts w:ascii="Calibri" w:hAnsi="Calibri"/>
+                <w:b w:val="0"/>
+                <w:i w:val="0"/>
+                <w:color w:val="000000"/>
+                <w:sz w:val="18"/>
+                <w:lang w:val="es-CL"/>
+              </w:rPr>
+              <w:t>Notificaciones, reportes y moderación</w:t>
+            </w:r>
+          </w:p>
+        </w:tc>
+        <w:tc>
+          <w:tcPr>
+            <w:tcW w:w="1300" w:type="dxa"/>
+            <w:vAlign w:val="top"/>
+          </w:tcPr>
+          <w:p>
+            <w:pPr>
+              <w:keepNext w:val="0"/>
+              <w:keepLines w:val="0"/>
+              <w:widowControl/>
+              <w:spacing w:before="0" w:after="0" w:line="240" w:lineRule="auto"/>
+              <w:ind w:left="0" w:right="0" w:firstLine="0"/>
+              <w:jc w:val="left"/>
+            </w:pPr>
+            <w:r>
+              <w:rPr>
+                <w:rFonts w:ascii="Calibri" w:hAnsi="Calibri"/>
+                <w:b w:val="0"/>
+                <w:i w:val="0"/>
+                <w:color w:val="000000"/>
+                <w:sz w:val="18"/>
+                <w:lang w:val="es-CL"/>
+              </w:rPr>
+              <w:t>Roles, middleware y pruebas</w:t>
+            </w:r>
+          </w:p>
+        </w:tc>
+        <w:tc>
+          <w:tcPr>
+            <w:tcW w:w="940" w:type="dxa"/>
+            <w:vAlign w:val="top"/>
+          </w:tcPr>
+          <w:p>
+            <w:pPr>
+              <w:keepNext w:val="0"/>
+              <w:keepLines w:val="0"/>
+              <w:widowControl/>
+              <w:spacing w:before="0" w:after="0" w:line="240" w:lineRule="auto"/>
+              <w:ind w:left="0" w:right="0" w:firstLine="0"/>
+              <w:jc w:val="left"/>
+            </w:pPr>
+            <w:r>
+              <w:rPr>
+                <w:rFonts w:ascii="Calibri" w:hAnsi="Calibri"/>
+                <w:b w:val="0"/>
+                <w:i w:val="0"/>
+                <w:color w:val="000000"/>
+                <w:sz w:val="18"/>
+                <w:lang w:val="es-CL"/>
+              </w:rPr>
+              <w:t>2 semanas</w:t>
+            </w:r>
+          </w:p>
+        </w:tc>
+        <w:tc>
+          <w:tcPr>
+            <w:tcW w:w="1320" w:type="dxa"/>
+            <w:vAlign w:val="top"/>
+          </w:tcPr>
+          <w:p>
+            <w:pPr>
+              <w:keepNext w:val="0"/>
+              <w:keepLines w:val="0"/>
+              <w:widowControl/>
+              <w:spacing w:before="0" w:after="0" w:line="240" w:lineRule="auto"/>
+              <w:ind w:left="0" w:right="0" w:firstLine="0"/>
+              <w:jc w:val="left"/>
+            </w:pPr>
+            <w:r>
+              <w:rPr>
+                <w:rFonts w:ascii="Calibri" w:hAnsi="Calibri"/>
+                <w:b w:val="0"/>
+                <w:i w:val="0"/>
+                <w:color w:val="000000"/>
+                <w:sz w:val="18"/>
+                <w:lang w:val="es-CL"/>
+              </w:rPr>
+              <w:t>Equipo</w:t>
+            </w:r>
+          </w:p>
+        </w:tc>
+        <w:tc>
+          <w:tcPr>
+            <w:tcW w:w="1260" w:type="dxa"/>
+            <w:vAlign w:val="top"/>
+          </w:tcPr>
+          <w:p>
+            <w:pPr>
+              <w:keepNext w:val="0"/>
+              <w:keepLines w:val="0"/>
+              <w:widowControl/>
+              <w:spacing w:before="0" w:after="0" w:line="240" w:lineRule="auto"/>
+              <w:ind w:left="0" w:right="0" w:firstLine="0"/>
+              <w:jc w:val="left"/>
+            </w:pPr>
+            <w:r>
+              <w:rPr>
+                <w:rFonts w:ascii="Calibri" w:hAnsi="Calibri"/>
+                <w:b w:val="0"/>
+                <w:i w:val="0"/>
+                <w:color w:val="000000"/>
+                <w:sz w:val="18"/>
+                <w:lang w:val="es-CL"/>
+              </w:rPr>
+              <w:t>Diferenciar moderador y admin</w:t>
+            </w:r>
+          </w:p>
+        </w:tc>
+        <w:tc>
+          <w:tcPr>
+            <w:tcW w:w="1020" w:type="dxa"/>
+            <w:vAlign w:val="top"/>
+          </w:tcPr>
+          <w:p>
+            <w:pPr>
+              <w:keepNext w:val="0"/>
+              <w:keepLines w:val="0"/>
+              <w:widowControl/>
+              <w:spacing w:before="0" w:after="0" w:line="240" w:lineRule="auto"/>
+              <w:ind w:left="0" w:right="0" w:firstLine="0"/>
+              <w:jc w:val="left"/>
+            </w:pPr>
+            <w:r>
+              <w:rPr>
+                <w:rFonts w:ascii="Calibri" w:hAnsi="Calibri"/>
+                <w:b w:val="0"/>
+                <w:i w:val="0"/>
+                <w:color w:val="000000"/>
+                <w:sz w:val="18"/>
+                <w:lang w:val="es-CL"/>
+              </w:rPr>
+              <w:t>Completado</w:t>
+            </w:r>
+          </w:p>
+        </w:tc>
+        <w:tc>
+          <w:tcPr>
+            <w:tcW w:w="1376" w:type="dxa"/>
+            <w:vAlign w:val="top"/>
+          </w:tcPr>
+          <w:p>
+            <w:pPr>
+              <w:keepNext w:val="0"/>
+              <w:keepLines w:val="0"/>
+              <w:widowControl/>
+              <w:spacing w:before="0" w:after="0" w:line="240" w:lineRule="auto"/>
+              <w:ind w:left="0" w:right="0" w:firstLine="0"/>
+              <w:jc w:val="left"/>
+            </w:pPr>
+            <w:r>
+              <w:rPr>
+                <w:rFonts w:ascii="Calibri" w:hAnsi="Calibri"/>
+                <w:b w:val="0"/>
+                <w:i w:val="0"/>
+                <w:color w:val="000000"/>
+                <w:sz w:val="18"/>
+                <w:lang w:val="es-CL"/>
+              </w:rPr>
+              <w:t>Flujos trazables</w:t>
+            </w:r>
+          </w:p>
+        </w:tc>
+      </w:tr>
+      <w:tr>
+        <w:trPr>
+          <w:cantSplit/>
+        </w:trPr>
+        <w:tc>
+          <w:tcPr>
+            <w:tcW w:w="1260" w:type="dxa"/>
+            <w:vAlign w:val="top"/>
+          </w:tcPr>
+          <w:p>
+            <w:pPr>
+              <w:keepNext w:val="0"/>
+              <w:keepLines w:val="0"/>
+              <w:widowControl/>
+              <w:spacing w:before="0" w:after="0" w:line="240" w:lineRule="auto"/>
+              <w:ind w:left="0" w:right="0" w:firstLine="0"/>
+              <w:jc w:val="left"/>
+            </w:pPr>
+            <w:r>
+              <w:rPr>
+                <w:rFonts w:ascii="Calibri" w:hAnsi="Calibri"/>
+                <w:b w:val="0"/>
+                <w:i w:val="0"/>
+                <w:color w:val="000000"/>
+                <w:sz w:val="18"/>
+                <w:lang w:val="es-CL"/>
+              </w:rPr>
+              <w:t>Automatización</w:t>
+            </w:r>
+          </w:p>
+        </w:tc>
+        <w:tc>
+          <w:tcPr>
+            <w:tcW w:w="1300" w:type="dxa"/>
+            <w:vAlign w:val="top"/>
+          </w:tcPr>
+          <w:p>
+            <w:pPr>
+              <w:keepNext w:val="0"/>
+              <w:keepLines w:val="0"/>
+              <w:widowControl/>
+              <w:spacing w:before="0" w:after="0" w:line="240" w:lineRule="auto"/>
+              <w:ind w:left="0" w:right="0" w:firstLine="0"/>
+              <w:jc w:val="left"/>
+            </w:pPr>
+            <w:r>
+              <w:rPr>
+                <w:rFonts w:ascii="Calibri" w:hAnsi="Calibri"/>
+                <w:b w:val="0"/>
+                <w:i w:val="0"/>
+                <w:color w:val="000000"/>
+                <w:sz w:val="18"/>
+                <w:lang w:val="es-CL"/>
+              </w:rPr>
+              <w:t>DUCO y solicitudes</w:t>
+            </w:r>
+          </w:p>
+        </w:tc>
+        <w:tc>
+          <w:tcPr>
+            <w:tcW w:w="1300" w:type="dxa"/>
+            <w:vAlign w:val="top"/>
+          </w:tcPr>
+          <w:p>
+            <w:pPr>
+              <w:keepNext w:val="0"/>
+              <w:keepLines w:val="0"/>
+              <w:widowControl/>
+              <w:spacing w:before="0" w:after="0" w:line="240" w:lineRule="auto"/>
+              <w:ind w:left="0" w:right="0" w:firstLine="0"/>
+              <w:jc w:val="left"/>
+            </w:pPr>
+            <w:r>
+              <w:rPr>
+                <w:rFonts w:ascii="Calibri" w:hAnsi="Calibri"/>
+                <w:b w:val="0"/>
+                <w:i w:val="0"/>
+                <w:color w:val="000000"/>
+                <w:sz w:val="18"/>
+                <w:lang w:val="es-CL"/>
+              </w:rPr>
+              <w:t>Reglas, Ollama / OpenAI, formularios</w:t>
+            </w:r>
+          </w:p>
+        </w:tc>
+        <w:tc>
+          <w:tcPr>
+            <w:tcW w:w="940" w:type="dxa"/>
+            <w:vAlign w:val="top"/>
+          </w:tcPr>
+          <w:p>
+            <w:pPr>
+              <w:keepNext w:val="0"/>
+              <w:keepLines w:val="0"/>
+              <w:widowControl/>
+              <w:spacing w:before="0" w:after="0" w:line="240" w:lineRule="auto"/>
+              <w:ind w:left="0" w:right="0" w:firstLine="0"/>
+              <w:jc w:val="left"/>
+            </w:pPr>
+            <w:r>
+              <w:rPr>
+                <w:rFonts w:ascii="Calibri" w:hAnsi="Calibri"/>
+                <w:b w:val="0"/>
+                <w:i w:val="0"/>
+                <w:color w:val="000000"/>
+                <w:sz w:val="18"/>
+                <w:lang w:val="es-CL"/>
+              </w:rPr>
+              <w:t>3 semanas</w:t>
+            </w:r>
+          </w:p>
+        </w:tc>
+        <w:tc>
+          <w:tcPr>
+            <w:tcW w:w="1320" w:type="dxa"/>
+            <w:vAlign w:val="top"/>
+          </w:tcPr>
+          <w:p>
+            <w:pPr>
+              <w:keepNext w:val="0"/>
+              <w:keepLines w:val="0"/>
+              <w:widowControl/>
+              <w:spacing w:before="0" w:after="0" w:line="240" w:lineRule="auto"/>
+              <w:ind w:left="0" w:right="0" w:firstLine="0"/>
+              <w:jc w:val="left"/>
+            </w:pPr>
+            <w:r>
+              <w:rPr>
+                <w:rFonts w:ascii="Calibri" w:hAnsi="Calibri"/>
+                <w:b w:val="0"/>
+                <w:i w:val="0"/>
+                <w:color w:val="000000"/>
+                <w:sz w:val="18"/>
+                <w:lang w:val="es-CL"/>
+              </w:rPr>
+              <w:t>Oscar Callejas y equipo</w:t>
+            </w:r>
+          </w:p>
+        </w:tc>
+        <w:tc>
+          <w:tcPr>
+            <w:tcW w:w="1260" w:type="dxa"/>
+            <w:vAlign w:val="top"/>
+          </w:tcPr>
+          <w:p>
+            <w:pPr>
+              <w:keepNext w:val="0"/>
+              <w:keepLines w:val="0"/>
+              <w:widowControl/>
+              <w:spacing w:before="0" w:after="0" w:line="240" w:lineRule="auto"/>
+              <w:ind w:left="0" w:right="0" w:firstLine="0"/>
+              <w:jc w:val="left"/>
+            </w:pPr>
+            <w:r>
+              <w:rPr>
+                <w:rFonts w:ascii="Calibri" w:hAnsi="Calibri"/>
+                <w:b w:val="0"/>
+                <w:i w:val="0"/>
+                <w:color w:val="000000"/>
+                <w:sz w:val="18"/>
+                <w:lang w:val="es-CL"/>
+              </w:rPr>
+              <w:t>IA podía sugerir acciones incompletas</w:t>
+            </w:r>
+          </w:p>
+        </w:tc>
+        <w:tc>
+          <w:tcPr>
+            <w:tcW w:w="1020" w:type="dxa"/>
+            <w:vAlign w:val="top"/>
+          </w:tcPr>
+          <w:p>
+            <w:pPr>
+              <w:keepNext w:val="0"/>
+              <w:keepLines w:val="0"/>
+              <w:widowControl/>
+              <w:spacing w:before="0" w:after="0" w:line="240" w:lineRule="auto"/>
+              <w:ind w:left="0" w:right="0" w:firstLine="0"/>
+              <w:jc w:val="left"/>
+            </w:pPr>
+            <w:r>
+              <w:rPr>
+                <w:rFonts w:ascii="Calibri" w:hAnsi="Calibri"/>
+                <w:b w:val="0"/>
+                <w:i w:val="0"/>
+                <w:color w:val="000000"/>
+                <w:sz w:val="18"/>
+                <w:lang w:val="es-CL"/>
+              </w:rPr>
+              <w:t>Completado MVP</w:t>
+            </w:r>
+          </w:p>
+        </w:tc>
+        <w:tc>
+          <w:tcPr>
+            <w:tcW w:w="1376" w:type="dxa"/>
+            <w:vAlign w:val="top"/>
+          </w:tcPr>
+          <w:p>
+            <w:pPr>
+              <w:keepNext w:val="0"/>
+              <w:keepLines w:val="0"/>
+              <w:widowControl/>
+              <w:spacing w:before="0" w:after="0" w:line="240" w:lineRule="auto"/>
+              <w:ind w:left="0" w:right="0" w:firstLine="0"/>
+              <w:jc w:val="left"/>
+            </w:pPr>
+            <w:r>
+              <w:rPr>
+                <w:rFonts w:ascii="Calibri" w:hAnsi="Calibri"/>
+                <w:b w:val="0"/>
+                <w:i w:val="0"/>
+                <w:color w:val="000000"/>
+                <w:sz w:val="18"/>
+                <w:lang w:val="es-CL"/>
+              </w:rPr>
+              <w:t>Borradores, datos mínimos y confirmación</w:t>
+            </w:r>
+          </w:p>
+        </w:tc>
+      </w:tr>
+      <w:tr>
+        <w:trPr>
+          <w:cantSplit/>
+        </w:trPr>
+        <w:tc>
+          <w:tcPr>
+            <w:tcW w:w="1260" w:type="dxa"/>
+            <w:vAlign w:val="top"/>
+          </w:tcPr>
+          <w:p>
+            <w:pPr>
+              <w:keepNext w:val="0"/>
+              <w:keepLines w:val="0"/>
+              <w:widowControl/>
+              <w:spacing w:before="0" w:after="0" w:line="240" w:lineRule="auto"/>
+              <w:ind w:left="0" w:right="0" w:firstLine="0"/>
+              <w:jc w:val="left"/>
+            </w:pPr>
+            <w:r>
+              <w:rPr>
+                <w:rFonts w:ascii="Calibri" w:hAnsi="Calibri"/>
+                <w:b w:val="0"/>
+                <w:i w:val="0"/>
+                <w:color w:val="000000"/>
+                <w:sz w:val="18"/>
+                <w:lang w:val="es-CL"/>
+              </w:rPr>
+              <w:t>Integración académica</w:t>
+            </w:r>
+          </w:p>
+        </w:tc>
+        <w:tc>
+          <w:tcPr>
+            <w:tcW w:w="1300" w:type="dxa"/>
+            <w:vAlign w:val="top"/>
+          </w:tcPr>
+          <w:p>
+            <w:pPr>
+              <w:keepNext w:val="0"/>
+              <w:keepLines w:val="0"/>
+              <w:widowControl/>
+              <w:spacing w:before="0" w:after="0" w:line="240" w:lineRule="auto"/>
+              <w:ind w:left="0" w:right="0" w:firstLine="0"/>
+              <w:jc w:val="left"/>
+            </w:pPr>
+            <w:r>
+              <w:rPr>
+                <w:rFonts w:ascii="Calibri" w:hAnsi="Calibri"/>
+                <w:b w:val="0"/>
+                <w:i w:val="0"/>
+                <w:color w:val="000000"/>
+                <w:sz w:val="18"/>
+                <w:lang w:val="es-CL"/>
+              </w:rPr>
+              <w:t>Materias, pendientes y AVA</w:t>
+            </w:r>
+          </w:p>
+        </w:tc>
+        <w:tc>
+          <w:tcPr>
+            <w:tcW w:w="1300" w:type="dxa"/>
+            <w:vAlign w:val="top"/>
+          </w:tcPr>
+          <w:p>
+            <w:pPr>
+              <w:keepNext w:val="0"/>
+              <w:keepLines w:val="0"/>
+              <w:widowControl/>
+              <w:spacing w:before="0" w:after="0" w:line="240" w:lineRule="auto"/>
+              <w:ind w:left="0" w:right="0" w:firstLine="0"/>
+              <w:jc w:val="left"/>
+            </w:pPr>
+            <w:r>
+              <w:rPr>
+                <w:rFonts w:ascii="Calibri" w:hAnsi="Calibri"/>
+                <w:b w:val="0"/>
+                <w:i w:val="0"/>
+                <w:color w:val="000000"/>
+                <w:sz w:val="18"/>
+                <w:lang w:val="es-CL"/>
+              </w:rPr>
+              <w:t>CRUD, ICS, extensión experimental</w:t>
+            </w:r>
+          </w:p>
+        </w:tc>
+        <w:tc>
+          <w:tcPr>
+            <w:tcW w:w="940" w:type="dxa"/>
+            <w:vAlign w:val="top"/>
+          </w:tcPr>
+          <w:p>
+            <w:pPr>
+              <w:keepNext w:val="0"/>
+              <w:keepLines w:val="0"/>
+              <w:widowControl/>
+              <w:spacing w:before="0" w:after="0" w:line="240" w:lineRule="auto"/>
+              <w:ind w:left="0" w:right="0" w:firstLine="0"/>
+              <w:jc w:val="left"/>
+            </w:pPr>
+            <w:r>
+              <w:rPr>
+                <w:rFonts w:ascii="Calibri" w:hAnsi="Calibri"/>
+                <w:b w:val="0"/>
+                <w:i w:val="0"/>
+                <w:color w:val="000000"/>
+                <w:sz w:val="18"/>
+                <w:lang w:val="es-CL"/>
+              </w:rPr>
+              <w:t>2 semanas</w:t>
+            </w:r>
+          </w:p>
+        </w:tc>
+        <w:tc>
+          <w:tcPr>
+            <w:tcW w:w="1320" w:type="dxa"/>
+            <w:vAlign w:val="top"/>
+          </w:tcPr>
+          <w:p>
+            <w:pPr>
+              <w:keepNext w:val="0"/>
+              <w:keepLines w:val="0"/>
+              <w:widowControl/>
+              <w:spacing w:before="0" w:after="0" w:line="240" w:lineRule="auto"/>
+              <w:ind w:left="0" w:right="0" w:firstLine="0"/>
+              <w:jc w:val="left"/>
+            </w:pPr>
+            <w:r>
+              <w:rPr>
+                <w:rFonts w:ascii="Calibri" w:hAnsi="Calibri"/>
+                <w:b w:val="0"/>
+                <w:i w:val="0"/>
+                <w:color w:val="000000"/>
+                <w:sz w:val="18"/>
+                <w:lang w:val="es-CL"/>
+              </w:rPr>
+              <w:t>Equipo</w:t>
+            </w:r>
+          </w:p>
+        </w:tc>
+        <w:tc>
+          <w:tcPr>
+            <w:tcW w:w="1260" w:type="dxa"/>
+            <w:vAlign w:val="top"/>
+          </w:tcPr>
+          <w:p>
+            <w:pPr>
+              <w:keepNext w:val="0"/>
+              <w:keepLines w:val="0"/>
+              <w:widowControl/>
+              <w:spacing w:before="0" w:after="0" w:line="240" w:lineRule="auto"/>
+              <w:ind w:left="0" w:right="0" w:firstLine="0"/>
+              <w:jc w:val="left"/>
+            </w:pPr>
+            <w:r>
+              <w:rPr>
+                <w:rFonts w:ascii="Calibri" w:hAnsi="Calibri"/>
+                <w:b w:val="0"/>
+                <w:i w:val="0"/>
+                <w:color w:val="000000"/>
+                <w:sz w:val="18"/>
+                <w:lang w:val="es-CL"/>
+              </w:rPr>
+              <w:t>Sin API institucional</w:t>
+            </w:r>
+          </w:p>
+        </w:tc>
+        <w:tc>
+          <w:tcPr>
+            <w:tcW w:w="1020" w:type="dxa"/>
+            <w:vAlign w:val="top"/>
+          </w:tcPr>
+          <w:p>
+            <w:pPr>
+              <w:keepNext w:val="0"/>
+              <w:keepLines w:val="0"/>
+              <w:widowControl/>
+              <w:spacing w:before="0" w:after="0" w:line="240" w:lineRule="auto"/>
+              <w:ind w:left="0" w:right="0" w:firstLine="0"/>
+              <w:jc w:val="left"/>
+            </w:pPr>
+            <w:r>
+              <w:rPr>
+                <w:rFonts w:ascii="Calibri" w:hAnsi="Calibri"/>
+                <w:b w:val="0"/>
+                <w:i w:val="0"/>
+                <w:color w:val="000000"/>
+                <w:sz w:val="18"/>
+                <w:lang w:val="es-CL"/>
+              </w:rPr>
+              <w:t>Ajustada</w:t>
+            </w:r>
+          </w:p>
+        </w:tc>
+        <w:tc>
+          <w:tcPr>
+            <w:tcW w:w="1376" w:type="dxa"/>
+            <w:vAlign w:val="top"/>
+          </w:tcPr>
+          <w:p>
+            <w:pPr>
+              <w:keepNext w:val="0"/>
+              <w:keepLines w:val="0"/>
+              <w:widowControl/>
+              <w:spacing w:before="0" w:after="0" w:line="240" w:lineRule="auto"/>
+              <w:ind w:left="0" w:right="0" w:firstLine="0"/>
+              <w:jc w:val="left"/>
+            </w:pPr>
+            <w:r>
+              <w:rPr>
+                <w:rFonts w:ascii="Calibri" w:hAnsi="Calibri"/>
+                <w:b w:val="0"/>
+                <w:i w:val="0"/>
+                <w:color w:val="000000"/>
+                <w:sz w:val="18"/>
+                <w:lang w:val="es-CL"/>
+              </w:rPr>
+              <w:t>ICS/importación consentida</w:t>
+            </w:r>
+          </w:p>
+        </w:tc>
+      </w:tr>
+      <w:tr>
+        <w:trPr>
+          <w:cantSplit/>
+        </w:trPr>
+        <w:tc>
+          <w:tcPr>
+            <w:tcW w:w="1260" w:type="dxa"/>
+            <w:vAlign w:val="top"/>
+          </w:tcPr>
+          <w:p>
+            <w:pPr>
+              <w:keepNext w:val="0"/>
+              <w:keepLines w:val="0"/>
+              <w:widowControl/>
+              <w:spacing w:before="0" w:after="0" w:line="240" w:lineRule="auto"/>
+              <w:ind w:left="0" w:right="0" w:firstLine="0"/>
+              <w:jc w:val="left"/>
+            </w:pPr>
+            <w:r>
+              <w:rPr>
+                <w:rFonts w:ascii="Calibri" w:hAnsi="Calibri"/>
+                <w:b w:val="0"/>
+                <w:i w:val="0"/>
+                <w:color w:val="000000"/>
+                <w:sz w:val="18"/>
+                <w:lang w:val="es-CL"/>
+              </w:rPr>
+              <w:t>Solución sistémica</w:t>
+            </w:r>
+          </w:p>
+        </w:tc>
+        <w:tc>
+          <w:tcPr>
+            <w:tcW w:w="1300" w:type="dxa"/>
+            <w:vAlign w:val="top"/>
+          </w:tcPr>
+          <w:p>
+            <w:pPr>
+              <w:keepNext w:val="0"/>
+              <w:keepLines w:val="0"/>
+              <w:widowControl/>
+              <w:spacing w:before="0" w:after="0" w:line="240" w:lineRule="auto"/>
+              <w:ind w:left="0" w:right="0" w:firstLine="0"/>
+              <w:jc w:val="left"/>
+            </w:pPr>
+            <w:r>
+              <w:rPr>
+                <w:rFonts w:ascii="Calibri" w:hAnsi="Calibri"/>
+                <w:b w:val="0"/>
+                <w:i w:val="0"/>
+                <w:color w:val="000000"/>
+                <w:sz w:val="18"/>
+                <w:lang w:val="es-CL"/>
+              </w:rPr>
+              <w:t>FocusBuddy web y escritorio</w:t>
+            </w:r>
+          </w:p>
+        </w:tc>
+        <w:tc>
+          <w:tcPr>
+            <w:tcW w:w="1300" w:type="dxa"/>
+            <w:vAlign w:val="top"/>
+          </w:tcPr>
+          <w:p>
+            <w:pPr>
+              <w:keepNext w:val="0"/>
+              <w:keepLines w:val="0"/>
+              <w:widowControl/>
+              <w:spacing w:before="0" w:after="0" w:line="240" w:lineRule="auto"/>
+              <w:ind w:left="0" w:right="0" w:firstLine="0"/>
+              <w:jc w:val="left"/>
+            </w:pPr>
+            <w:r>
+              <w:rPr>
+                <w:rFonts w:ascii="Calibri" w:hAnsi="Calibri"/>
+                <w:b w:val="0"/>
+                <w:i w:val="0"/>
+                <w:color w:val="000000"/>
+                <w:sz w:val="18"/>
+                <w:lang w:val="es-CL"/>
+              </w:rPr>
+              <w:t>React, Electron, API y sprites</w:t>
+            </w:r>
+          </w:p>
+        </w:tc>
+        <w:tc>
+          <w:tcPr>
+            <w:tcW w:w="940" w:type="dxa"/>
+            <w:vAlign w:val="top"/>
+          </w:tcPr>
+          <w:p>
+            <w:pPr>
+              <w:keepNext w:val="0"/>
+              <w:keepLines w:val="0"/>
+              <w:widowControl/>
+              <w:spacing w:before="0" w:after="0" w:line="240" w:lineRule="auto"/>
+              <w:ind w:left="0" w:right="0" w:firstLine="0"/>
+              <w:jc w:val="left"/>
+            </w:pPr>
+            <w:r>
+              <w:rPr>
+                <w:rFonts w:ascii="Calibri" w:hAnsi="Calibri"/>
+                <w:b w:val="0"/>
+                <w:i w:val="0"/>
+                <w:color w:val="000000"/>
+                <w:sz w:val="18"/>
+                <w:lang w:val="es-CL"/>
+              </w:rPr>
+              <w:t>3 semanas</w:t>
+            </w:r>
+          </w:p>
+        </w:tc>
+        <w:tc>
+          <w:tcPr>
+            <w:tcW w:w="1320" w:type="dxa"/>
+            <w:vAlign w:val="top"/>
+          </w:tcPr>
+          <w:p>
+            <w:pPr>
+              <w:keepNext w:val="0"/>
+              <w:keepLines w:val="0"/>
+              <w:widowControl/>
+              <w:spacing w:before="0" w:after="0" w:line="240" w:lineRule="auto"/>
+              <w:ind w:left="0" w:right="0" w:firstLine="0"/>
+              <w:jc w:val="left"/>
+            </w:pPr>
+            <w:r>
+              <w:rPr>
+                <w:rFonts w:ascii="Calibri" w:hAnsi="Calibri"/>
+                <w:b w:val="0"/>
+                <w:i w:val="0"/>
+                <w:color w:val="000000"/>
+                <w:sz w:val="18"/>
+                <w:lang w:val="es-CL"/>
+              </w:rPr>
+              <w:t>Oscar Callejas, Hilary Torres y equipo</w:t>
+            </w:r>
+          </w:p>
+        </w:tc>
+        <w:tc>
+          <w:tcPr>
+            <w:tcW w:w="1260" w:type="dxa"/>
+            <w:vAlign w:val="top"/>
+          </w:tcPr>
+          <w:p>
+            <w:pPr>
+              <w:keepNext w:val="0"/>
+              <w:keepLines w:val="0"/>
+              <w:widowControl/>
+              <w:spacing w:before="0" w:after="0" w:line="240" w:lineRule="auto"/>
+              <w:ind w:left="0" w:right="0" w:firstLine="0"/>
+              <w:jc w:val="left"/>
+            </w:pPr>
+            <w:r>
+              <w:rPr>
+                <w:rFonts w:ascii="Calibri" w:hAnsi="Calibri"/>
+                <w:b w:val="0"/>
+                <w:i w:val="0"/>
+                <w:color w:val="000000"/>
+                <w:sz w:val="18"/>
+                <w:lang w:val="es-CL"/>
+              </w:rPr>
+              <w:t>Avatar final en producción gráfica</w:t>
+            </w:r>
+          </w:p>
+        </w:tc>
+        <w:tc>
+          <w:tcPr>
+            <w:tcW w:w="1020" w:type="dxa"/>
+            <w:vAlign w:val="top"/>
+          </w:tcPr>
+          <w:p>
+            <w:pPr>
+              <w:keepNext w:val="0"/>
+              <w:keepLines w:val="0"/>
+              <w:widowControl/>
+              <w:spacing w:before="0" w:after="0" w:line="240" w:lineRule="auto"/>
+              <w:ind w:left="0" w:right="0" w:firstLine="0"/>
+              <w:jc w:val="left"/>
+            </w:pPr>
+            <w:r>
+              <w:rPr>
+                <w:rFonts w:ascii="Calibri" w:hAnsi="Calibri"/>
+                <w:b w:val="0"/>
+                <w:i w:val="0"/>
+                <w:color w:val="000000"/>
+                <w:sz w:val="18"/>
+                <w:lang w:val="es-CL"/>
+              </w:rPr>
+              <w:t>En curso</w:t>
+            </w:r>
+          </w:p>
+        </w:tc>
+        <w:tc>
+          <w:tcPr>
+            <w:tcW w:w="1376" w:type="dxa"/>
+            <w:vAlign w:val="top"/>
+          </w:tcPr>
+          <w:p>
+            <w:pPr>
+              <w:keepNext w:val="0"/>
+              <w:keepLines w:val="0"/>
+              <w:widowControl/>
+              <w:spacing w:before="0" w:after="0" w:line="240" w:lineRule="auto"/>
+              <w:ind w:left="0" w:right="0" w:firstLine="0"/>
+              <w:jc w:val="left"/>
+            </w:pPr>
+            <w:r>
+              <w:rPr>
+                <w:rFonts w:ascii="Calibri" w:hAnsi="Calibri"/>
+                <w:b w:val="0"/>
+                <w:i w:val="0"/>
+                <w:color w:val="000000"/>
+                <w:sz w:val="18"/>
+                <w:lang w:val="es-CL"/>
+              </w:rPr>
+              <w:t>Avatar provisional sustituible</w:t>
+            </w:r>
+          </w:p>
+        </w:tc>
+      </w:tr>
+      <w:tr>
+        <w:trPr>
+          <w:cantSplit/>
+        </w:trPr>
+        <w:tc>
+          <w:tcPr>
+            <w:tcW w:w="1260" w:type="dxa"/>
+            <w:vAlign w:val="top"/>
+          </w:tcPr>
+          <w:p>
+            <w:pPr>
+              <w:keepNext w:val="0"/>
+              <w:keepLines w:val="0"/>
+              <w:widowControl/>
+              <w:spacing w:before="0" w:after="0" w:line="240" w:lineRule="auto"/>
+              <w:ind w:left="0" w:right="0" w:firstLine="0"/>
+              <w:jc w:val="left"/>
+            </w:pPr>
+            <w:r>
+              <w:rPr>
+                <w:rFonts w:ascii="Calibri" w:hAnsi="Calibri"/>
+                <w:b w:val="0"/>
+                <w:i w:val="0"/>
+                <w:color w:val="000000"/>
+                <w:sz w:val="18"/>
+                <w:lang w:val="es-CL"/>
+              </w:rPr>
+              <w:t>Pruebas/ambiente</w:t>
+            </w:r>
+          </w:p>
+        </w:tc>
+        <w:tc>
+          <w:tcPr>
+            <w:tcW w:w="1300" w:type="dxa"/>
+            <w:vAlign w:val="top"/>
+          </w:tcPr>
+          <w:p>
+            <w:pPr>
+              <w:keepNext w:val="0"/>
+              <w:keepLines w:val="0"/>
+              <w:widowControl/>
+              <w:spacing w:before="0" w:after="0" w:line="240" w:lineRule="auto"/>
+              <w:ind w:left="0" w:right="0" w:firstLine="0"/>
+              <w:jc w:val="left"/>
+            </w:pPr>
+            <w:r>
+              <w:rPr>
+                <w:rFonts w:ascii="Calibri" w:hAnsi="Calibri"/>
+                <w:b w:val="0"/>
+                <w:i w:val="0"/>
+                <w:color w:val="000000"/>
+                <w:sz w:val="18"/>
+                <w:lang w:val="es-CL"/>
+              </w:rPr>
+              <w:t>Automatización, seguridad y entorno</w:t>
+            </w:r>
+          </w:p>
+        </w:tc>
+        <w:tc>
+          <w:tcPr>
+            <w:tcW w:w="1300" w:type="dxa"/>
+            <w:vAlign w:val="top"/>
+          </w:tcPr>
+          <w:p>
+            <w:pPr>
+              <w:keepNext w:val="0"/>
+              <w:keepLines w:val="0"/>
+              <w:widowControl/>
+              <w:spacing w:before="0" w:after="0" w:line="240" w:lineRule="auto"/>
+              <w:ind w:left="0" w:right="0" w:firstLine="0"/>
+              <w:jc w:val="left"/>
+            </w:pPr>
+            <w:r>
+              <w:rPr>
+                <w:rFonts w:ascii="Calibri" w:hAnsi="Calibri"/>
+                <w:b w:val="0"/>
+                <w:i w:val="0"/>
+                <w:color w:val="000000"/>
+                <w:sz w:val="18"/>
+                <w:lang w:val="es-CL"/>
+              </w:rPr>
+              <w:t>Vitest, Docker, lint, TS</w:t>
+            </w:r>
+          </w:p>
+        </w:tc>
+        <w:tc>
+          <w:tcPr>
+            <w:tcW w:w="940" w:type="dxa"/>
+            <w:vAlign w:val="top"/>
+          </w:tcPr>
+          <w:p>
+            <w:pPr>
+              <w:keepNext w:val="0"/>
+              <w:keepLines w:val="0"/>
+              <w:widowControl/>
+              <w:spacing w:before="0" w:after="0" w:line="240" w:lineRule="auto"/>
+              <w:ind w:left="0" w:right="0" w:firstLine="0"/>
+              <w:jc w:val="left"/>
+            </w:pPr>
+            <w:r>
+              <w:rPr>
+                <w:rFonts w:ascii="Calibri" w:hAnsi="Calibri"/>
+                <w:b w:val="0"/>
+                <w:i w:val="0"/>
+                <w:color w:val="000000"/>
+                <w:sz w:val="18"/>
+                <w:lang w:val="es-CL"/>
+              </w:rPr>
+              <w:t>Transversal</w:t>
+            </w:r>
+          </w:p>
+        </w:tc>
+        <w:tc>
+          <w:tcPr>
+            <w:tcW w:w="1320" w:type="dxa"/>
+            <w:vAlign w:val="top"/>
+          </w:tcPr>
+          <w:p>
+            <w:pPr>
+              <w:keepNext w:val="0"/>
+              <w:keepLines w:val="0"/>
+              <w:widowControl/>
+              <w:spacing w:before="0" w:after="0" w:line="240" w:lineRule="auto"/>
+              <w:ind w:left="0" w:right="0" w:firstLine="0"/>
+              <w:jc w:val="left"/>
+            </w:pPr>
+            <w:r>
+              <w:rPr>
+                <w:rFonts w:ascii="Calibri" w:hAnsi="Calibri"/>
+                <w:b w:val="0"/>
+                <w:i w:val="0"/>
+                <w:color w:val="000000"/>
+                <w:sz w:val="18"/>
+                <w:lang w:val="es-CL"/>
+              </w:rPr>
+              <w:t>Oscar Callejas y equipo</w:t>
+            </w:r>
+          </w:p>
+        </w:tc>
+        <w:tc>
+          <w:tcPr>
+            <w:tcW w:w="1260" w:type="dxa"/>
+            <w:vAlign w:val="top"/>
+          </w:tcPr>
+          <w:p>
+            <w:pPr>
+              <w:keepNext w:val="0"/>
+              <w:keepLines w:val="0"/>
+              <w:widowControl/>
+              <w:spacing w:before="0" w:after="0" w:line="240" w:lineRule="auto"/>
+              <w:ind w:left="0" w:right="0" w:firstLine="0"/>
+              <w:jc w:val="left"/>
+            </w:pPr>
+            <w:r>
+              <w:rPr>
+                <w:rFonts w:ascii="Calibri" w:hAnsi="Calibri"/>
+                <w:b w:val="0"/>
+                <w:i w:val="0"/>
+                <w:color w:val="000000"/>
+                <w:sz w:val="18"/>
+                <w:lang w:val="es-CL"/>
+              </w:rPr>
+              <w:t>Automatizado no cubre todo manual</w:t>
+            </w:r>
+          </w:p>
+        </w:tc>
+        <w:tc>
+          <w:tcPr>
+            <w:tcW w:w="1020" w:type="dxa"/>
+            <w:vAlign w:val="top"/>
+          </w:tcPr>
+          <w:p>
+            <w:pPr>
+              <w:keepNext w:val="0"/>
+              <w:keepLines w:val="0"/>
+              <w:widowControl/>
+              <w:spacing w:before="0" w:after="0" w:line="240" w:lineRule="auto"/>
+              <w:ind w:left="0" w:right="0" w:firstLine="0"/>
+              <w:jc w:val="left"/>
+            </w:pPr>
+            <w:r>
+              <w:rPr>
+                <w:rFonts w:ascii="Calibri" w:hAnsi="Calibri"/>
+                <w:b w:val="0"/>
+                <w:i w:val="0"/>
+                <w:color w:val="000000"/>
+                <w:sz w:val="18"/>
+                <w:lang w:val="es-CL"/>
+              </w:rPr>
+              <w:t>En curso</w:t>
+            </w:r>
+          </w:p>
+        </w:tc>
+        <w:tc>
+          <w:tcPr>
+            <w:tcW w:w="1376" w:type="dxa"/>
+            <w:vAlign w:val="top"/>
+          </w:tcPr>
+          <w:p>
+            <w:pPr>
+              <w:keepNext w:val="0"/>
+              <w:keepLines w:val="0"/>
+              <w:widowControl/>
+              <w:spacing w:before="0" w:after="0" w:line="240" w:lineRule="auto"/>
+              <w:ind w:left="0" w:right="0" w:firstLine="0"/>
+              <w:jc w:val="left"/>
+            </w:pPr>
+            <w:r>
+              <w:rPr>
+                <w:rFonts w:ascii="Calibri" w:hAnsi="Calibri"/>
+                <w:b w:val="0"/>
+                <w:i w:val="0"/>
+                <w:color w:val="000000"/>
+                <w:sz w:val="18"/>
+                <w:lang w:val="es-CL"/>
+              </w:rPr>
+              <w:t>148 pruebas; faltan manuales y no funcionales</w:t>
+            </w:r>
+          </w:p>
+        </w:tc>
+      </w:tr>
+      <w:tr>
+        <w:trPr>
+          <w:cantSplit/>
+        </w:trPr>
+        <w:tc>
+          <w:tcPr>
+            <w:tcW w:w="1260" w:type="dxa"/>
+            <w:vAlign w:val="top"/>
+          </w:tcPr>
+          <w:p>
+            <w:pPr>
+              <w:keepNext w:val="0"/>
+              <w:keepLines w:val="0"/>
+              <w:widowControl/>
+              <w:spacing w:before="0" w:after="0" w:line="240" w:lineRule="auto"/>
+              <w:ind w:left="0" w:right="0" w:firstLine="0"/>
+              <w:jc w:val="left"/>
+            </w:pPr>
+            <w:r>
+              <w:rPr>
+                <w:rFonts w:ascii="Calibri" w:hAnsi="Calibri"/>
+                <w:b w:val="0"/>
+                <w:i w:val="0"/>
+                <w:color w:val="000000"/>
+                <w:sz w:val="18"/>
+                <w:lang w:val="es-CL"/>
+              </w:rPr>
+              <w:t>Documentación</w:t>
+            </w:r>
+          </w:p>
+        </w:tc>
+        <w:tc>
+          <w:tcPr>
+            <w:tcW w:w="1300" w:type="dxa"/>
+            <w:vAlign w:val="top"/>
+          </w:tcPr>
+          <w:p>
+            <w:pPr>
+              <w:keepNext w:val="0"/>
+              <w:keepLines w:val="0"/>
+              <w:widowControl/>
+              <w:spacing w:before="0" w:after="0" w:line="240" w:lineRule="auto"/>
+              <w:ind w:left="0" w:right="0" w:firstLine="0"/>
+              <w:jc w:val="left"/>
+            </w:pPr>
+            <w:r>
+              <w:rPr>
+                <w:rFonts w:ascii="Calibri" w:hAnsi="Calibri"/>
+                <w:b w:val="0"/>
+                <w:i w:val="0"/>
+                <w:color w:val="000000"/>
+                <w:sz w:val="18"/>
+                <w:lang w:val="es-CL"/>
+              </w:rPr>
+              <w:t>Actualizar SRS, 2.4, 2.6 y evidencias</w:t>
+            </w:r>
+          </w:p>
+        </w:tc>
+        <w:tc>
+          <w:tcPr>
+            <w:tcW w:w="1300" w:type="dxa"/>
+            <w:vAlign w:val="top"/>
+          </w:tcPr>
+          <w:p>
+            <w:pPr>
+              <w:keepNext w:val="0"/>
+              <w:keepLines w:val="0"/>
+              <w:widowControl/>
+              <w:spacing w:before="0" w:after="0" w:line="240" w:lineRule="auto"/>
+              <w:ind w:left="0" w:right="0" w:firstLine="0"/>
+              <w:jc w:val="left"/>
+            </w:pPr>
+            <w:r>
+              <w:rPr>
+                <w:rFonts w:ascii="Calibri" w:hAnsi="Calibri"/>
+                <w:b w:val="0"/>
+                <w:i w:val="0"/>
+                <w:color w:val="000000"/>
+                <w:sz w:val="18"/>
+                <w:lang w:val="es-CL"/>
+              </w:rPr>
+              <w:t>Word, repo y capturas</w:t>
+            </w:r>
+          </w:p>
+        </w:tc>
+        <w:tc>
+          <w:tcPr>
+            <w:tcW w:w="940" w:type="dxa"/>
+            <w:vAlign w:val="top"/>
+          </w:tcPr>
+          <w:p>
+            <w:pPr>
+              <w:keepNext w:val="0"/>
+              <w:keepLines w:val="0"/>
+              <w:widowControl/>
+              <w:spacing w:before="0" w:after="0" w:line="240" w:lineRule="auto"/>
+              <w:ind w:left="0" w:right="0" w:firstLine="0"/>
+              <w:jc w:val="left"/>
+            </w:pPr>
+            <w:r>
+              <w:rPr>
+                <w:rFonts w:ascii="Calibri" w:hAnsi="Calibri"/>
+                <w:b w:val="0"/>
+                <w:i w:val="0"/>
+                <w:color w:val="000000"/>
+                <w:sz w:val="18"/>
+                <w:lang w:val="es-CL"/>
+              </w:rPr>
+              <w:t>2 semanas</w:t>
+            </w:r>
+          </w:p>
+        </w:tc>
+        <w:tc>
+          <w:tcPr>
+            <w:tcW w:w="1320" w:type="dxa"/>
+            <w:vAlign w:val="top"/>
+          </w:tcPr>
+          <w:p>
+            <w:pPr>
+              <w:keepNext w:val="0"/>
+              <w:keepLines w:val="0"/>
+              <w:widowControl/>
+              <w:spacing w:before="0" w:after="0" w:line="240" w:lineRule="auto"/>
+              <w:ind w:left="0" w:right="0" w:firstLine="0"/>
+              <w:jc w:val="left"/>
+            </w:pPr>
+            <w:r>
+              <w:rPr>
+                <w:rFonts w:ascii="Calibri" w:hAnsi="Calibri"/>
+                <w:b w:val="0"/>
+                <w:i w:val="0"/>
+                <w:color w:val="000000"/>
+                <w:sz w:val="18"/>
+                <w:lang w:val="es-CL"/>
+              </w:rPr>
+              <w:t>Danae Muñoz y equipo</w:t>
+            </w:r>
+          </w:p>
+        </w:tc>
+        <w:tc>
+          <w:tcPr>
+            <w:tcW w:w="1260" w:type="dxa"/>
+            <w:vAlign w:val="top"/>
+          </w:tcPr>
+          <w:p>
+            <w:pPr>
+              <w:keepNext w:val="0"/>
+              <w:keepLines w:val="0"/>
+              <w:widowControl/>
+              <w:spacing w:before="0" w:after="0" w:line="240" w:lineRule="auto"/>
+              <w:ind w:left="0" w:right="0" w:firstLine="0"/>
+              <w:jc w:val="left"/>
+            </w:pPr>
+            <w:r>
+              <w:rPr>
+                <w:rFonts w:ascii="Calibri" w:hAnsi="Calibri"/>
+                <w:b w:val="0"/>
+                <w:i w:val="0"/>
+                <w:color w:val="000000"/>
+                <w:sz w:val="18"/>
+                <w:lang w:val="es-CL"/>
+              </w:rPr>
+              <w:t>Documentos desfasados</w:t>
+            </w:r>
+          </w:p>
+        </w:tc>
+        <w:tc>
+          <w:tcPr>
+            <w:tcW w:w="1020" w:type="dxa"/>
+            <w:vAlign w:val="top"/>
+          </w:tcPr>
+          <w:p>
+            <w:pPr>
+              <w:keepNext w:val="0"/>
+              <w:keepLines w:val="0"/>
+              <w:widowControl/>
+              <w:spacing w:before="0" w:after="0" w:line="240" w:lineRule="auto"/>
+              <w:ind w:left="0" w:right="0" w:firstLine="0"/>
+              <w:jc w:val="left"/>
+            </w:pPr>
+            <w:r>
+              <w:rPr>
+                <w:rFonts w:ascii="Calibri" w:hAnsi="Calibri"/>
+                <w:b w:val="0"/>
+                <w:i w:val="0"/>
+                <w:color w:val="000000"/>
+                <w:sz w:val="18"/>
+                <w:lang w:val="es-CL"/>
+              </w:rPr>
+              <w:t>En curso</w:t>
+            </w:r>
+          </w:p>
+        </w:tc>
+        <w:tc>
+          <w:tcPr>
+            <w:tcW w:w="1376" w:type="dxa"/>
+            <w:vAlign w:val="top"/>
+          </w:tcPr>
+          <w:p>
+            <w:pPr>
+              <w:keepNext w:val="0"/>
+              <w:keepLines w:val="0"/>
+              <w:widowControl/>
+              <w:spacing w:before="0" w:after="0" w:line="240" w:lineRule="auto"/>
+              <w:ind w:left="0" w:right="0" w:firstLine="0"/>
+              <w:jc w:val="left"/>
+            </w:pPr>
+            <w:r>
+              <w:rPr>
+                <w:rFonts w:ascii="Calibri" w:hAnsi="Calibri"/>
+                <w:b w:val="0"/>
+                <w:i w:val="0"/>
+                <w:color w:val="000000"/>
+                <w:sz w:val="18"/>
+                <w:lang w:val="es-CL"/>
+              </w:rPr>
+              <w:t>Paquete v2.0 coordinado</w:t>
+            </w:r>
+          </w:p>
+        </w:tc>
+      </w:tr>
+      <w:tr>
+        <w:trPr>
+          <w:cantSplit/>
+        </w:trPr>
+        <w:tc>
+          <w:tcPr>
+            <w:tcW w:w="1260" w:type="dxa"/>
+            <w:vAlign w:val="top"/>
+          </w:tcPr>
+          <w:p>
+            <w:pPr>
+              <w:keepNext w:val="0"/>
+              <w:keepLines w:val="0"/>
+              <w:widowControl/>
+              <w:spacing w:before="0" w:after="0" w:line="240" w:lineRule="auto"/>
+              <w:ind w:left="0" w:right="0" w:firstLine="0"/>
+              <w:jc w:val="left"/>
+            </w:pPr>
+            <w:r>
+              <w:rPr>
+                <w:rFonts w:ascii="Calibri" w:hAnsi="Calibri"/>
+                <w:b w:val="0"/>
+                <w:i w:val="0"/>
+                <w:color w:val="000000"/>
+                <w:sz w:val="18"/>
+                <w:lang w:val="es-CL"/>
+              </w:rPr>
+              <w:t>Diseño visual</w:t>
+            </w:r>
+          </w:p>
+        </w:tc>
+        <w:tc>
+          <w:tcPr>
+            <w:tcW w:w="1300" w:type="dxa"/>
+            <w:vAlign w:val="top"/>
+          </w:tcPr>
+          <w:p>
+            <w:pPr>
+              <w:keepNext w:val="0"/>
+              <w:keepLines w:val="0"/>
+              <w:widowControl/>
+              <w:spacing w:before="0" w:after="0" w:line="240" w:lineRule="auto"/>
+              <w:ind w:left="0" w:right="0" w:firstLine="0"/>
+              <w:jc w:val="left"/>
+            </w:pPr>
+            <w:r>
+              <w:rPr>
+                <w:rFonts w:ascii="Calibri" w:hAnsi="Calibri"/>
+                <w:b w:val="0"/>
+                <w:i w:val="0"/>
+                <w:color w:val="000000"/>
+                <w:sz w:val="18"/>
+                <w:lang w:val="es-CL"/>
+              </w:rPr>
+              <w:t>Sprites y animaciones definitivas</w:t>
+            </w:r>
+          </w:p>
+        </w:tc>
+        <w:tc>
+          <w:tcPr>
+            <w:tcW w:w="1300" w:type="dxa"/>
+            <w:vAlign w:val="top"/>
+          </w:tcPr>
+          <w:p>
+            <w:pPr>
+              <w:keepNext w:val="0"/>
+              <w:keepLines w:val="0"/>
+              <w:widowControl/>
+              <w:spacing w:before="0" w:after="0" w:line="240" w:lineRule="auto"/>
+              <w:ind w:left="0" w:right="0" w:firstLine="0"/>
+              <w:jc w:val="left"/>
+            </w:pPr>
+            <w:r>
+              <w:rPr>
+                <w:rFonts w:ascii="Calibri" w:hAnsi="Calibri"/>
+                <w:b w:val="0"/>
+                <w:i w:val="0"/>
+                <w:color w:val="000000"/>
+                <w:sz w:val="18"/>
+                <w:lang w:val="es-CL"/>
+              </w:rPr>
+              <w:t>Ilustración y estados</w:t>
+            </w:r>
+          </w:p>
+        </w:tc>
+        <w:tc>
+          <w:tcPr>
+            <w:tcW w:w="940" w:type="dxa"/>
+            <w:vAlign w:val="top"/>
+          </w:tcPr>
+          <w:p>
+            <w:pPr>
+              <w:keepNext w:val="0"/>
+              <w:keepLines w:val="0"/>
+              <w:widowControl/>
+              <w:spacing w:before="0" w:after="0" w:line="240" w:lineRule="auto"/>
+              <w:ind w:left="0" w:right="0" w:firstLine="0"/>
+              <w:jc w:val="left"/>
+            </w:pPr>
+            <w:r>
+              <w:rPr>
+                <w:rFonts w:ascii="Calibri" w:hAnsi="Calibri"/>
+                <w:b w:val="0"/>
+                <w:i w:val="0"/>
+                <w:color w:val="000000"/>
+                <w:sz w:val="18"/>
+                <w:lang w:val="es-CL"/>
+              </w:rPr>
+              <w:t>Fase 2–3</w:t>
+            </w:r>
+          </w:p>
+        </w:tc>
+        <w:tc>
+          <w:tcPr>
+            <w:tcW w:w="1320" w:type="dxa"/>
+            <w:vAlign w:val="top"/>
+          </w:tcPr>
+          <w:p>
+            <w:pPr>
+              <w:keepNext w:val="0"/>
+              <w:keepLines w:val="0"/>
+              <w:widowControl/>
+              <w:spacing w:before="0" w:after="0" w:line="240" w:lineRule="auto"/>
+              <w:ind w:left="0" w:right="0" w:firstLine="0"/>
+              <w:jc w:val="left"/>
+            </w:pPr>
+            <w:r>
+              <w:rPr>
+                <w:rFonts w:ascii="Calibri" w:hAnsi="Calibri"/>
+                <w:b w:val="0"/>
+                <w:i w:val="0"/>
+                <w:color w:val="000000"/>
+                <w:sz w:val="18"/>
+                <w:lang w:val="es-CL"/>
+              </w:rPr>
+              <w:t>Hilary Torres</w:t>
+            </w:r>
+          </w:p>
+        </w:tc>
+        <w:tc>
+          <w:tcPr>
+            <w:tcW w:w="1260" w:type="dxa"/>
+            <w:vAlign w:val="top"/>
+          </w:tcPr>
+          <w:p>
+            <w:pPr>
+              <w:keepNext w:val="0"/>
+              <w:keepLines w:val="0"/>
+              <w:widowControl/>
+              <w:spacing w:before="0" w:after="0" w:line="240" w:lineRule="auto"/>
+              <w:ind w:left="0" w:right="0" w:firstLine="0"/>
+              <w:jc w:val="left"/>
+            </w:pPr>
+            <w:r>
+              <w:rPr>
+                <w:rFonts w:ascii="Calibri" w:hAnsi="Calibri"/>
+                <w:b w:val="0"/>
+                <w:i w:val="0"/>
+                <w:color w:val="000000"/>
+                <w:sz w:val="18"/>
+                <w:lang w:val="es-CL"/>
+              </w:rPr>
+              <w:t>Producción artística requiere más tiempo</w:t>
+            </w:r>
+          </w:p>
+        </w:tc>
+        <w:tc>
+          <w:tcPr>
+            <w:tcW w:w="1020" w:type="dxa"/>
+            <w:vAlign w:val="top"/>
+          </w:tcPr>
+          <w:p>
+            <w:pPr>
+              <w:keepNext w:val="0"/>
+              <w:keepLines w:val="0"/>
+              <w:widowControl/>
+              <w:spacing w:before="0" w:after="0" w:line="240" w:lineRule="auto"/>
+              <w:ind w:left="0" w:right="0" w:firstLine="0"/>
+              <w:jc w:val="left"/>
+            </w:pPr>
+            <w:r>
+              <w:rPr>
+                <w:rFonts w:ascii="Calibri" w:hAnsi="Calibri"/>
+                <w:b w:val="0"/>
+                <w:i w:val="0"/>
+                <w:color w:val="000000"/>
+                <w:sz w:val="18"/>
+                <w:lang w:val="es-CL"/>
+              </w:rPr>
+              <w:t>Con retraso</w:t>
+            </w:r>
+          </w:p>
+        </w:tc>
+        <w:tc>
+          <w:tcPr>
+            <w:tcW w:w="1376" w:type="dxa"/>
+            <w:vAlign w:val="top"/>
+          </w:tcPr>
+          <w:p>
+            <w:pPr>
+              <w:keepNext w:val="0"/>
+              <w:keepLines w:val="0"/>
+              <w:widowControl/>
+              <w:spacing w:before="0" w:after="0" w:line="240" w:lineRule="auto"/>
+              <w:ind w:left="0" w:right="0" w:firstLine="0"/>
+              <w:jc w:val="left"/>
+            </w:pPr>
+            <w:r>
+              <w:rPr>
+                <w:rFonts w:ascii="Calibri" w:hAnsi="Calibri"/>
+                <w:b w:val="0"/>
+                <w:i w:val="0"/>
+                <w:color w:val="000000"/>
+                <w:sz w:val="18"/>
+                <w:lang w:val="es-CL"/>
+              </w:rPr>
+              <w:t>Mantener avatar provisional</w:t>
+            </w:r>
+          </w:p>
+        </w:tc>
+      </w:tr>
+      <w:tr>
+        <w:trPr>
+          <w:cantSplit/>
+        </w:trPr>
+        <w:tc>
+          <w:tcPr>
+            <w:tcW w:w="1260" w:type="dxa"/>
+            <w:vAlign w:val="top"/>
+          </w:tcPr>
+          <w:p>
+            <w:pPr>
+              <w:keepNext w:val="0"/>
+              <w:keepLines w:val="0"/>
+              <w:widowControl/>
+              <w:spacing w:before="0" w:after="0" w:line="240" w:lineRule="auto"/>
+              <w:ind w:left="0" w:right="0" w:firstLine="0"/>
+              <w:jc w:val="left"/>
+            </w:pPr>
+            <w:r>
+              <w:rPr>
+                <w:rFonts w:ascii="Calibri" w:hAnsi="Calibri"/>
+                <w:b w:val="0"/>
+                <w:i w:val="0"/>
+                <w:color w:val="000000"/>
+                <w:sz w:val="18"/>
+                <w:lang w:val="es-CL"/>
+              </w:rPr>
+              <w:t>Despliegue</w:t>
+            </w:r>
+          </w:p>
+        </w:tc>
+        <w:tc>
+          <w:tcPr>
+            <w:tcW w:w="1300" w:type="dxa"/>
+            <w:vAlign w:val="top"/>
+          </w:tcPr>
+          <w:p>
+            <w:pPr>
+              <w:keepNext w:val="0"/>
+              <w:keepLines w:val="0"/>
+              <w:widowControl/>
+              <w:spacing w:before="0" w:after="0" w:line="240" w:lineRule="auto"/>
+              <w:ind w:left="0" w:right="0" w:firstLine="0"/>
+              <w:jc w:val="left"/>
+            </w:pPr>
+            <w:r>
+              <w:rPr>
+                <w:rFonts w:ascii="Calibri" w:hAnsi="Calibri"/>
+                <w:b w:val="0"/>
+                <w:i w:val="0"/>
+                <w:color w:val="000000"/>
+                <w:sz w:val="18"/>
+                <w:lang w:val="es-CL"/>
+              </w:rPr>
+              <w:t>Publicar web/API y descarga</w:t>
+            </w:r>
+          </w:p>
+        </w:tc>
+        <w:tc>
+          <w:tcPr>
+            <w:tcW w:w="1300" w:type="dxa"/>
+            <w:vAlign w:val="top"/>
+          </w:tcPr>
+          <w:p>
+            <w:pPr>
+              <w:keepNext w:val="0"/>
+              <w:keepLines w:val="0"/>
+              <w:widowControl/>
+              <w:spacing w:before="0" w:after="0" w:line="240" w:lineRule="auto"/>
+              <w:ind w:left="0" w:right="0" w:firstLine="0"/>
+              <w:jc w:val="left"/>
+            </w:pPr>
+            <w:r>
+              <w:rPr>
+                <w:rFonts w:ascii="Calibri" w:hAnsi="Calibri"/>
+                <w:b w:val="0"/>
+                <w:i w:val="0"/>
+                <w:color w:val="000000"/>
+                <w:sz w:val="18"/>
+                <w:lang w:val="es-CL"/>
+              </w:rPr>
+              <w:t>HTTPS, base administrada, storage</w:t>
+            </w:r>
+          </w:p>
+        </w:tc>
+        <w:tc>
+          <w:tcPr>
+            <w:tcW w:w="940" w:type="dxa"/>
+            <w:vAlign w:val="top"/>
+          </w:tcPr>
+          <w:p>
+            <w:pPr>
+              <w:keepNext w:val="0"/>
+              <w:keepLines w:val="0"/>
+              <w:widowControl/>
+              <w:spacing w:before="0" w:after="0" w:line="240" w:lineRule="auto"/>
+              <w:ind w:left="0" w:right="0" w:firstLine="0"/>
+              <w:jc w:val="left"/>
+            </w:pPr>
+            <w:r>
+              <w:rPr>
+                <w:rFonts w:ascii="Calibri" w:hAnsi="Calibri"/>
+                <w:b w:val="0"/>
+                <w:i w:val="0"/>
+                <w:color w:val="000000"/>
+                <w:sz w:val="18"/>
+                <w:lang w:val="es-CL"/>
+              </w:rPr>
+              <w:t>Fase posterior</w:t>
+            </w:r>
+          </w:p>
+        </w:tc>
+        <w:tc>
+          <w:tcPr>
+            <w:tcW w:w="1320" w:type="dxa"/>
+            <w:vAlign w:val="top"/>
+          </w:tcPr>
+          <w:p>
+            <w:pPr>
+              <w:keepNext w:val="0"/>
+              <w:keepLines w:val="0"/>
+              <w:widowControl/>
+              <w:spacing w:before="0" w:after="0" w:line="240" w:lineRule="auto"/>
+              <w:ind w:left="0" w:right="0" w:firstLine="0"/>
+              <w:jc w:val="left"/>
+            </w:pPr>
+            <w:r>
+              <w:rPr>
+                <w:rFonts w:ascii="Calibri" w:hAnsi="Calibri"/>
+                <w:b w:val="0"/>
+                <w:i w:val="0"/>
+                <w:color w:val="000000"/>
+                <w:sz w:val="18"/>
+                <w:lang w:val="es-CL"/>
+              </w:rPr>
+              <w:t>Equipo</w:t>
+            </w:r>
+          </w:p>
+        </w:tc>
+        <w:tc>
+          <w:tcPr>
+            <w:tcW w:w="1260" w:type="dxa"/>
+            <w:vAlign w:val="top"/>
+          </w:tcPr>
+          <w:p>
+            <w:pPr>
+              <w:keepNext w:val="0"/>
+              <w:keepLines w:val="0"/>
+              <w:widowControl/>
+              <w:spacing w:before="0" w:after="0" w:line="240" w:lineRule="auto"/>
+              <w:ind w:left="0" w:right="0" w:firstLine="0"/>
+              <w:jc w:val="left"/>
+            </w:pPr>
+            <w:r>
+              <w:rPr>
+                <w:rFonts w:ascii="Calibri" w:hAnsi="Calibri"/>
+                <w:b w:val="0"/>
+                <w:i w:val="0"/>
+                <w:color w:val="000000"/>
+                <w:sz w:val="18"/>
+                <w:lang w:val="es-CL"/>
+              </w:rPr>
+              <w:t>Infraestructura no contratada</w:t>
+            </w:r>
+          </w:p>
+        </w:tc>
+        <w:tc>
+          <w:tcPr>
+            <w:tcW w:w="1020" w:type="dxa"/>
+            <w:vAlign w:val="top"/>
+          </w:tcPr>
+          <w:p>
+            <w:pPr>
+              <w:keepNext w:val="0"/>
+              <w:keepLines w:val="0"/>
+              <w:widowControl/>
+              <w:spacing w:before="0" w:after="0" w:line="240" w:lineRule="auto"/>
+              <w:ind w:left="0" w:right="0" w:firstLine="0"/>
+              <w:jc w:val="left"/>
+            </w:pPr>
+            <w:r>
+              <w:rPr>
+                <w:rFonts w:ascii="Calibri" w:hAnsi="Calibri"/>
+                <w:b w:val="0"/>
+                <w:i w:val="0"/>
+                <w:color w:val="000000"/>
+                <w:sz w:val="18"/>
+                <w:lang w:val="es-CL"/>
+              </w:rPr>
+              <w:t>No iniciado</w:t>
+            </w:r>
+          </w:p>
+        </w:tc>
+        <w:tc>
+          <w:tcPr>
+            <w:tcW w:w="1376" w:type="dxa"/>
+            <w:vAlign w:val="top"/>
+          </w:tcPr>
+          <w:p>
+            <w:pPr>
+              <w:keepNext w:val="0"/>
+              <w:keepLines w:val="0"/>
+              <w:widowControl/>
+              <w:spacing w:before="0" w:after="0" w:line="240" w:lineRule="auto"/>
+              <w:ind w:left="0" w:right="0" w:firstLine="0"/>
+              <w:jc w:val="left"/>
+            </w:pPr>
+            <w:r>
+              <w:rPr>
+                <w:rFonts w:ascii="Calibri" w:hAnsi="Calibri"/>
+                <w:b w:val="0"/>
+                <w:i w:val="0"/>
+                <w:color w:val="000000"/>
+                <w:sz w:val="18"/>
+                <w:lang w:val="es-CL"/>
+              </w:rPr>
+              <w:t>Defensa local; no afirmar producción</w:t>
+            </w:r>
+          </w:p>
+        </w:tc>
+      </w:tr>
+      <w:tr>
+        <w:trPr>
+          <w:cantSplit/>
+        </w:trPr>
+        <w:tc>
+          <w:tcPr>
+            <w:tcW w:w="1260" w:type="dxa"/>
+            <w:vAlign w:val="top"/>
+          </w:tcPr>
+          <w:p>
+            <w:pPr>
+              <w:keepNext w:val="0"/>
+              <w:keepLines w:val="0"/>
+              <w:widowControl/>
+              <w:spacing w:before="0" w:after="0" w:line="240" w:lineRule="auto"/>
+              <w:ind w:left="0" w:right="0" w:firstLine="0"/>
+              <w:jc w:val="left"/>
+            </w:pPr>
+            <w:r>
+              <w:rPr>
+                <w:rFonts w:ascii="Calibri" w:hAnsi="Calibri"/>
+                <w:b w:val="0"/>
+                <w:i w:val="0"/>
+                <w:color w:val="000000"/>
+                <w:sz w:val="18"/>
+                <w:lang w:val="es-CL"/>
+              </w:rPr>
+              <w:t>Comunicación</w:t>
+            </w:r>
+          </w:p>
+        </w:tc>
+        <w:tc>
+          <w:tcPr>
+            <w:tcW w:w="1300" w:type="dxa"/>
+            <w:vAlign w:val="top"/>
+          </w:tcPr>
+          <w:p>
+            <w:pPr>
+              <w:keepNext w:val="0"/>
+              <w:keepLines w:val="0"/>
+              <w:widowControl/>
+              <w:spacing w:before="0" w:after="0" w:line="240" w:lineRule="auto"/>
+              <w:ind w:left="0" w:right="0" w:firstLine="0"/>
+              <w:jc w:val="left"/>
+            </w:pPr>
+            <w:r>
+              <w:rPr>
+                <w:rFonts w:ascii="Calibri" w:hAnsi="Calibri"/>
+                <w:b w:val="0"/>
+                <w:i w:val="0"/>
+                <w:color w:val="000000"/>
+                <w:sz w:val="18"/>
+                <w:lang w:val="es-CL"/>
+              </w:rPr>
+              <w:t>Presentación y demostración</w:t>
+            </w:r>
+          </w:p>
+        </w:tc>
+        <w:tc>
+          <w:tcPr>
+            <w:tcW w:w="1300" w:type="dxa"/>
+            <w:vAlign w:val="top"/>
+          </w:tcPr>
+          <w:p>
+            <w:pPr>
+              <w:keepNext w:val="0"/>
+              <w:keepLines w:val="0"/>
+              <w:widowControl/>
+              <w:spacing w:before="0" w:after="0" w:line="240" w:lineRule="auto"/>
+              <w:ind w:left="0" w:right="0" w:firstLine="0"/>
+              <w:jc w:val="left"/>
+            </w:pPr>
+            <w:r>
+              <w:rPr>
+                <w:rFonts w:ascii="Calibri" w:hAnsi="Calibri"/>
+                <w:b w:val="0"/>
+                <w:i w:val="0"/>
+                <w:color w:val="000000"/>
+                <w:sz w:val="18"/>
+                <w:lang w:val="es-CL"/>
+              </w:rPr>
+              <w:t>PPTX, capturas y guion</w:t>
+            </w:r>
+          </w:p>
+        </w:tc>
+        <w:tc>
+          <w:tcPr>
+            <w:tcW w:w="940" w:type="dxa"/>
+            <w:vAlign w:val="top"/>
+          </w:tcPr>
+          <w:p>
+            <w:pPr>
+              <w:keepNext w:val="0"/>
+              <w:keepLines w:val="0"/>
+              <w:widowControl/>
+              <w:spacing w:before="0" w:after="0" w:line="240" w:lineRule="auto"/>
+              <w:ind w:left="0" w:right="0" w:firstLine="0"/>
+              <w:jc w:val="left"/>
+            </w:pPr>
+            <w:r>
+              <w:rPr>
+                <w:rFonts w:ascii="Calibri" w:hAnsi="Calibri"/>
+                <w:b w:val="0"/>
+                <w:i w:val="0"/>
+                <w:color w:val="000000"/>
+                <w:sz w:val="18"/>
+                <w:lang w:val="es-CL"/>
+              </w:rPr>
+              <w:t>Etapa final</w:t>
+            </w:r>
+          </w:p>
+        </w:tc>
+        <w:tc>
+          <w:tcPr>
+            <w:tcW w:w="1320" w:type="dxa"/>
+            <w:vAlign w:val="top"/>
+          </w:tcPr>
+          <w:p>
+            <w:pPr>
+              <w:keepNext w:val="0"/>
+              <w:keepLines w:val="0"/>
+              <w:widowControl/>
+              <w:spacing w:before="0" w:after="0" w:line="240" w:lineRule="auto"/>
+              <w:ind w:left="0" w:right="0" w:firstLine="0"/>
+              <w:jc w:val="left"/>
+            </w:pPr>
+            <w:r>
+              <w:rPr>
+                <w:rFonts w:ascii="Calibri" w:hAnsi="Calibri"/>
+                <w:b w:val="0"/>
+                <w:i w:val="0"/>
+                <w:color w:val="000000"/>
+                <w:sz w:val="18"/>
+                <w:lang w:val="es-CL"/>
+              </w:rPr>
+              <w:t>Todo el equipo</w:t>
+            </w:r>
+          </w:p>
+        </w:tc>
+        <w:tc>
+          <w:tcPr>
+            <w:tcW w:w="1260" w:type="dxa"/>
+            <w:vAlign w:val="top"/>
+          </w:tcPr>
+          <w:p>
+            <w:pPr>
+              <w:keepNext w:val="0"/>
+              <w:keepLines w:val="0"/>
+              <w:widowControl/>
+              <w:spacing w:before="0" w:after="0" w:line="240" w:lineRule="auto"/>
+              <w:ind w:left="0" w:right="0" w:firstLine="0"/>
+              <w:jc w:val="left"/>
+            </w:pPr>
+            <w:r>
+              <w:rPr>
+                <w:rFonts w:ascii="Calibri" w:hAnsi="Calibri"/>
+                <w:b w:val="0"/>
+                <w:i w:val="0"/>
+                <w:color w:val="000000"/>
+                <w:sz w:val="18"/>
+                <w:lang w:val="es-CL"/>
+              </w:rPr>
+              <w:t>PPTX en preparación</w:t>
+            </w:r>
+          </w:p>
+        </w:tc>
+        <w:tc>
+          <w:tcPr>
+            <w:tcW w:w="1020" w:type="dxa"/>
+            <w:vAlign w:val="top"/>
+          </w:tcPr>
+          <w:p>
+            <w:pPr>
+              <w:keepNext w:val="0"/>
+              <w:keepLines w:val="0"/>
+              <w:widowControl/>
+              <w:spacing w:before="0" w:after="0" w:line="240" w:lineRule="auto"/>
+              <w:ind w:left="0" w:right="0" w:firstLine="0"/>
+              <w:jc w:val="left"/>
+            </w:pPr>
+            <w:r>
+              <w:rPr>
+                <w:rFonts w:ascii="Calibri" w:hAnsi="Calibri"/>
+                <w:b w:val="0"/>
+                <w:i w:val="0"/>
+                <w:color w:val="000000"/>
+                <w:sz w:val="18"/>
+                <w:lang w:val="es-CL"/>
+              </w:rPr>
+              <w:t>En curso</w:t>
+            </w:r>
+          </w:p>
+        </w:tc>
+        <w:tc>
+          <w:tcPr>
+            <w:tcW w:w="1376" w:type="dxa"/>
+            <w:vAlign w:val="top"/>
+          </w:tcPr>
+          <w:p>
+            <w:pPr>
+              <w:keepNext w:val="0"/>
+              <w:keepLines w:val="0"/>
+              <w:widowControl/>
+              <w:spacing w:before="0" w:after="0" w:line="240" w:lineRule="auto"/>
+              <w:ind w:left="0" w:right="0" w:firstLine="0"/>
+              <w:jc w:val="left"/>
+            </w:pPr>
+            <w:r>
+              <w:rPr>
+                <w:rFonts w:ascii="Calibri" w:hAnsi="Calibri"/>
+                <w:b w:val="0"/>
+                <w:i w:val="0"/>
+                <w:color w:val="000000"/>
+                <w:sz w:val="18"/>
+                <w:lang w:val="es-CL"/>
+              </w:rPr>
+              <w:t>Recorrido controlado y contingencia</w:t>
             </w:r>
           </w:p>
         </w:tc>
@@ -2309,6 +4714,7 @@
     </w:tbl>
     <w:p>
       <w:pPr>
+        <w:spacing w:before="0" w:after="0" w:line="240" w:lineRule="auto"/>
         <w:rPr>
           <w:rFonts w:cs="Calibri Light"/>
           <w:color w:val="595959" w:themeColor="text1" w:themeTint="A6"/>
@@ -2317,6 +4723,9 @@
           <w:lang w:val="es-ES"/>
         </w:rPr>
       </w:pPr>
+      <w:r>
+        <w:br w:type="page"/>
+      </w:r>
     </w:p>
     <w:tbl>
       <w:tblPr>
@@ -2332,13 +4741,17 @@
           <w:insideV w:val="single" w:sz="4" w:space="0" w:color="BFBFBF" w:themeColor="background1" w:themeShade="BF"/>
         </w:tblBorders>
         <w:tblLook w:val="04A0" w:firstRow="1" w:lastRow="0" w:firstColumn="1" w:lastColumn="0" w:noHBand="0" w:noVBand="1"/>
+        <w:tblCellMar>
+          <w:top w:w="70" w:type="dxa"/>
+          <w:bottom w:w="70" w:type="dxa"/>
+        </w:tblCellMar>
       </w:tblPr>
       <w:tblGrid>
         <w:gridCol w:w="9498"/>
       </w:tblGrid>
       <w:tr>
         <w:trPr>
-          <w:trHeight w:val="440"/>
+          <w:cantSplit/>
         </w:trPr>
         <w:tc>
           <w:tcPr>
@@ -2347,6 +4760,7 @@
           </w:tcPr>
           <w:p>
             <w:pPr>
+              <w:keepNext/>
               <w:rPr>
                 <w:b/>
                 <w:color w:val="1F3864" w:themeColor="accent1" w:themeShade="80"/>
@@ -2386,7 +4800,7 @@
       </w:tr>
       <w:tr>
         <w:trPr>
-          <w:trHeight w:val="800"/>
+          <w:cantSplit/>
         </w:trPr>
         <w:tc>
           <w:tcPr>
@@ -2397,6 +4811,7 @@
           <w:p>
             <w:pPr>
               <w:pStyle w:val="Piedepgina"/>
+              <w:keepNext/>
               <w:jc w:val="both"/>
               <w:rPr>
                 <w:rFonts w:ascii="Calibri" w:hAnsi="Calibri"/>
@@ -2465,6 +4880,7 @@
     </w:tbl>
     <w:p>
       <w:pPr>
+        <w:spacing w:before="0" w:after="0" w:line="80" w:lineRule="exact"/>
         <w:rPr>
           <w:rFonts w:cs="Calibri Light"/>
           <w:color w:val="595959" w:themeColor="text1" w:themeTint="A6"/>
@@ -2477,7 +4893,6 @@
     <w:tbl>
       <w:tblPr>
         <w:tblStyle w:val="Tablaconcuadrcula"/>
-        <w:tblpPr w:leftFromText="180" w:rightFromText="180" w:vertAnchor="text" w:horzAnchor="margin" w:tblpX="-572" w:tblpY="1"/>
         <w:tblW w:w="5590" w:type="pct"/>
         <w:tblBorders>
           <w:top w:val="single" w:sz="4" w:space="0" w:color="BFBFBF" w:themeColor="background1" w:themeShade="BF"/>
@@ -2488,218 +4903,91 @@
           <w:insideV w:val="single" w:sz="4" w:space="0" w:color="BFBFBF" w:themeColor="background1" w:themeShade="BF"/>
         </w:tblBorders>
         <w:tblLook w:val="04A0" w:firstRow="1" w:lastRow="0" w:firstColumn="1" w:lastColumn="0" w:noHBand="0" w:noVBand="1"/>
+        <w:tblInd w:w="-572" w:type="dxa"/>
+        <w:tblCellMar>
+          <w:top w:w="70" w:type="dxa"/>
+          <w:bottom w:w="70" w:type="dxa"/>
+        </w:tblCellMar>
       </w:tblPr>
       <w:tblGrid>
         <w:gridCol w:w="9496"/>
       </w:tblGrid>
       <w:tr>
-        <w:trPr>
-          <w:trHeight w:val="1936"/>
-        </w:trPr>
+        <w:trPr/>
         <w:tc>
           <w:tcPr>
             <w:tcW w:w="5000" w:type="pct"/>
-            <w:vAlign w:val="center"/>
-          </w:tcPr>
-          <w:p>
-            <w:pPr>
-              <w:jc w:val="both"/>
-              <w:rPr>
-                <w:rFonts w:ascii="Calibri" w:hAnsi="Calibri" w:cs="Arial"/>
-                <w:i/>
-                <w:iCs/>
-                <w:color w:val="548DD4"/>
-                <w:sz w:val="20"/>
-                <w:szCs w:val="20"/>
-                <w:lang w:eastAsia="es-CL"/>
-              </w:rPr>
-            </w:pPr>
-            <w:r>
-              <w:rPr>
-                <w:rFonts w:ascii="Calibri" w:hAnsi="Calibri"/>
-                <w:color w:val="1F3864" w:themeColor="accent1" w:themeShade="80"/>
-              </w:rPr>
-              <w:t>Factores que han f</w:t>
-            </w:r>
-            <w:r>
-              <w:rPr>
-                <w:rFonts w:ascii="Calibri" w:hAnsi="Calibri"/>
-                <w:color w:val="1F3864" w:themeColor="accent1" w:themeShade="80"/>
-              </w:rPr>
-              <w:t>acilita</w:t>
-            </w:r>
-            <w:r>
-              <w:rPr>
-                <w:rFonts w:ascii="Calibri" w:hAnsi="Calibri"/>
-                <w:color w:val="1F3864" w:themeColor="accent1" w:themeShade="80"/>
-              </w:rPr>
-              <w:t>do y/o</w:t>
-            </w:r>
-            <w:r>
-              <w:rPr>
-                <w:rFonts w:ascii="Calibri" w:hAnsi="Calibri"/>
-                <w:color w:val="1F3864" w:themeColor="accent1" w:themeShade="80"/>
-              </w:rPr>
-              <w:t xml:space="preserve"> </w:t>
-            </w:r>
-            <w:r>
-              <w:rPr>
-                <w:rFonts w:ascii="Calibri" w:hAnsi="Calibri"/>
-                <w:color w:val="1F3864" w:themeColor="accent1" w:themeShade="80"/>
-              </w:rPr>
-              <w:t>dificultado el desarrollo de mi plan de trabajo</w:t>
-            </w:r>
-            <w:r>
-              <w:rPr>
-                <w:rFonts w:ascii="Calibri" w:hAnsi="Calibri" w:cs="Arial"/>
-                <w:color w:val="548DD4"/>
-                <w:sz w:val="20"/>
-                <w:szCs w:val="20"/>
-                <w:lang w:eastAsia="es-CL"/>
-              </w:rPr>
-              <w:t xml:space="preserve">: </w:t>
-            </w:r>
-            <w:r>
-              <w:rPr>
-                <w:rFonts w:ascii="Calibri" w:hAnsi="Calibri" w:cs="Arial"/>
-                <w:i/>
-                <w:iCs/>
-                <w:color w:val="548DD4"/>
-                <w:sz w:val="20"/>
-                <w:szCs w:val="20"/>
-                <w:lang w:eastAsia="es-CL"/>
-              </w:rPr>
-              <w:t>Describe los factores que han facilitado y</w:t>
-            </w:r>
-            <w:r>
-              <w:rPr>
-                <w:rFonts w:ascii="Calibri" w:hAnsi="Calibri" w:cs="Arial"/>
-                <w:i/>
-                <w:iCs/>
-                <w:color w:val="548DD4"/>
-                <w:sz w:val="20"/>
-                <w:szCs w:val="20"/>
-                <w:lang w:eastAsia="es-CL"/>
-              </w:rPr>
-              <w:t>/o</w:t>
-            </w:r>
-            <w:r>
-              <w:rPr>
-                <w:rFonts w:ascii="Calibri" w:hAnsi="Calibri" w:cs="Arial"/>
-                <w:i/>
-                <w:iCs/>
-                <w:color w:val="548DD4"/>
-                <w:sz w:val="20"/>
-                <w:szCs w:val="20"/>
-                <w:lang w:eastAsia="es-CL"/>
-              </w:rPr>
-              <w:t xml:space="preserve"> dificultado el desarrollo de tu Proyecto APT hasta ahora. En el caso de las dificultades</w:t>
-            </w:r>
-            <w:r>
-              <w:rPr>
-                <w:rFonts w:ascii="Calibri" w:hAnsi="Calibri" w:cs="Arial"/>
-                <w:i/>
-                <w:iCs/>
-                <w:color w:val="548DD4"/>
-                <w:sz w:val="20"/>
-                <w:szCs w:val="20"/>
-                <w:lang w:eastAsia="es-CL"/>
-              </w:rPr>
-              <w:t xml:space="preserve"> debes describir</w:t>
-            </w:r>
-            <w:r>
-              <w:rPr>
-                <w:rFonts w:ascii="Calibri" w:hAnsi="Calibri" w:cs="Arial"/>
-                <w:i/>
-                <w:iCs/>
-                <w:color w:val="548DD4"/>
-                <w:sz w:val="20"/>
-                <w:szCs w:val="20"/>
-                <w:lang w:eastAsia="es-CL"/>
-              </w:rPr>
-              <w:t xml:space="preserve"> qué acciones tomaste y/o tomarás para </w:t>
-            </w:r>
-            <w:r>
-              <w:rPr>
-                <w:rFonts w:ascii="Calibri" w:hAnsi="Calibri" w:cs="Arial"/>
-                <w:i/>
-                <w:iCs/>
-                <w:color w:val="548DD4"/>
-                <w:sz w:val="20"/>
-                <w:szCs w:val="20"/>
-                <w:lang w:eastAsia="es-CL"/>
-              </w:rPr>
-              <w:t xml:space="preserve">solucionarlas. </w:t>
-            </w:r>
+            <w:vAlign w:val="top"/>
+          </w:tcPr>
+          <w:p>
+            <w:pPr>
+              <w:keepNext w:val="0"/>
+              <w:keepLines w:val="0"/>
+              <w:widowControl/>
+              <w:spacing w:before="0" w:after="80" w:line="250" w:lineRule="auto"/>
+              <w:ind w:left="0" w:right="0" w:firstLine="0"/>
+              <w:jc w:val="left"/>
+            </w:pPr>
             <w:r>
               <w:rPr>
                 <w:rFonts w:ascii="Calibri" w:hAnsi="Calibri"/>
                 <w:b/>
-                <w:color w:val="1F3864" w:themeColor="accent1" w:themeShade="80"/>
-              </w:rPr>
-              <w:t xml:space="preserve"> </w:t>
-            </w:r>
-          </w:p>
-          <w:p>
-            <w:pPr>
-              <w:rPr>
-                <w:rFonts w:ascii="Calibri" w:hAnsi="Calibri"/>
-                <w:color w:val="1F3864" w:themeColor="accent1" w:themeShade="80"/>
-              </w:rPr>
-            </w:pPr>
-          </w:p>
-          <w:p>
-            <w:pPr>
-              <w:rPr>
-                <w:rFonts w:ascii="Calibri" w:hAnsi="Calibri"/>
-                <w:color w:val="1F3864" w:themeColor="accent1" w:themeShade="80"/>
-              </w:rPr>
-            </w:pPr>
-          </w:p>
-          <w:p>
-            <w:pPr>
-              <w:jc w:val="both"/>
-              <w:rPr>
-                <w:rFonts w:ascii="Calibri" w:hAnsi="Calibri" w:cs="Arial"/>
-                <w:i/>
-                <w:color w:val="548DD4"/>
-                <w:sz w:val="20"/>
-                <w:szCs w:val="20"/>
-                <w:lang w:eastAsia="es-CL"/>
-              </w:rPr>
-            </w:pPr>
-          </w:p>
-          <w:p>
-            <w:pPr>
-              <w:jc w:val="both"/>
-              <w:rPr>
-                <w:rFonts w:ascii="Calibri" w:hAnsi="Calibri" w:cs="Arial"/>
-                <w:i/>
-                <w:color w:val="548DD4"/>
-                <w:sz w:val="20"/>
-                <w:szCs w:val="20"/>
-                <w:lang w:eastAsia="es-CL"/>
-              </w:rPr>
-            </w:pPr>
-          </w:p>
-          <w:p>
-            <w:pPr>
-              <w:jc w:val="both"/>
-              <w:rPr>
-                <w:rFonts w:ascii="Calibri" w:hAnsi="Calibri" w:cs="Arial"/>
-                <w:i/>
-                <w:color w:val="548DD4"/>
-                <w:sz w:val="20"/>
-                <w:szCs w:val="20"/>
-                <w:lang w:eastAsia="es-CL"/>
-              </w:rPr>
-            </w:pPr>
+                <w:i w:val="0"/>
+                <w:color w:val="000000"/>
+                <w:sz w:val="21"/>
+                <w:lang w:val="es-CL"/>
+              </w:rPr>
+              <w:t>Factores que han facilitado y/o dificultado el desarrollo de mi plan de trabajo:</w:t>
+            </w:r>
+          </w:p>
+          <w:p>
+            <w:pPr>
+              <w:keepNext w:val="0"/>
+              <w:keepLines w:val="0"/>
+              <w:widowControl/>
+              <w:spacing w:before="0" w:after="80" w:line="250" w:lineRule="auto"/>
+              <w:ind w:left="0" w:right="0" w:firstLine="0"/>
+              <w:jc w:val="left"/>
+            </w:pPr>
+            <w:r>
+              <w:rPr>
+                <w:rFonts w:ascii="Calibri" w:hAnsi="Calibri"/>
+                <w:b w:val="0"/>
+                <w:i w:val="0"/>
+                <w:color w:val="000000"/>
+                <w:sz w:val="21"/>
+                <w:lang w:val="es-CL"/>
+              </w:rPr>
+              <w:t>Facilitaron el desarrollo la idea y el lenguaje visual previos, el uso compartido de TypeScript, el monorepositorio, la misma API para web y escritorio, PostgreSQL, Docker Compose, las migraciones y la distribución de tareas según las fortalezas del equipo. La documentación y las pruebas automatizadas apoyaron el seguimiento de los avances.</w:t>
+            </w:r>
+          </w:p>
+          <w:p>
+            <w:pPr>
+              <w:keepNext w:val="0"/>
+              <w:keepLines w:val="0"/>
+              <w:widowControl/>
+              <w:spacing w:before="0" w:after="0" w:line="250" w:lineRule="auto"/>
+              <w:ind w:left="0" w:right="0" w:firstLine="0"/>
+              <w:jc w:val="left"/>
+            </w:pPr>
+            <w:r>
+              <w:rPr>
+                <w:rFonts w:ascii="Calibri" w:hAnsi="Calibri"/>
+                <w:b w:val="0"/>
+                <w:i w:val="0"/>
+                <w:color w:val="000000"/>
+                <w:sz w:val="21"/>
+                <w:lang w:val="es-CL"/>
+              </w:rPr>
+              <w:t>Las dificultades principales fueron las dependencias eliminadas de versiones anteriores, el crecimiento del alcance, la documentación centrada en FocusBuddy, la falta de acceso oficial a AVA, la variabilidad de la IA y las interrupciones de sesiones. Se reconstruyó la base local, se priorizó el MVP, se actualizó el alcance documental, se adoptó importación voluntaria y se incorporaron validaciones, confirmación humana, tiempo de servidor y heartbeat para las sesiones.</w:t>
+            </w:r>
           </w:p>
         </w:tc>
       </w:tr>
     </w:tbl>
     <w:p>
       <w:pPr>
+        <w:spacing w:before="0" w:after="0" w:line="80" w:lineRule="exact"/>
         <w:rPr>
           <w:rFonts w:cs="Calibri Light"/>
           <w:color w:val="595959" w:themeColor="text1" w:themeTint="A6"/>
@@ -2712,7 +5000,6 @@
     <w:tbl>
       <w:tblPr>
         <w:tblStyle w:val="Tablaconcuadrcula"/>
-        <w:tblpPr w:leftFromText="180" w:rightFromText="180" w:vertAnchor="text" w:horzAnchor="margin" w:tblpX="-572" w:tblpY="107"/>
         <w:tblW w:w="5588" w:type="pct"/>
         <w:tblBorders>
           <w:top w:val="single" w:sz="4" w:space="0" w:color="BFBFBF" w:themeColor="background1" w:themeShade="BF"/>
@@ -2723,250 +5010,112 @@
           <w:insideV w:val="single" w:sz="4" w:space="0" w:color="BFBFBF" w:themeColor="background1" w:themeShade="BF"/>
         </w:tblBorders>
         <w:tblLook w:val="04A0" w:firstRow="1" w:lastRow="0" w:firstColumn="1" w:lastColumn="0" w:noHBand="0" w:noVBand="1"/>
+        <w:tblInd w:w="-572" w:type="dxa"/>
+        <w:tblCellMar>
+          <w:top w:w="70" w:type="dxa"/>
+          <w:bottom w:w="70" w:type="dxa"/>
+        </w:tblCellMar>
       </w:tblPr>
       <w:tblGrid>
         <w:gridCol w:w="9493"/>
       </w:tblGrid>
       <w:tr>
-        <w:trPr>
-          <w:trHeight w:val="1936"/>
-        </w:trPr>
+        <w:trPr/>
         <w:tc>
           <w:tcPr>
             <w:tcW w:w="5000" w:type="pct"/>
-            <w:vAlign w:val="center"/>
-          </w:tcPr>
-          <w:p>
-            <w:pPr>
-              <w:jc w:val="both"/>
-              <w:rPr>
-                <w:rFonts w:ascii="Calibri" w:hAnsi="Calibri" w:cs="Arial"/>
-                <w:i/>
-                <w:color w:val="548DD4"/>
-                <w:sz w:val="20"/>
-                <w:szCs w:val="20"/>
-                <w:lang w:eastAsia="es-CL"/>
-              </w:rPr>
-            </w:pPr>
-            <w:r>
-              <w:rPr>
-                <w:rFonts w:ascii="Calibri" w:hAnsi="Calibri"/>
-                <w:color w:val="1F3864" w:themeColor="accent1" w:themeShade="80"/>
-              </w:rPr>
-              <w:lastRenderedPageBreak/>
-              <w:t xml:space="preserve">Actividades ajustadas o eliminadas: </w:t>
-            </w:r>
-            <w:r>
-              <w:rPr>
-                <w:rFonts w:ascii="Calibri" w:hAnsi="Calibri" w:cs="Arial"/>
-                <w:i/>
-                <w:color w:val="548DD4"/>
-                <w:sz w:val="20"/>
-                <w:szCs w:val="20"/>
-                <w:lang w:eastAsia="es-CL"/>
-              </w:rPr>
-              <w:t>Señalar los ajustes</w:t>
-            </w:r>
-            <w:r>
-              <w:rPr>
-                <w:rFonts w:ascii="Calibri" w:hAnsi="Calibri" w:cs="Arial"/>
-                <w:i/>
-                <w:color w:val="548DD4"/>
-                <w:sz w:val="20"/>
-                <w:szCs w:val="20"/>
-                <w:lang w:eastAsia="es-CL"/>
-              </w:rPr>
-              <w:t xml:space="preserve"> que realizaste a tu plan de trabajo o </w:t>
-            </w:r>
-            <w:r>
-              <w:rPr>
-                <w:rFonts w:ascii="Calibri" w:hAnsi="Calibri" w:cs="Arial"/>
-                <w:i/>
-                <w:color w:val="548DD4"/>
-                <w:sz w:val="20"/>
-                <w:szCs w:val="20"/>
-                <w:lang w:eastAsia="es-CL"/>
-              </w:rPr>
-              <w:t>actividades que</w:t>
-            </w:r>
-            <w:r>
-              <w:rPr>
-                <w:rFonts w:ascii="Calibri" w:hAnsi="Calibri" w:cs="Arial"/>
-                <w:i/>
-                <w:color w:val="548DD4"/>
-                <w:sz w:val="20"/>
-                <w:szCs w:val="20"/>
-                <w:lang w:eastAsia="es-CL"/>
-              </w:rPr>
-              <w:t xml:space="preserve"> eliminaste</w:t>
-            </w:r>
-            <w:r>
-              <w:rPr>
-                <w:rFonts w:ascii="Calibri" w:hAnsi="Calibri" w:cs="Arial"/>
-                <w:i/>
-                <w:color w:val="548DD4"/>
-                <w:sz w:val="20"/>
-                <w:szCs w:val="20"/>
-                <w:lang w:eastAsia="es-CL"/>
-              </w:rPr>
-              <w:t xml:space="preserve"> y</w:t>
-            </w:r>
-            <w:r>
-              <w:rPr>
-                <w:rFonts w:ascii="Calibri" w:hAnsi="Calibri" w:cs="Arial"/>
-                <w:i/>
-                <w:color w:val="548DD4"/>
-                <w:sz w:val="20"/>
-                <w:szCs w:val="20"/>
-                <w:lang w:eastAsia="es-CL"/>
-              </w:rPr>
-              <w:t>,</w:t>
-            </w:r>
-            <w:r>
-              <w:rPr>
-                <w:rFonts w:ascii="Calibri" w:hAnsi="Calibri" w:cs="Arial"/>
-                <w:i/>
-                <w:color w:val="548DD4"/>
-                <w:sz w:val="20"/>
-                <w:szCs w:val="20"/>
-                <w:lang w:eastAsia="es-CL"/>
-              </w:rPr>
-              <w:t xml:space="preserve"> justifica por</w:t>
-            </w:r>
-            <w:r>
-              <w:rPr>
-                <w:rFonts w:ascii="Calibri" w:hAnsi="Calibri" w:cs="Arial"/>
-                <w:i/>
-                <w:color w:val="548DD4"/>
-                <w:sz w:val="20"/>
-                <w:szCs w:val="20"/>
-                <w:lang w:eastAsia="es-CL"/>
-              </w:rPr>
-              <w:t xml:space="preserve"> </w:t>
-            </w:r>
-            <w:r>
-              <w:rPr>
-                <w:rFonts w:ascii="Calibri" w:hAnsi="Calibri" w:cs="Arial"/>
-                <w:i/>
-                <w:color w:val="548DD4"/>
-                <w:sz w:val="20"/>
-                <w:szCs w:val="20"/>
-                <w:lang w:eastAsia="es-CL"/>
-              </w:rPr>
-              <w:t xml:space="preserve">qué lo hiciste. </w:t>
-            </w:r>
-            <w:r>
-              <w:t xml:space="preserve"> </w:t>
-            </w:r>
-            <w:r>
-              <w:rPr>
-                <w:rFonts w:ascii="Calibri" w:hAnsi="Calibri" w:cs="Arial"/>
-                <w:i/>
-                <w:color w:val="548DD4"/>
-                <w:sz w:val="20"/>
-                <w:szCs w:val="20"/>
-                <w:lang w:eastAsia="es-CL"/>
-              </w:rPr>
-              <w:t>En el caso de que tu plan de trabajo no haya requerido ni requiera ajustes, justifica esta decisión a partir de los facilitadores que te han permitido desarrollarlo como fue planeado.</w:t>
-            </w:r>
-          </w:p>
-          <w:p>
-            <w:pPr>
-              <w:jc w:val="both"/>
-              <w:rPr>
-                <w:rFonts w:ascii="Calibri" w:hAnsi="Calibri" w:cs="Arial"/>
-                <w:i/>
-                <w:color w:val="548DD4"/>
-                <w:sz w:val="20"/>
-                <w:szCs w:val="20"/>
-                <w:lang w:eastAsia="es-CL"/>
-              </w:rPr>
-            </w:pPr>
-          </w:p>
-          <w:p>
-            <w:pPr>
-              <w:jc w:val="both"/>
-              <w:rPr>
-                <w:rFonts w:ascii="Calibri" w:hAnsi="Calibri" w:cs="Arial"/>
-                <w:i/>
-                <w:color w:val="C00000"/>
-                <w:sz w:val="20"/>
-                <w:szCs w:val="20"/>
-                <w:lang w:eastAsia="es-CL"/>
-              </w:rPr>
-            </w:pPr>
-          </w:p>
-          <w:p>
-            <w:pPr>
-              <w:jc w:val="both"/>
-              <w:rPr>
-                <w:rFonts w:ascii="Calibri" w:hAnsi="Calibri" w:cs="Arial"/>
-                <w:i/>
-                <w:color w:val="548DD4"/>
-                <w:sz w:val="20"/>
-                <w:szCs w:val="20"/>
-                <w:lang w:eastAsia="es-CL"/>
-              </w:rPr>
-            </w:pPr>
-          </w:p>
-          <w:p>
-            <w:pPr>
-              <w:jc w:val="both"/>
-              <w:rPr>
-                <w:rFonts w:ascii="Calibri" w:hAnsi="Calibri" w:cs="Arial"/>
-                <w:i/>
-                <w:color w:val="548DD4"/>
-                <w:sz w:val="20"/>
-                <w:szCs w:val="20"/>
-                <w:lang w:eastAsia="es-CL"/>
-              </w:rPr>
-            </w:pPr>
-          </w:p>
-          <w:p>
-            <w:pPr>
-              <w:jc w:val="both"/>
-              <w:rPr>
-                <w:rFonts w:ascii="Calibri" w:hAnsi="Calibri" w:cs="Arial"/>
-                <w:i/>
-                <w:color w:val="548DD4"/>
-                <w:sz w:val="20"/>
-                <w:szCs w:val="20"/>
-                <w:lang w:eastAsia="es-CL"/>
-              </w:rPr>
-            </w:pPr>
-          </w:p>
-          <w:p>
-            <w:pPr>
-              <w:jc w:val="both"/>
-              <w:rPr>
-                <w:rFonts w:ascii="Calibri" w:hAnsi="Calibri" w:cs="Arial"/>
-                <w:i/>
-                <w:color w:val="548DD4"/>
-                <w:sz w:val="20"/>
-                <w:szCs w:val="20"/>
-                <w:lang w:eastAsia="es-CL"/>
-              </w:rPr>
-            </w:pPr>
-          </w:p>
-          <w:p>
-            <w:pPr>
-              <w:jc w:val="both"/>
-              <w:rPr>
-                <w:rFonts w:ascii="Calibri" w:hAnsi="Calibri" w:cs="Arial"/>
-                <w:i/>
-                <w:color w:val="548DD4"/>
-                <w:sz w:val="20"/>
-                <w:szCs w:val="20"/>
-                <w:lang w:eastAsia="es-CL"/>
-              </w:rPr>
-            </w:pPr>
+            <w:vAlign w:val="top"/>
+          </w:tcPr>
+          <w:p>
+            <w:pPr>
+              <w:keepNext w:val="0"/>
+              <w:keepLines w:val="0"/>
+              <w:widowControl/>
+              <w:spacing w:before="0" w:after="80" w:line="250" w:lineRule="auto"/>
+              <w:ind w:left="0" w:right="0" w:firstLine="0"/>
+              <w:jc w:val="left"/>
+            </w:pPr>
+            <w:r>
+              <w:rPr>
+                <w:rFonts w:ascii="Calibri" w:hAnsi="Calibri"/>
+                <w:b/>
+                <w:i w:val="0"/>
+                <w:color w:val="000000"/>
+                <w:sz w:val="21"/>
+                <w:lang w:val="es-CL"/>
+              </w:rPr>
+              <w:t>Actividades ajustadas o eliminadas:</w:t>
+            </w:r>
+          </w:p>
+          <w:p>
+            <w:pPr>
+              <w:keepNext w:val="0"/>
+              <w:keepLines w:val="0"/>
+              <w:widowControl/>
+              <w:spacing w:before="0" w:after="80" w:line="250" w:lineRule="auto"/>
+              <w:ind w:left="0" w:right="0" w:firstLine="0"/>
+              <w:jc w:val="left"/>
+            </w:pPr>
+            <w:r>
+              <w:rPr>
+                <w:rFonts w:ascii="Calibri" w:hAnsi="Calibri"/>
+                <w:b w:val="0"/>
+                <w:i w:val="0"/>
+                <w:color w:val="000000"/>
+                <w:sz w:val="21"/>
+                <w:lang w:val="es-CL"/>
+              </w:rPr>
+              <w:t>Inicialmente, el proyecto Konea Focus se desarrollaba con una metodología ágil. Durante la Fase 2 se decidió cambiar a cascada adaptada debido a que la documentación de seguimiento y de incrementos contemplada en el enfoque ágil que se estaba utilizando resultaba excesiva para un flujo de trabajo que el equipo consideraba más lineal. El proyecto tiene un propósito académico y no contempla entregas incrementales de un producto mínimo viable a un cliente externo; el avance se revisa semanalmente y se orienta a completar una solución funcional para la evaluación de la asignatura. Las actividades se estaban desarrollando en una secuencia de análisis de requisitos, diseño, construcción, integración y pruebas, por lo que su organización correspondía mejor al ciclo de trabajo en cascada. Para controlar las actividades y los plazos, el equipo consideró suficiente la carta Gantt junto con las revisiones semanales, sin mantener registros ágiles adicionales que duplicaran ese seguimiento. Además, se disponía de documentos de apoyo para cascada que facilitaban la elaboración y organización de los entregables. Por estas razones, el cambio permitió ajustar la documentación a la forma real de trabajo, reducir la carga de seguimiento y concentrar el esfuerzo en el desarrollo del MVP, sin eliminar la documentación técnica ni las evidencias requeridas por el curso.</w:t>
+            </w:r>
+          </w:p>
+          <w:p>
+            <w:pPr>
+              <w:keepNext w:val="0"/>
+              <w:keepLines w:val="0"/>
+              <w:widowControl/>
+              <w:spacing w:before="0" w:after="80" w:line="250" w:lineRule="auto"/>
+              <w:ind w:left="0" w:right="0" w:firstLine="0"/>
+              <w:jc w:val="left"/>
+            </w:pPr>
+            <w:r>
+              <w:rPr>
+                <w:rFonts w:ascii="Calibri" w:hAnsi="Calibri"/>
+                <w:b w:val="0"/>
+                <w:i w:val="0"/>
+                <w:color w:val="000000"/>
+                <w:sz w:val="21"/>
+                <w:lang w:val="es-CL"/>
+              </w:rPr>
+              <w:t>Junto con este cambio metodológico, Konea Focus se definió como plataforma principal y FocusBuddy como módulo complementario. La integración directa con AVA se sustituyó temporalmente por calendario ICS e importación experimental consentida, descartando solicitar credenciales institucionales. DUCO quedó limitado a preparar propuestas revisables y confirmables por el usuario.</w:t>
+            </w:r>
+          </w:p>
+          <w:p>
+            <w:pPr>
+              <w:keepNext w:val="0"/>
+              <w:keepLines w:val="0"/>
+              <w:widowControl/>
+              <w:spacing w:before="0" w:after="0" w:line="250" w:lineRule="auto"/>
+              <w:ind w:left="0" w:right="0" w:firstLine="0"/>
+              <w:jc w:val="left"/>
+            </w:pPr>
+            <w:r>
+              <w:rPr>
+                <w:rFonts w:ascii="Calibri" w:hAnsi="Calibri"/>
+                <w:b w:val="0"/>
+                <w:i w:val="0"/>
+                <w:color w:val="000000"/>
+                <w:sz w:val="21"/>
+                <w:lang w:val="es-CL"/>
+              </w:rPr>
+              <w:t>Asimismo, se mantuvo un avatar provisional mientras finaliza la producción gráfica, polling para chat y notificaciones en lugar de WebSocket, y estadísticas descriptivas en lugar de predicciones. Por último, el despliegue público se trasladó a una fase posterior para priorizar la estabilización del MVP y una demostración local reproducible.</w:t>
+            </w:r>
           </w:p>
         </w:tc>
       </w:tr>
     </w:tbl>
     <w:p>
       <w:pPr>
-        <w:spacing w:after="0" w:line="240" w:lineRule="auto"/>
+        <w:spacing w:after="0" w:line="80" w:lineRule="exact" w:before="0"/>
         <w:jc w:val="both"/>
         <w:rPr>
           <w:rFonts w:ascii="Calibri" w:hAnsi="Calibri" w:cs="Arial"/>
@@ -2980,7 +5129,7 @@
     </w:p>
     <w:p>
       <w:pPr>
-        <w:spacing w:after="0" w:line="240" w:lineRule="auto"/>
+        <w:spacing w:after="0" w:line="80" w:lineRule="exact" w:before="0"/>
         <w:jc w:val="both"/>
         <w:rPr>
           <w:rFonts w:ascii="Calibri" w:hAnsi="Calibri" w:cs="Arial"/>
@@ -3006,294 +5155,90 @@
           <w:insideV w:val="single" w:sz="4" w:space="0" w:color="BFBFBF" w:themeColor="background1" w:themeShade="BF"/>
         </w:tblBorders>
         <w:tblLook w:val="04A0" w:firstRow="1" w:lastRow="0" w:firstColumn="1" w:lastColumn="0" w:noHBand="0" w:noVBand="1"/>
+        <w:tblCellMar>
+          <w:top w:w="70" w:type="dxa"/>
+          <w:bottom w:w="70" w:type="dxa"/>
+        </w:tblCellMar>
       </w:tblPr>
       <w:tblGrid>
         <w:gridCol w:w="9498"/>
       </w:tblGrid>
       <w:tr>
-        <w:trPr>
-          <w:trHeight w:val="1966"/>
-        </w:trPr>
+        <w:trPr/>
         <w:tc>
           <w:tcPr>
             <w:tcW w:w="5000" w:type="pct"/>
-            <w:vAlign w:val="center"/>
-          </w:tcPr>
-          <w:p>
-            <w:pPr>
-              <w:jc w:val="both"/>
-              <w:rPr>
-                <w:rFonts w:ascii="Calibri" w:hAnsi="Calibri" w:cs="Arial"/>
-                <w:i/>
-                <w:color w:val="548DD4"/>
-                <w:sz w:val="20"/>
-                <w:szCs w:val="20"/>
-                <w:lang w:eastAsia="es-CL"/>
-              </w:rPr>
-            </w:pPr>
-            <w:r>
-              <w:rPr>
-                <w:rFonts w:ascii="Calibri" w:hAnsi="Calibri"/>
-                <w:color w:val="1F3864" w:themeColor="accent1" w:themeShade="80"/>
+            <w:vAlign w:val="top"/>
+          </w:tcPr>
+          <w:p>
+            <w:pPr>
+              <w:keepNext w:val="0"/>
+              <w:keepLines w:val="0"/>
+              <w:widowControl/>
+              <w:spacing w:before="0" w:after="80" w:line="250" w:lineRule="auto"/>
+              <w:ind w:left="0" w:right="0" w:firstLine="0"/>
+              <w:jc w:val="left"/>
+            </w:pPr>
+            <w:r>
+              <w:rPr>
+                <w:rFonts w:ascii="Calibri" w:hAnsi="Calibri"/>
+                <w:b/>
+                <w:i w:val="0"/>
+                <w:color w:val="000000"/>
+                <w:sz w:val="21"/>
+                <w:lang w:val="es-CL"/>
               </w:rPr>
               <w:t>Actividades que no has iniciado o están retrasadas:</w:t>
             </w:r>
-            <w:r>
-              <w:rPr>
-                <w:rFonts w:ascii="Calibri" w:hAnsi="Calibri" w:cs="Arial"/>
-                <w:i/>
-                <w:color w:val="548DD4"/>
-                <w:sz w:val="20"/>
-                <w:szCs w:val="20"/>
-                <w:lang w:eastAsia="es-CL"/>
-              </w:rPr>
-              <w:t xml:space="preserve"> </w:t>
-            </w:r>
-            <w:r>
-              <w:rPr>
-                <w:rFonts w:ascii="Calibri" w:hAnsi="Calibri" w:cs="Arial"/>
-                <w:i/>
-                <w:color w:val="548DD4"/>
-                <w:sz w:val="20"/>
-                <w:szCs w:val="20"/>
-                <w:lang w:eastAsia="es-CL"/>
-              </w:rPr>
-              <w:t>En caso</w:t>
-            </w:r>
-            <w:r>
-              <w:rPr>
-                <w:rFonts w:ascii="Calibri" w:hAnsi="Calibri" w:cs="Arial"/>
-                <w:i/>
-                <w:color w:val="548DD4"/>
-                <w:sz w:val="20"/>
-                <w:szCs w:val="20"/>
-                <w:lang w:eastAsia="es-CL"/>
-              </w:rPr>
-              <w:t xml:space="preserve"> de</w:t>
-            </w:r>
-            <w:r>
-              <w:rPr>
-                <w:rFonts w:ascii="Calibri" w:hAnsi="Calibri" w:cs="Arial"/>
-                <w:i/>
-                <w:color w:val="548DD4"/>
-                <w:sz w:val="20"/>
-                <w:szCs w:val="20"/>
-                <w:lang w:eastAsia="es-CL"/>
-              </w:rPr>
-              <w:t xml:space="preserve"> que </w:t>
-            </w:r>
-            <w:r>
-              <w:rPr>
-                <w:rFonts w:ascii="Calibri" w:hAnsi="Calibri" w:cs="Arial"/>
-                <w:b/>
-                <w:i/>
-                <w:color w:val="548DD4"/>
-                <w:sz w:val="20"/>
-                <w:szCs w:val="20"/>
-                <w:lang w:eastAsia="es-CL"/>
-              </w:rPr>
-              <w:t>no ha</w:t>
-            </w:r>
-            <w:r>
-              <w:rPr>
-                <w:rFonts w:ascii="Calibri" w:hAnsi="Calibri" w:cs="Arial"/>
-                <w:b/>
-                <w:i/>
-                <w:color w:val="548DD4"/>
-                <w:sz w:val="20"/>
-                <w:szCs w:val="20"/>
-                <w:lang w:eastAsia="es-CL"/>
-              </w:rPr>
-              <w:t>yas</w:t>
-            </w:r>
-            <w:r>
-              <w:rPr>
-                <w:rFonts w:ascii="Calibri" w:hAnsi="Calibri" w:cs="Arial"/>
-                <w:b/>
-                <w:i/>
-                <w:color w:val="548DD4"/>
-                <w:sz w:val="20"/>
-                <w:szCs w:val="20"/>
-                <w:lang w:eastAsia="es-CL"/>
-              </w:rPr>
-              <w:t xml:space="preserve"> iniciado actividades o est</w:t>
-            </w:r>
-            <w:r>
-              <w:rPr>
-                <w:rFonts w:ascii="Calibri" w:hAnsi="Calibri" w:cs="Arial"/>
-                <w:b/>
-                <w:i/>
-                <w:color w:val="548DD4"/>
-                <w:sz w:val="20"/>
-                <w:szCs w:val="20"/>
-                <w:lang w:eastAsia="es-CL"/>
-              </w:rPr>
-              <w:t>é</w:t>
-            </w:r>
-            <w:r>
-              <w:rPr>
-                <w:rFonts w:ascii="Calibri" w:hAnsi="Calibri" w:cs="Arial"/>
-                <w:b/>
-                <w:i/>
-                <w:color w:val="548DD4"/>
-                <w:sz w:val="20"/>
-                <w:szCs w:val="20"/>
-                <w:lang w:eastAsia="es-CL"/>
-              </w:rPr>
-              <w:t>n retrasadas</w:t>
-            </w:r>
-            <w:r>
-              <w:rPr>
-                <w:rFonts w:ascii="Calibri" w:hAnsi="Calibri" w:cs="Arial"/>
-                <w:i/>
-                <w:color w:val="548DD4"/>
-                <w:sz w:val="20"/>
-                <w:szCs w:val="20"/>
-                <w:lang w:eastAsia="es-CL"/>
-              </w:rPr>
-              <w:t xml:space="preserve"> de acuerdo a tu planificación</w:t>
-            </w:r>
-            <w:r>
-              <w:rPr>
-                <w:rFonts w:ascii="Calibri" w:hAnsi="Calibri" w:cs="Arial"/>
-                <w:i/>
-                <w:color w:val="548DD4"/>
-                <w:sz w:val="20"/>
-                <w:szCs w:val="20"/>
-                <w:lang w:eastAsia="es-CL"/>
-              </w:rPr>
-              <w:t>,</w:t>
-            </w:r>
-            <w:r>
-              <w:rPr>
-                <w:rFonts w:ascii="Calibri" w:hAnsi="Calibri" w:cs="Arial"/>
-                <w:i/>
-                <w:color w:val="548DD4"/>
-                <w:sz w:val="20"/>
-                <w:szCs w:val="20"/>
-                <w:lang w:eastAsia="es-CL"/>
-              </w:rPr>
-              <w:t xml:space="preserve"> señala los motivos por lo</w:t>
-            </w:r>
-            <w:r>
-              <w:rPr>
-                <w:rFonts w:ascii="Calibri" w:hAnsi="Calibri" w:cs="Arial"/>
-                <w:i/>
-                <w:color w:val="548DD4"/>
-                <w:sz w:val="20"/>
-                <w:szCs w:val="20"/>
-                <w:lang w:eastAsia="es-CL"/>
-              </w:rPr>
-              <w:t>s</w:t>
-            </w:r>
-            <w:r>
-              <w:rPr>
-                <w:rFonts w:ascii="Calibri" w:hAnsi="Calibri" w:cs="Arial"/>
-                <w:i/>
-                <w:color w:val="548DD4"/>
-                <w:sz w:val="20"/>
-                <w:szCs w:val="20"/>
-                <w:lang w:eastAsia="es-CL"/>
-              </w:rPr>
-              <w:t xml:space="preserve"> que no has podido cumplir dichos plazos y qué estrategias utilizarás para avanzar en dichas actividades y no afectar tu proyecto APT. </w:t>
-            </w:r>
-          </w:p>
-          <w:p>
-            <w:pPr>
-              <w:jc w:val="both"/>
-              <w:rPr>
-                <w:rFonts w:ascii="Calibri" w:hAnsi="Calibri" w:cs="Arial"/>
-                <w:i/>
-                <w:color w:val="548DD4"/>
-                <w:sz w:val="20"/>
-                <w:szCs w:val="20"/>
-                <w:lang w:eastAsia="es-CL"/>
-              </w:rPr>
-            </w:pPr>
-          </w:p>
-          <w:p>
-            <w:pPr>
-              <w:jc w:val="both"/>
-              <w:rPr>
-                <w:rFonts w:ascii="Calibri" w:hAnsi="Calibri" w:cs="Arial"/>
-                <w:i/>
-                <w:color w:val="548DD4"/>
-                <w:sz w:val="20"/>
-                <w:szCs w:val="20"/>
-                <w:lang w:eastAsia="es-CL"/>
-              </w:rPr>
-            </w:pPr>
-          </w:p>
-          <w:p>
-            <w:pPr>
-              <w:jc w:val="both"/>
-              <w:rPr>
-                <w:rFonts w:ascii="Calibri" w:hAnsi="Calibri" w:cs="Arial"/>
-                <w:i/>
-                <w:color w:val="548DD4"/>
-                <w:sz w:val="20"/>
-                <w:szCs w:val="20"/>
-                <w:lang w:eastAsia="es-CL"/>
-              </w:rPr>
-            </w:pPr>
-          </w:p>
-          <w:p>
-            <w:pPr>
-              <w:jc w:val="both"/>
-              <w:rPr>
-                <w:rFonts w:ascii="Calibri" w:hAnsi="Calibri" w:cs="Arial"/>
-                <w:i/>
-                <w:color w:val="548DD4"/>
-                <w:sz w:val="20"/>
-                <w:szCs w:val="20"/>
-                <w:lang w:eastAsia="es-CL"/>
-              </w:rPr>
-            </w:pPr>
-          </w:p>
-          <w:p>
-            <w:pPr>
-              <w:jc w:val="both"/>
-              <w:rPr>
-                <w:rFonts w:ascii="Calibri" w:hAnsi="Calibri" w:cs="Arial"/>
-                <w:i/>
-                <w:color w:val="548DD4"/>
-                <w:sz w:val="20"/>
-                <w:szCs w:val="20"/>
-                <w:lang w:eastAsia="es-CL"/>
-              </w:rPr>
-            </w:pPr>
-          </w:p>
-          <w:p>
-            <w:pPr>
-              <w:jc w:val="both"/>
-              <w:rPr>
-                <w:rFonts w:ascii="Calibri" w:hAnsi="Calibri" w:cs="Arial"/>
-                <w:i/>
-                <w:color w:val="548DD4"/>
-                <w:sz w:val="20"/>
-                <w:szCs w:val="20"/>
-                <w:lang w:eastAsia="es-CL"/>
-              </w:rPr>
-            </w:pPr>
-          </w:p>
-          <w:p>
-            <w:pPr>
-              <w:jc w:val="both"/>
-              <w:rPr>
-                <w:rFonts w:ascii="Calibri" w:hAnsi="Calibri" w:cs="Arial"/>
-                <w:i/>
-                <w:color w:val="548DD4"/>
-                <w:sz w:val="20"/>
-                <w:szCs w:val="20"/>
-                <w:lang w:eastAsia="es-CL"/>
-              </w:rPr>
-            </w:pPr>
+          </w:p>
+          <w:p>
+            <w:pPr>
+              <w:keepNext w:val="0"/>
+              <w:keepLines w:val="0"/>
+              <w:widowControl/>
+              <w:spacing w:before="0" w:after="80" w:line="250" w:lineRule="auto"/>
+              <w:ind w:left="0" w:right="0" w:firstLine="0"/>
+              <w:jc w:val="left"/>
+            </w:pPr>
+            <w:r>
+              <w:rPr>
+                <w:rFonts w:ascii="Calibri" w:hAnsi="Calibri"/>
+                <w:b w:val="0"/>
+                <w:i w:val="0"/>
+                <w:color w:val="000000"/>
+                <w:sz w:val="21"/>
+                <w:lang w:val="es-CL"/>
+              </w:rPr>
+              <w:t>Los sprites definitivos siguen en producción; Hilary Torres trabaja en los recursos visuales y se mantiene un avatar provisional compatible con los estados previstos. Las pruebas manuales completas, rendimiento, respaldo y restauración están pendientes porque se priorizaron los flujos funcionales. La estrategia es congelar nuevas funciones y ejecutar recorridos críticos y casos no funcionales, dejando registro de los resultados.</w:t>
+            </w:r>
+          </w:p>
+          <w:p>
+            <w:pPr>
+              <w:keepNext w:val="0"/>
+              <w:keepLines w:val="0"/>
+              <w:widowControl/>
+              <w:spacing w:before="0" w:after="0" w:line="250" w:lineRule="auto"/>
+              <w:ind w:left="0" w:right="0" w:firstLine="0"/>
+              <w:jc w:val="left"/>
+            </w:pPr>
+            <w:r>
+              <w:rPr>
+                <w:rFonts w:ascii="Calibri" w:hAnsi="Calibri"/>
+                <w:b w:val="0"/>
+                <w:i w:val="0"/>
+                <w:color w:val="000000"/>
+                <w:sz w:val="21"/>
+                <w:lang w:val="es-CL"/>
+              </w:rPr>
+              <w:t>También falta probar el instalador en un equipo Windows limpio, ya que solo se validó en el entorno de desarrollo. El despliegue público no se ha iniciado por falta de infraestructura contratada o configurada; se mantiene la demostración local mientras se planifican HTTPS, secretos, base de datos y almacenamiento. La conexión oficial con AVA depende de autorización institucional. La presentación y la defensa continúan en preparación, con un recorrido controlado y respaldo audiovisual.</w:t>
+            </w:r>
           </w:p>
         </w:tc>
       </w:tr>
     </w:tbl>
     <w:p>
       <w:pPr>
+        <w:spacing w:before="0" w:after="0" w:line="80" w:lineRule="exact"/>
         <w:rPr>
           <w:lang w:val="es-ES"/>
         </w:rPr>
